--- a/docs/DOC-001 — Visión, Alcance y Especificación de Ingeniería del Sistema.docx
+++ b/docs/DOC-001 — Visión, Alcance y Especificación de Ingeniería del Sistema.docx
@@ -4,6 +4,75 @@
   <w:body>
     <w:p>
       <w:pPr>
+        <w:pStyle w:val="Heading2"/>
+        <w:keepNext w:val="0"/>
+        <w:keepLines w:val="0"/>
+        <w:spacing w:after="80" w:lineRule="auto"/>
+        <w:rPr>
+          <w:b w:val="1"/>
+          <w:bCs w:val="1"/>
+          <w:sz w:val="34"/>
+          <w:szCs w:val="34"/>
+        </w:rPr>
+      </w:pPr>
+      <w:bookmarkStart w:colFirst="0" w:colLast="0" w:name="_8tfe4p2g2n5w" w:id="0"/>
+      <w:bookmarkEnd w:id="0"/>
+      <w:r>
+        <w:rPr>
+          <w:b w:val="1"/>
+          <w:bCs w:val="1"/>
+          <w:sz w:val="34"/>
+          <w:szCs w:val="34"/>
+          <w:rtl w:val="0"/>
+        </w:rPr>
+        <w:t xml:space="preserve">DOC-001 — Visión, Alcance y Especificación de Ingeniería del Sistema</w:t>
+      </w:r>
+    </w:p>
+    <w:p>
+      <w:pPr>
+        <w:pStyle w:val="Heading3"/>
+        <w:keepNext w:val="0"/>
+        <w:keepLines w:val="0"/>
+        <w:spacing w:before="280" w:lineRule="auto"/>
+        <w:rPr>
+          <w:b w:val="1"/>
+          <w:bCs w:val="1"/>
+          <w:color w:val="000000"/>
+          <w:sz w:val="26"/>
+          <w:szCs w:val="26"/>
+        </w:rPr>
+      </w:pPr>
+      <w:bookmarkStart w:colFirst="0" w:colLast="0" w:name="_gwtq3qwm4m1j" w:id="1"/>
+      <w:bookmarkEnd w:id="1"/>
+      <w:r>
+        <w:rPr>
+          <w:b w:val="1"/>
+          <w:bCs w:val="1"/>
+          <w:color w:val="000000"/>
+          <w:sz w:val="26"/>
+          <w:szCs w:val="26"/>
+          <w:rtl w:val="0"/>
+        </w:rPr>
+        <w:t xml:space="preserve">Versión 0.1 (Inicial)</w:t>
+      </w:r>
+    </w:p>
+    <w:p>
+      <w:pPr>
+        <w:rPr/>
+      </w:pPr>
+      <w:r>
+        <w:pict>
+          <v:rect style="width:0.0pt;height:1.5pt" o:hr="t" o:hrstd="t" o:hralign="center" fillcolor="#A0A0A0" stroked="f"/>
+        </w:pict>
+      </w:r>
+      <w:r>
+        <w:rPr>
+          <w:rtl w:val="0"/>
+        </w:rPr>
+      </w:r>
+    </w:p>
+    <w:p>
+      <w:pPr>
         <w:pStyle w:val="Heading1"/>
         <w:keepNext w:val="0"/>
         <w:keepLines w:val="0"/>
@@ -15,8 +84,8 @@
           <w:szCs w:val="46"/>
         </w:rPr>
       </w:pPr>
-      <w:bookmarkStart w:colFirst="0" w:colLast="0" w:name="_yohw419fheud" w:id="0"/>
-      <w:bookmarkEnd w:id="0"/>
+      <w:bookmarkStart w:colFirst="0" w:colLast="0" w:name="_j8v6y1twy49w" w:id="2"/>
+      <w:bookmarkEnd w:id="2"/>
       <w:r>
         <w:rPr>
           <w:b w:val="1"/>
@@ -25,7 +94,216 @@
           <w:szCs w:val="46"/>
           <w:rtl w:val="0"/>
         </w:rPr>
-        <w:t xml:space="preserve">TramitaGO Quant Platform</w:t>
+        <w:t xml:space="preserve">1. Propósito del sistema</w:t>
+      </w:r>
+    </w:p>
+    <w:p>
+      <w:pPr>
+        <w:spacing w:after="240" w:before="240" w:lineRule="auto"/>
+        <w:rPr/>
+      </w:pPr>
+      <w:r>
+        <w:rPr>
+          <w:rtl w:val="0"/>
+        </w:rPr>
+        <w:t xml:space="preserve">El propósito de este sistema es construir una plataforma de investigación cuantitativa orientada a la toma de decisiones de inversión, capaz de:</w:t>
+      </w:r>
+    </w:p>
+    <w:p>
+      <w:pPr>
+        <w:numPr>
+          <w:ilvl w:val="0"/>
+          <w:numId w:val="5"/>
+        </w:numPr>
+        <w:spacing w:after="0" w:afterAutospacing="0" w:before="240" w:lineRule="auto"/>
+        <w:ind w:left="720" w:hanging="360"/>
+      </w:pPr>
+      <w:r>
+        <w:rPr>
+          <w:rtl w:val="0"/>
+        </w:rPr>
+        <w:t xml:space="preserve">Diseñar, probar y comparar estrategias de inversión de forma reproducible.</w:t>
+      </w:r>
+    </w:p>
+    <w:p>
+      <w:pPr>
+        <w:numPr>
+          <w:ilvl w:val="0"/>
+          <w:numId w:val="5"/>
+        </w:numPr>
+        <w:spacing w:after="0" w:afterAutospacing="0" w:before="0" w:beforeAutospacing="0" w:lineRule="auto"/>
+        <w:ind w:left="720" w:hanging="360"/>
+      </w:pPr>
+      <w:r>
+        <w:rPr>
+          <w:rtl w:val="0"/>
+        </w:rPr>
+        <w:t xml:space="preserve">Evaluar estrategias bajo métricas de rentabilidad, riesgo, costos e impuestos.</w:t>
+      </w:r>
+    </w:p>
+    <w:p>
+      <w:pPr>
+        <w:numPr>
+          <w:ilvl w:val="0"/>
+          <w:numId w:val="5"/>
+        </w:numPr>
+        <w:spacing w:after="0" w:afterAutospacing="0" w:before="0" w:beforeAutospacing="0" w:lineRule="auto"/>
+        <w:ind w:left="720" w:hanging="360"/>
+      </w:pPr>
+      <w:r>
+        <w:rPr>
+          <w:rtl w:val="0"/>
+        </w:rPr>
+        <w:t xml:space="preserve">Ejecutar operaciones de inversión de forma progresiva y controlada.</w:t>
+      </w:r>
+    </w:p>
+    <w:p>
+      <w:pPr>
+        <w:numPr>
+          <w:ilvl w:val="0"/>
+          <w:numId w:val="5"/>
+        </w:numPr>
+        <w:spacing w:after="240" w:before="0" w:beforeAutospacing="0" w:lineRule="auto"/>
+        <w:ind w:left="720" w:hanging="360"/>
+      </w:pPr>
+      <w:r>
+        <w:rPr>
+          <w:rtl w:val="0"/>
+        </w:rPr>
+        <w:t xml:space="preserve">Evolucionar hacia un sistema escalable de gestión de capital.</w:t>
+      </w:r>
+    </w:p>
+    <w:p>
+      <w:pPr>
+        <w:spacing w:after="240" w:before="240" w:lineRule="auto"/>
+        <w:rPr/>
+      </w:pPr>
+      <w:r>
+        <w:rPr>
+          <w:rtl w:val="0"/>
+        </w:rPr>
+        <w:t xml:space="preserve">El sistema no está diseñado inicialmente como un “algoritmo de trading”, sino como una </w:t>
+      </w:r>
+      <w:r>
+        <w:rPr>
+          <w:b w:val="1"/>
+          <w:bCs w:val="1"/>
+          <w:rtl w:val="0"/>
+        </w:rPr>
+        <w:t xml:space="preserve">plataforma de investigación y validación de estrategias financieras</w:t>
+      </w:r>
+      <w:r>
+        <w:rPr>
+          <w:rtl w:val="0"/>
+        </w:rPr>
+        <w:t xml:space="preserve">.</w:t>
+      </w:r>
+    </w:p>
+    <w:p>
+      <w:pPr>
+        <w:rPr/>
+      </w:pPr>
+      <w:r>
+        <w:pict>
+          <v:rect style="width:0.0pt;height:1.5pt" o:hr="t" o:hrstd="t" o:hralign="center" fillcolor="#A0A0A0" stroked="f"/>
+        </w:pict>
+      </w:r>
+      <w:r>
+        <w:rPr>
+          <w:rtl w:val="0"/>
+        </w:rPr>
+      </w:r>
+    </w:p>
+    <w:p>
+      <w:pPr>
+        <w:pStyle w:val="Heading1"/>
+        <w:keepNext w:val="0"/>
+        <w:keepLines w:val="0"/>
+        <w:spacing w:before="480" w:lineRule="auto"/>
+        <w:rPr>
+          <w:b w:val="1"/>
+          <w:bCs w:val="1"/>
+          <w:sz w:val="46"/>
+          <w:szCs w:val="46"/>
+        </w:rPr>
+      </w:pPr>
+      <w:bookmarkStart w:colFirst="0" w:colLast="0" w:name="_coydznm92zhh" w:id="3"/>
+      <w:bookmarkEnd w:id="3"/>
+      <w:r>
+        <w:rPr>
+          <w:b w:val="1"/>
+          <w:bCs w:val="1"/>
+          <w:sz w:val="46"/>
+          <w:szCs w:val="46"/>
+          <w:rtl w:val="0"/>
+        </w:rPr>
+        <w:t xml:space="preserve">2. Objetivo principal</w:t>
+      </w:r>
+    </w:p>
+    <w:p>
+      <w:pPr>
+        <w:spacing w:after="240" w:before="240" w:lineRule="auto"/>
+        <w:rPr/>
+      </w:pPr>
+      <w:r>
+        <w:rPr>
+          <w:rtl w:val="0"/>
+        </w:rPr>
+        <w:t xml:space="preserve">El objetivo del sistema es:</w:t>
+      </w:r>
+    </w:p>
+    <w:p>
+      <w:pPr>
+        <w:spacing w:after="240" w:before="240" w:lineRule="auto"/>
+        <w:ind w:left="600" w:right="600" w:firstLine="0"/>
+        <w:rPr/>
+      </w:pPr>
+      <w:r>
+        <w:rPr>
+          <w:rtl w:val="0"/>
+        </w:rPr>
+        <w:t xml:space="preserve">Maximizar el crecimiento compuesto del patrimonio neto después de costos, impuestos y riesgo, mediante un proceso científico, reproducible y modular de investigación y ejecución de estrategias de inversión.</w:t>
+      </w:r>
+    </w:p>
+    <w:p>
+      <w:pPr>
+        <w:rPr/>
+      </w:pPr>
+      <w:r>
+        <w:pict>
+          <v:rect style="width:0.0pt;height:1.5pt" o:hr="t" o:hrstd="t" o:hralign="center" fillcolor="#A0A0A0" stroked="f"/>
+        </w:pict>
+      </w:r>
+      <w:r>
+        <w:rPr>
+          <w:rtl w:val="0"/>
+        </w:rPr>
+      </w:r>
+    </w:p>
+    <w:p>
+      <w:pPr>
+        <w:pStyle w:val="Heading1"/>
+        <w:keepNext w:val="0"/>
+        <w:keepLines w:val="0"/>
+        <w:spacing w:before="480" w:lineRule="auto"/>
+        <w:rPr>
+          <w:b w:val="1"/>
+          <w:bCs w:val="1"/>
+          <w:sz w:val="46"/>
+          <w:szCs w:val="46"/>
+        </w:rPr>
+      </w:pPr>
+      <w:bookmarkStart w:colFirst="0" w:colLast="0" w:name="_lag2arj9s986" w:id="4"/>
+      <w:bookmarkEnd w:id="4"/>
+      <w:r>
+        <w:rPr>
+          <w:b w:val="1"/>
+          <w:bCs w:val="1"/>
+          <w:sz w:val="46"/>
+          <w:szCs w:val="46"/>
+          <w:rtl w:val="0"/>
+        </w:rPr>
+        <w:t xml:space="preserve">3. Principios fundamentales del sistema</w:t>
       </w:r>
     </w:p>
     <w:p>
@@ -41,8 +319,8 @@
           <w:szCs w:val="34"/>
         </w:rPr>
       </w:pPr>
-      <w:bookmarkStart w:colFirst="0" w:colLast="0" w:name="_8tfe4p2g2n5w" w:id="1"/>
-      <w:bookmarkEnd w:id="1"/>
+      <w:bookmarkStart w:colFirst="0" w:colLast="0" w:name="_6znfn3gt2ei4" w:id="5"/>
+      <w:bookmarkEnd w:id="5"/>
       <w:r>
         <w:rPr>
           <w:b w:val="1"/>
@@ -51,35 +329,31 @@
           <w:szCs w:val="34"/>
           <w:rtl w:val="0"/>
         </w:rPr>
-        <w:t xml:space="preserve">Documento 001 — Visión, Alcance y Especificación de Ingeniería del Sistema</w:t>
-      </w:r>
-    </w:p>
-    <w:p>
-      <w:pPr>
-        <w:pStyle w:val="Heading3"/>
-        <w:keepNext w:val="0"/>
-        <w:keepLines w:val="0"/>
-        <w:spacing w:before="280" w:lineRule="auto"/>
-        <w:rPr>
-          <w:b w:val="1"/>
-          <w:bCs w:val="1"/>
-          <w:color w:val="000000"/>
-          <w:sz w:val="26"/>
-          <w:szCs w:val="26"/>
-        </w:rPr>
-      </w:pPr>
-      <w:bookmarkStart w:colFirst="0" w:colLast="0" w:name="_gwtq3qwm4m1j" w:id="2"/>
-      <w:bookmarkEnd w:id="2"/>
-      <w:r>
-        <w:rPr>
-          <w:b w:val="1"/>
-          <w:bCs w:val="1"/>
-          <w:color w:val="000000"/>
-          <w:sz w:val="26"/>
-          <w:szCs w:val="26"/>
-          <w:rtl w:val="0"/>
-        </w:rPr>
-        <w:t xml:space="preserve">Versión 0.1 (Inicial)</w:t>
+        <w:t xml:space="preserve">3.1 Principio de evidencia</w:t>
+      </w:r>
+    </w:p>
+    <w:p>
+      <w:pPr>
+        <w:spacing w:after="240" w:before="240" w:lineRule="auto"/>
+        <w:rPr/>
+      </w:pPr>
+      <w:r>
+        <w:rPr>
+          <w:rtl w:val="0"/>
+        </w:rPr>
+        <w:t xml:space="preserve">Toda decisión del sistema debe estar respaldada por evidencia cuantitativa verificable.</w:t>
+      </w:r>
+    </w:p>
+    <w:p>
+      <w:pPr>
+        <w:spacing w:after="240" w:before="240" w:lineRule="auto"/>
+        <w:rPr/>
+      </w:pPr>
+      <w:r>
+        <w:rPr>
+          <w:rtl w:val="0"/>
+        </w:rPr>
+        <w:t xml:space="preserve">No se aceptan decisiones basadas en intuición sin validación empírica.</w:t>
       </w:r>
     </w:p>
     <w:p>
@@ -91,6 +365,650 @@
           <v:rect style="width:0.0pt;height:1.5pt" o:hr="t" o:hrstd="t" o:hralign="center" fillcolor="#A0A0A0" stroked="f"/>
         </w:pict>
       </w:r>
+      <w:r>
+        <w:rPr>
+          <w:rtl w:val="0"/>
+        </w:rPr>
+      </w:r>
+    </w:p>
+    <w:p>
+      <w:pPr>
+        <w:pStyle w:val="Heading2"/>
+        <w:keepNext w:val="0"/>
+        <w:keepLines w:val="0"/>
+        <w:spacing w:after="80" w:lineRule="auto"/>
+        <w:rPr>
+          <w:b w:val="1"/>
+          <w:bCs w:val="1"/>
+          <w:sz w:val="34"/>
+          <w:szCs w:val="34"/>
+        </w:rPr>
+      </w:pPr>
+      <w:bookmarkStart w:colFirst="0" w:colLast="0" w:name="_sk0zhz4ddqdb" w:id="6"/>
+      <w:bookmarkEnd w:id="6"/>
+      <w:r>
+        <w:rPr>
+          <w:b w:val="1"/>
+          <w:bCs w:val="1"/>
+          <w:sz w:val="34"/>
+          <w:szCs w:val="34"/>
+          <w:rtl w:val="0"/>
+        </w:rPr>
+        <w:t xml:space="preserve">3.2 Principio de modularidad</w:t>
+      </w:r>
+    </w:p>
+    <w:p>
+      <w:pPr>
+        <w:spacing w:after="240" w:before="240" w:lineRule="auto"/>
+        <w:rPr/>
+      </w:pPr>
+      <w:r>
+        <w:rPr>
+          <w:rtl w:val="0"/>
+        </w:rPr>
+        <w:t xml:space="preserve">El sistema se compone de módulos independientes:</w:t>
+      </w:r>
+    </w:p>
+    <w:p>
+      <w:pPr>
+        <w:numPr>
+          <w:ilvl w:val="0"/>
+          <w:numId w:val="1"/>
+        </w:numPr>
+        <w:spacing w:after="0" w:afterAutospacing="0" w:before="240" w:lineRule="auto"/>
+        <w:ind w:left="720" w:hanging="360"/>
+      </w:pPr>
+      <w:r>
+        <w:rPr>
+          <w:rtl w:val="0"/>
+        </w:rPr>
+        <w:t xml:space="preserve">Datos</w:t>
+      </w:r>
+    </w:p>
+    <w:p>
+      <w:pPr>
+        <w:numPr>
+          <w:ilvl w:val="0"/>
+          <w:numId w:val="1"/>
+        </w:numPr>
+        <w:spacing w:after="0" w:afterAutospacing="0" w:before="0" w:beforeAutospacing="0" w:lineRule="auto"/>
+        <w:ind w:left="720" w:hanging="360"/>
+      </w:pPr>
+      <w:r>
+        <w:rPr>
+          <w:rtl w:val="0"/>
+        </w:rPr>
+        <w:t xml:space="preserve">Estrategias</w:t>
+      </w:r>
+    </w:p>
+    <w:p>
+      <w:pPr>
+        <w:numPr>
+          <w:ilvl w:val="0"/>
+          <w:numId w:val="1"/>
+        </w:numPr>
+        <w:spacing w:after="0" w:afterAutospacing="0" w:before="0" w:beforeAutospacing="0" w:lineRule="auto"/>
+        <w:ind w:left="720" w:hanging="360"/>
+      </w:pPr>
+      <w:r>
+        <w:rPr>
+          <w:rtl w:val="0"/>
+        </w:rPr>
+        <w:t xml:space="preserve">Riesgo</w:t>
+      </w:r>
+    </w:p>
+    <w:p>
+      <w:pPr>
+        <w:numPr>
+          <w:ilvl w:val="0"/>
+          <w:numId w:val="1"/>
+        </w:numPr>
+        <w:spacing w:after="0" w:afterAutospacing="0" w:before="0" w:beforeAutospacing="0" w:lineRule="auto"/>
+        <w:ind w:left="720" w:hanging="360"/>
+      </w:pPr>
+      <w:r>
+        <w:rPr>
+          <w:rtl w:val="0"/>
+        </w:rPr>
+        <w:t xml:space="preserve">Ejecución</w:t>
+      </w:r>
+    </w:p>
+    <w:p>
+      <w:pPr>
+        <w:numPr>
+          <w:ilvl w:val="0"/>
+          <w:numId w:val="1"/>
+        </w:numPr>
+        <w:spacing w:after="0" w:afterAutospacing="0" w:before="0" w:beforeAutospacing="0" w:lineRule="auto"/>
+        <w:ind w:left="720" w:hanging="360"/>
+      </w:pPr>
+      <w:r>
+        <w:rPr>
+          <w:rtl w:val="0"/>
+        </w:rPr>
+        <w:t xml:space="preserve">Evaluación</w:t>
+      </w:r>
+    </w:p>
+    <w:p>
+      <w:pPr>
+        <w:numPr>
+          <w:ilvl w:val="0"/>
+          <w:numId w:val="1"/>
+        </w:numPr>
+        <w:spacing w:after="0" w:afterAutospacing="0" w:before="0" w:beforeAutospacing="0" w:lineRule="auto"/>
+        <w:ind w:left="720" w:hanging="360"/>
+      </w:pPr>
+      <w:r>
+        <w:rPr>
+          <w:rtl w:val="0"/>
+        </w:rPr>
+        <w:t xml:space="preserve">Fiscalidad</w:t>
+      </w:r>
+    </w:p>
+    <w:p>
+      <w:pPr>
+        <w:numPr>
+          <w:ilvl w:val="0"/>
+          <w:numId w:val="1"/>
+        </w:numPr>
+        <w:spacing w:after="240" w:before="0" w:beforeAutospacing="0" w:lineRule="auto"/>
+        <w:ind w:left="720" w:hanging="360"/>
+      </w:pPr>
+      <w:r>
+        <w:rPr>
+          <w:rtl w:val="0"/>
+        </w:rPr>
+        <w:t xml:space="preserve">Investigación</w:t>
+      </w:r>
+    </w:p>
+    <w:p>
+      <w:pPr>
+        <w:spacing w:after="240" w:before="240" w:lineRule="auto"/>
+        <w:rPr/>
+      </w:pPr>
+      <w:r>
+        <w:rPr>
+          <w:rtl w:val="0"/>
+        </w:rPr>
+        <w:t xml:space="preserve">Cada módulo debe poder modificarse sin afectar el resto del sistema.</w:t>
+      </w:r>
+    </w:p>
+    <w:p>
+      <w:pPr>
+        <w:rPr/>
+      </w:pPr>
+      <w:r>
+        <w:pict>
+          <v:rect style="width:0.0pt;height:1.5pt" o:hr="t" o:hrstd="t" o:hralign="center" fillcolor="#A0A0A0" stroked="f"/>
+        </w:pict>
+      </w:r>
+      <w:r>
+        <w:rPr>
+          <w:rtl w:val="0"/>
+        </w:rPr>
+      </w:r>
+    </w:p>
+    <w:p>
+      <w:pPr>
+        <w:pStyle w:val="Heading2"/>
+        <w:keepNext w:val="0"/>
+        <w:keepLines w:val="0"/>
+        <w:spacing w:after="80" w:lineRule="auto"/>
+        <w:rPr>
+          <w:b w:val="1"/>
+          <w:bCs w:val="1"/>
+          <w:sz w:val="34"/>
+          <w:szCs w:val="34"/>
+        </w:rPr>
+      </w:pPr>
+      <w:bookmarkStart w:colFirst="0" w:colLast="0" w:name="_4oh5rauz12wm" w:id="7"/>
+      <w:bookmarkEnd w:id="7"/>
+      <w:r>
+        <w:rPr>
+          <w:b w:val="1"/>
+          <w:bCs w:val="1"/>
+          <w:sz w:val="34"/>
+          <w:szCs w:val="34"/>
+          <w:rtl w:val="0"/>
+        </w:rPr>
+        <w:t xml:space="preserve">3.3 Principio de separación de responsabilidades</w:t>
+      </w:r>
+    </w:p>
+    <w:p>
+      <w:pPr>
+        <w:spacing w:after="240" w:before="240" w:lineRule="auto"/>
+        <w:rPr/>
+      </w:pPr>
+      <w:r>
+        <w:rPr>
+          <w:rtl w:val="0"/>
+        </w:rPr>
+        <w:t xml:space="preserve">Se prohíbe mezclar:</w:t>
+      </w:r>
+    </w:p>
+    <w:p>
+      <w:pPr>
+        <w:numPr>
+          <w:ilvl w:val="0"/>
+          <w:numId w:val="23"/>
+        </w:numPr>
+        <w:spacing w:after="0" w:afterAutospacing="0" w:before="240" w:lineRule="auto"/>
+        <w:ind w:left="720" w:hanging="360"/>
+      </w:pPr>
+      <w:r>
+        <w:rPr>
+          <w:rtl w:val="0"/>
+        </w:rPr>
+        <w:t xml:space="preserve">Estrategia con ejecución</w:t>
+      </w:r>
+    </w:p>
+    <w:p>
+      <w:pPr>
+        <w:numPr>
+          <w:ilvl w:val="0"/>
+          <w:numId w:val="23"/>
+        </w:numPr>
+        <w:spacing w:after="0" w:afterAutospacing="0" w:before="0" w:beforeAutospacing="0" w:lineRule="auto"/>
+        <w:ind w:left="720" w:hanging="360"/>
+      </w:pPr>
+      <w:r>
+        <w:rPr>
+          <w:rtl w:val="0"/>
+        </w:rPr>
+        <w:t xml:space="preserve">Datos con lógica de decisión</w:t>
+      </w:r>
+    </w:p>
+    <w:p>
+      <w:pPr>
+        <w:numPr>
+          <w:ilvl w:val="0"/>
+          <w:numId w:val="23"/>
+        </w:numPr>
+        <w:spacing w:after="240" w:before="0" w:beforeAutospacing="0" w:lineRule="auto"/>
+        <w:ind w:left="720" w:hanging="360"/>
+      </w:pPr>
+      <w:r>
+        <w:rPr>
+          <w:rtl w:val="0"/>
+        </w:rPr>
+        <w:t xml:space="preserve">Evaluación con generación de señales</w:t>
+      </w:r>
+    </w:p>
+    <w:p>
+      <w:pPr>
+        <w:rPr/>
+      </w:pPr>
+      <w:r>
+        <w:pict>
+          <v:rect style="width:0.0pt;height:1.5pt" o:hr="t" o:hrstd="t" o:hralign="center" fillcolor="#A0A0A0" stroked="f"/>
+        </w:pict>
+      </w:r>
+      <w:r>
+        <w:rPr>
+          <w:rtl w:val="0"/>
+        </w:rPr>
+      </w:r>
+    </w:p>
+    <w:p>
+      <w:pPr>
+        <w:pStyle w:val="Heading2"/>
+        <w:keepNext w:val="0"/>
+        <w:keepLines w:val="0"/>
+        <w:spacing w:after="80" w:lineRule="auto"/>
+        <w:rPr>
+          <w:b w:val="1"/>
+          <w:bCs w:val="1"/>
+          <w:sz w:val="34"/>
+          <w:szCs w:val="34"/>
+        </w:rPr>
+      </w:pPr>
+      <w:bookmarkStart w:colFirst="0" w:colLast="0" w:name="_rzq2rd6a1mvs" w:id="8"/>
+      <w:bookmarkEnd w:id="8"/>
+      <w:r>
+        <w:rPr>
+          <w:b w:val="1"/>
+          <w:bCs w:val="1"/>
+          <w:sz w:val="34"/>
+          <w:szCs w:val="34"/>
+          <w:rtl w:val="0"/>
+        </w:rPr>
+        <w:t xml:space="preserve">3.4 Principio de reproducibilidad</w:t>
+      </w:r>
+    </w:p>
+    <w:p>
+      <w:pPr>
+        <w:spacing w:after="240" w:before="240" w:lineRule="auto"/>
+        <w:rPr/>
+      </w:pPr>
+      <w:r>
+        <w:rPr>
+          <w:rtl w:val="0"/>
+        </w:rPr>
+        <w:t xml:space="preserve">Todo resultado debe poder ser reproducido con:</w:t>
+      </w:r>
+    </w:p>
+    <w:p>
+      <w:pPr>
+        <w:numPr>
+          <w:ilvl w:val="0"/>
+          <w:numId w:val="26"/>
+        </w:numPr>
+        <w:spacing w:after="0" w:afterAutospacing="0" w:before="240" w:lineRule="auto"/>
+        <w:ind w:left="720" w:hanging="360"/>
+      </w:pPr>
+      <w:r>
+        <w:rPr>
+          <w:rtl w:val="0"/>
+        </w:rPr>
+        <w:t xml:space="preserve">mismo código</w:t>
+      </w:r>
+    </w:p>
+    <w:p>
+      <w:pPr>
+        <w:numPr>
+          <w:ilvl w:val="0"/>
+          <w:numId w:val="26"/>
+        </w:numPr>
+        <w:spacing w:after="0" w:afterAutospacing="0" w:before="0" w:beforeAutospacing="0" w:lineRule="auto"/>
+        <w:ind w:left="720" w:hanging="360"/>
+      </w:pPr>
+      <w:r>
+        <w:rPr>
+          <w:rtl w:val="0"/>
+        </w:rPr>
+        <w:t xml:space="preserve">mismos datos</w:t>
+      </w:r>
+    </w:p>
+    <w:p>
+      <w:pPr>
+        <w:numPr>
+          <w:ilvl w:val="0"/>
+          <w:numId w:val="26"/>
+        </w:numPr>
+        <w:spacing w:after="0" w:afterAutospacing="0" w:before="0" w:beforeAutospacing="0" w:lineRule="auto"/>
+        <w:ind w:left="720" w:hanging="360"/>
+      </w:pPr>
+      <w:r>
+        <w:rPr>
+          <w:rtl w:val="0"/>
+        </w:rPr>
+        <w:t xml:space="preserve">misma configuración</w:t>
+      </w:r>
+    </w:p>
+    <w:p>
+      <w:pPr>
+        <w:numPr>
+          <w:ilvl w:val="0"/>
+          <w:numId w:val="26"/>
+        </w:numPr>
+        <w:spacing w:after="240" w:before="0" w:beforeAutospacing="0" w:lineRule="auto"/>
+        <w:ind w:left="720" w:hanging="360"/>
+      </w:pPr>
+      <w:r>
+        <w:rPr>
+          <w:rtl w:val="0"/>
+        </w:rPr>
+        <w:t xml:space="preserve">misma versión del sistema</w:t>
+      </w:r>
+    </w:p>
+    <w:p>
+      <w:pPr>
+        <w:rPr/>
+      </w:pPr>
+      <w:r>
+        <w:pict>
+          <v:rect style="width:0.0pt;height:1.5pt" o:hr="t" o:hrstd="t" o:hralign="center" fillcolor="#A0A0A0" stroked="f"/>
+        </w:pict>
+      </w:r>
+      <w:r>
+        <w:rPr>
+          <w:rtl w:val="0"/>
+        </w:rPr>
+      </w:r>
+    </w:p>
+    <w:p>
+      <w:pPr>
+        <w:pStyle w:val="Heading2"/>
+        <w:keepNext w:val="0"/>
+        <w:keepLines w:val="0"/>
+        <w:spacing w:after="80" w:lineRule="auto"/>
+        <w:rPr>
+          <w:b w:val="1"/>
+          <w:bCs w:val="1"/>
+          <w:sz w:val="34"/>
+          <w:szCs w:val="34"/>
+        </w:rPr>
+      </w:pPr>
+      <w:bookmarkStart w:colFirst="0" w:colLast="0" w:name="_jgoo0loe68iv" w:id="9"/>
+      <w:bookmarkEnd w:id="9"/>
+      <w:r>
+        <w:rPr>
+          <w:b w:val="1"/>
+          <w:bCs w:val="1"/>
+          <w:sz w:val="34"/>
+          <w:szCs w:val="34"/>
+          <w:rtl w:val="0"/>
+        </w:rPr>
+        <w:t xml:space="preserve">3.5 Principio de escalabilidad progresiva</w:t>
+      </w:r>
+    </w:p>
+    <w:p>
+      <w:pPr>
+        <w:spacing w:after="240" w:before="240" w:lineRule="auto"/>
+        <w:rPr/>
+      </w:pPr>
+      <w:r>
+        <w:rPr>
+          <w:rtl w:val="0"/>
+        </w:rPr>
+        <w:t xml:space="preserve">El sistema debe permitir crecimiento de capital de forma gradual y controlada, basado en métricas objetivas de desempeño.</w:t>
+      </w:r>
+    </w:p>
+    <w:p>
+      <w:pPr>
+        <w:rPr/>
+      </w:pPr>
+      <w:r>
+        <w:pict>
+          <v:rect style="width:0.0pt;height:1.5pt" o:hr="t" o:hrstd="t" o:hralign="center" fillcolor="#A0A0A0" stroked="f"/>
+        </w:pict>
+      </w:r>
+      <w:r>
+        <w:rPr>
+          <w:rtl w:val="0"/>
+        </w:rPr>
+      </w:r>
+    </w:p>
+    <w:p>
+      <w:pPr>
+        <w:pStyle w:val="Heading2"/>
+        <w:keepNext w:val="0"/>
+        <w:keepLines w:val="0"/>
+        <w:spacing w:after="80" w:lineRule="auto"/>
+        <w:rPr>
+          <w:b w:val="1"/>
+          <w:bCs w:val="1"/>
+          <w:sz w:val="34"/>
+          <w:szCs w:val="34"/>
+        </w:rPr>
+      </w:pPr>
+      <w:bookmarkStart w:colFirst="0" w:colLast="0" w:name="_7othiajnotjh" w:id="10"/>
+      <w:bookmarkEnd w:id="10"/>
+      <w:r>
+        <w:rPr>
+          <w:b w:val="1"/>
+          <w:bCs w:val="1"/>
+          <w:sz w:val="34"/>
+          <w:szCs w:val="34"/>
+          <w:rtl w:val="0"/>
+        </w:rPr>
+        <w:t xml:space="preserve">3.6 Principio de control de complejidad</w:t>
+      </w:r>
+    </w:p>
+    <w:p>
+      <w:pPr>
+        <w:spacing w:after="240" w:before="240" w:lineRule="auto"/>
+        <w:rPr/>
+      </w:pPr>
+      <w:r>
+        <w:rPr>
+          <w:rtl w:val="0"/>
+        </w:rPr>
+        <w:t xml:space="preserve">Ninguna funcionalidad será añadida sin demostrar:</w:t>
+      </w:r>
+    </w:p>
+    <w:p>
+      <w:pPr>
+        <w:numPr>
+          <w:ilvl w:val="0"/>
+          <w:numId w:val="13"/>
+        </w:numPr>
+        <w:spacing w:after="0" w:afterAutospacing="0" w:before="240" w:lineRule="auto"/>
+        <w:ind w:left="720" w:hanging="360"/>
+      </w:pPr>
+      <w:r>
+        <w:rPr>
+          <w:rtl w:val="0"/>
+        </w:rPr>
+        <w:t xml:space="preserve">valor medible</w:t>
+      </w:r>
+    </w:p>
+    <w:p>
+      <w:pPr>
+        <w:numPr>
+          <w:ilvl w:val="0"/>
+          <w:numId w:val="13"/>
+        </w:numPr>
+        <w:spacing w:after="0" w:afterAutospacing="0" w:before="0" w:beforeAutospacing="0" w:lineRule="auto"/>
+        <w:ind w:left="720" w:hanging="360"/>
+      </w:pPr>
+      <w:r>
+        <w:rPr>
+          <w:rtl w:val="0"/>
+        </w:rPr>
+        <w:t xml:space="preserve">impacto positivo en métricas del sistema</w:t>
+      </w:r>
+    </w:p>
+    <w:p>
+      <w:pPr>
+        <w:numPr>
+          <w:ilvl w:val="0"/>
+          <w:numId w:val="13"/>
+        </w:numPr>
+        <w:spacing w:after="240" w:before="0" w:beforeAutospacing="0" w:lineRule="auto"/>
+        <w:ind w:left="720" w:hanging="360"/>
+      </w:pPr>
+      <w:r>
+        <w:rPr>
+          <w:rtl w:val="0"/>
+        </w:rPr>
+        <w:t xml:space="preserve">coste computacional y operativo aceptable</w:t>
+      </w:r>
+    </w:p>
+    <w:p>
+      <w:pPr>
+        <w:rPr/>
+      </w:pPr>
+      <w:r>
+        <w:pict>
+          <v:rect style="width:0.0pt;height:1.5pt" o:hr="t" o:hrstd="t" o:hralign="center" fillcolor="#A0A0A0" stroked="f"/>
+        </w:pict>
+      </w:r>
+      <w:r>
+        <w:rPr>
+          <w:rtl w:val="0"/>
+        </w:rPr>
+      </w:r>
+    </w:p>
+    <w:p>
+      <w:pPr>
+        <w:rPr/>
+      </w:pPr>
+      <w:r>
+        <w:rPr>
+          <w:rtl w:val="0"/>
+        </w:rPr>
+      </w:r>
+    </w:p>
+    <w:p>
+      <w:pPr>
+        <w:rPr>
+          <w:b w:val="1"/>
+          <w:bCs w:val="1"/>
+          <w:sz w:val="46"/>
+          <w:szCs w:val="46"/>
+        </w:rPr>
+      </w:pPr>
+      <w:r>
+        <w:rPr>
+          <w:b w:val="1"/>
+          <w:bCs w:val="1"/>
+          <w:sz w:val="46"/>
+          <w:szCs w:val="46"/>
+          <w:rtl w:val="0"/>
+        </w:rPr>
+        <w:t xml:space="preserve">4. Principios Arquitectónicos</w:t>
+      </w:r>
+    </w:p>
+    <w:p>
+      <w:pPr>
+        <w:rPr/>
+      </w:pPr>
+      <w:r>
+        <w:rPr>
+          <w:rtl w:val="0"/>
+        </w:rPr>
+        <w:t xml:space="preserve">4.1 Explicabilidad.</w:t>
+      </w:r>
+    </w:p>
+    <w:p>
+      <w:pPr>
+        <w:rPr/>
+      </w:pPr>
+      <w:r>
+        <w:rPr>
+          <w:rtl w:val="0"/>
+        </w:rPr>
+        <w:t xml:space="preserve">4.2 Auditabilidad.</w:t>
+      </w:r>
+    </w:p>
+    <w:p>
+      <w:pPr>
+        <w:rPr/>
+      </w:pPr>
+      <w:r>
+        <w:rPr>
+          <w:rtl w:val="0"/>
+        </w:rPr>
+        <w:t xml:space="preserve">4.3 Observabilidad.</w:t>
+      </w:r>
+    </w:p>
+    <w:p>
+      <w:pPr>
+        <w:rPr/>
+      </w:pPr>
+      <w:r>
+        <w:rPr>
+          <w:rtl w:val="0"/>
+        </w:rPr>
+        <w:t xml:space="preserve">4.4 Independencia tecnológica.</w:t>
+      </w:r>
+    </w:p>
+    <w:p>
+      <w:pPr>
+        <w:rPr/>
+      </w:pPr>
+      <w:r>
+        <w:rPr>
+          <w:rtl w:val="0"/>
+        </w:rPr>
+        <w:t xml:space="preserve">4.5 Evolución incremental.</w:t>
+      </w:r>
+    </w:p>
+    <w:p>
+      <w:pPr>
+        <w:rPr/>
+      </w:pPr>
       <w:r>
         <w:rPr>
           <w:rtl w:val="0"/>
@@ -110,8 +1028,8 @@
           <w:szCs w:val="46"/>
         </w:rPr>
       </w:pPr>
-      <w:bookmarkStart w:colFirst="0" w:colLast="0" w:name="_j8v6y1twy49w" w:id="3"/>
-      <w:bookmarkEnd w:id="3"/>
+      <w:bookmarkStart w:colFirst="0" w:colLast="0" w:name="_cbgbrdtd6j1" w:id="11"/>
+      <w:bookmarkEnd w:id="11"/>
       <w:r>
         <w:rPr>
           <w:b w:val="1"/>
@@ -120,26 +1038,161 @@
           <w:szCs w:val="46"/>
           <w:rtl w:val="0"/>
         </w:rPr>
-        <w:t xml:space="preserve">1. Propósito del sistema</w:t>
-      </w:r>
-    </w:p>
-    <w:p>
-      <w:pPr>
-        <w:spacing w:after="240" w:before="240" w:lineRule="auto"/>
+        <w:t xml:space="preserve">4. Alcance del sistema</w:t>
+      </w:r>
+    </w:p>
+    <w:p>
+      <w:pPr>
+        <w:pStyle w:val="Heading2"/>
+        <w:keepNext w:val="0"/>
+        <w:keepLines w:val="0"/>
+        <w:spacing w:after="80" w:lineRule="auto"/>
+        <w:rPr>
+          <w:b w:val="1"/>
+          <w:bCs w:val="1"/>
+          <w:sz w:val="34"/>
+          <w:szCs w:val="34"/>
+        </w:rPr>
+      </w:pPr>
+      <w:bookmarkStart w:colFirst="0" w:colLast="0" w:name="_sgqscw884qpu" w:id="12"/>
+      <w:bookmarkEnd w:id="12"/>
+      <w:r>
+        <w:rPr>
+          <w:b w:val="1"/>
+          <w:bCs w:val="1"/>
+          <w:sz w:val="34"/>
+          <w:szCs w:val="34"/>
+          <w:rtl w:val="0"/>
+        </w:rPr>
+        <w:t xml:space="preserve">4.1 Incluido en la Fase 1–2</w:t>
+      </w:r>
+    </w:p>
+    <w:p>
+      <w:pPr>
+        <w:numPr>
+          <w:ilvl w:val="0"/>
+          <w:numId w:val="7"/>
+        </w:numPr>
+        <w:spacing w:after="0" w:afterAutospacing="0" w:before="240" w:lineRule="auto"/>
+        <w:ind w:left="720" w:hanging="360"/>
+      </w:pPr>
+      <w:r>
+        <w:rPr>
+          <w:rtl w:val="0"/>
+        </w:rPr>
+        <w:t xml:space="preserve">Simulación de estrategias (backtesting)</w:t>
+      </w:r>
+    </w:p>
+    <w:p>
+      <w:pPr>
+        <w:numPr>
+          <w:ilvl w:val="0"/>
+          <w:numId w:val="7"/>
+        </w:numPr>
+        <w:spacing w:after="0" w:afterAutospacing="0" w:before="0" w:beforeAutospacing="0" w:lineRule="auto"/>
+        <w:ind w:left="720" w:hanging="360"/>
+      </w:pPr>
+      <w:r>
+        <w:rPr>
+          <w:rtl w:val="0"/>
+        </w:rPr>
+        <w:t xml:space="preserve">Paper trading</w:t>
+      </w:r>
+    </w:p>
+    <w:p>
+      <w:pPr>
+        <w:numPr>
+          <w:ilvl w:val="0"/>
+          <w:numId w:val="7"/>
+        </w:numPr>
+        <w:spacing w:after="0" w:afterAutospacing="0" w:before="0" w:beforeAutospacing="0" w:lineRule="auto"/>
+        <w:ind w:left="720" w:hanging="360"/>
+      </w:pPr>
+      <w:r>
+        <w:rPr>
+          <w:rtl w:val="0"/>
+        </w:rPr>
+        <w:t xml:space="preserve">Ejecución con capital reducido</w:t>
+      </w:r>
+    </w:p>
+    <w:p>
+      <w:pPr>
+        <w:numPr>
+          <w:ilvl w:val="0"/>
+          <w:numId w:val="7"/>
+        </w:numPr>
+        <w:spacing w:after="0" w:afterAutospacing="0" w:before="0" w:beforeAutospacing="0" w:lineRule="auto"/>
+        <w:ind w:left="720" w:hanging="360"/>
+      </w:pPr>
+      <w:r>
+        <w:rPr>
+          <w:rtl w:val="0"/>
+        </w:rPr>
+        <w:t xml:space="preserve">Registro completo de operaciones</w:t>
+      </w:r>
+    </w:p>
+    <w:p>
+      <w:pPr>
+        <w:numPr>
+          <w:ilvl w:val="0"/>
+          <w:numId w:val="7"/>
+        </w:numPr>
+        <w:spacing w:after="240" w:before="0" w:beforeAutospacing="0" w:lineRule="auto"/>
+        <w:ind w:left="720" w:hanging="360"/>
+      </w:pPr>
+      <w:r>
+        <w:rPr>
+          <w:rtl w:val="0"/>
+        </w:rPr>
+        <w:t xml:space="preserve">Evaluación de rendimiento</w:t>
+      </w:r>
+    </w:p>
+    <w:p>
+      <w:pPr>
         <w:rPr/>
       </w:pPr>
       <w:r>
-        <w:rPr>
-          <w:rtl w:val="0"/>
-        </w:rPr>
-        <w:t xml:space="preserve">El propósito de este sistema es construir una plataforma de investigación cuantitativa orientada a la toma de decisiones de inversión, capaz de:</w:t>
-      </w:r>
-    </w:p>
-    <w:p>
-      <w:pPr>
-        <w:numPr>
-          <w:ilvl w:val="0"/>
-          <w:numId w:val="5"/>
+        <w:pict>
+          <v:rect style="width:0.0pt;height:1.5pt" o:hr="t" o:hrstd="t" o:hralign="center" fillcolor="#A0A0A0" stroked="f"/>
+        </w:pict>
+      </w:r>
+      <w:r>
+        <w:rPr>
+          <w:rtl w:val="0"/>
+        </w:rPr>
+      </w:r>
+    </w:p>
+    <w:p>
+      <w:pPr>
+        <w:pStyle w:val="Heading2"/>
+        <w:keepNext w:val="0"/>
+        <w:keepLines w:val="0"/>
+        <w:spacing w:after="80" w:lineRule="auto"/>
+        <w:rPr>
+          <w:b w:val="1"/>
+          <w:bCs w:val="1"/>
+          <w:sz w:val="34"/>
+          <w:szCs w:val="34"/>
+        </w:rPr>
+      </w:pPr>
+      <w:bookmarkStart w:colFirst="0" w:colLast="0" w:name="_qoqbtfvfxdup" w:id="13"/>
+      <w:bookmarkEnd w:id="13"/>
+      <w:r>
+        <w:rPr>
+          <w:b w:val="1"/>
+          <w:bCs w:val="1"/>
+          <w:sz w:val="34"/>
+          <w:szCs w:val="34"/>
+          <w:rtl w:val="0"/>
+        </w:rPr>
+        <w:t xml:space="preserve">4.2 Excluido en fases iniciales</w:t>
+      </w:r>
+    </w:p>
+    <w:p>
+      <w:pPr>
+        <w:numPr>
+          <w:ilvl w:val="0"/>
+          <w:numId w:val="3"/>
         </w:numPr>
         <w:spacing w:after="0" w:afterAutospacing="0" w:before="240" w:lineRule="auto"/>
         <w:ind w:left="720" w:hanging="360"/>
@@ -148,14 +1201,14 @@
         <w:rPr>
           <w:rtl w:val="0"/>
         </w:rPr>
-        <w:t xml:space="preserve">Diseñar, probar y comparar estrategias de inversión de forma reproducible.</w:t>
-      </w:r>
-    </w:p>
-    <w:p>
-      <w:pPr>
-        <w:numPr>
-          <w:ilvl w:val="0"/>
-          <w:numId w:val="5"/>
+        <w:t xml:space="preserve">Multi-activos complejos (derivados, opciones)</w:t>
+      </w:r>
+    </w:p>
+    <w:p>
+      <w:pPr>
+        <w:numPr>
+          <w:ilvl w:val="0"/>
+          <w:numId w:val="3"/>
         </w:numPr>
         <w:spacing w:after="0" w:afterAutospacing="0" w:before="0" w:beforeAutospacing="0" w:lineRule="auto"/>
         <w:ind w:left="720" w:hanging="360"/>
@@ -164,14 +1217,14 @@
         <w:rPr>
           <w:rtl w:val="0"/>
         </w:rPr>
-        <w:t xml:space="preserve">Evaluar estrategias bajo métricas de rentabilidad, riesgo, costos e impuestos.</w:t>
-      </w:r>
-    </w:p>
-    <w:p>
-      <w:pPr>
-        <w:numPr>
-          <w:ilvl w:val="0"/>
-          <w:numId w:val="5"/>
+        <w:t xml:space="preserve">IA avanzada / deep learning</w:t>
+      </w:r>
+    </w:p>
+    <w:p>
+      <w:pPr>
+        <w:numPr>
+          <w:ilvl w:val="0"/>
+          <w:numId w:val="3"/>
         </w:numPr>
         <w:spacing w:after="0" w:afterAutospacing="0" w:before="0" w:beforeAutospacing="0" w:lineRule="auto"/>
         <w:ind w:left="720" w:hanging="360"/>
@@ -180,14 +1233,30 @@
         <w:rPr>
           <w:rtl w:val="0"/>
         </w:rPr>
-        <w:t xml:space="preserve">Ejecutar operaciones de inversión de forma progresiva y controlada.</w:t>
-      </w:r>
-    </w:p>
-    <w:p>
-      <w:pPr>
-        <w:numPr>
-          <w:ilvl w:val="0"/>
-          <w:numId w:val="5"/>
+        <w:t xml:space="preserve">Trading de alta frecuencia</w:t>
+      </w:r>
+    </w:p>
+    <w:p>
+      <w:pPr>
+        <w:numPr>
+          <w:ilvl w:val="0"/>
+          <w:numId w:val="3"/>
+        </w:numPr>
+        <w:spacing w:after="0" w:afterAutospacing="0" w:before="0" w:beforeAutospacing="0" w:lineRule="auto"/>
+        <w:ind w:left="720" w:hanging="360"/>
+      </w:pPr>
+      <w:r>
+        <w:rPr>
+          <w:rtl w:val="0"/>
+        </w:rPr>
+        <w:t xml:space="preserve">Estrategias de arbitraje complejas</w:t>
+      </w:r>
+    </w:p>
+    <w:p>
+      <w:pPr>
+        <w:numPr>
+          <w:ilvl w:val="0"/>
+          <w:numId w:val="3"/>
         </w:numPr>
         <w:spacing w:after="240" w:before="0" w:beforeAutospacing="0" w:lineRule="auto"/>
         <w:ind w:left="720" w:hanging="360"/>
@@ -196,33 +1265,7 @@
         <w:rPr>
           <w:rtl w:val="0"/>
         </w:rPr>
-        <w:t xml:space="preserve">Evolucionar hacia un sistema escalable de gestión de capital.</w:t>
-      </w:r>
-    </w:p>
-    <w:p>
-      <w:pPr>
-        <w:spacing w:after="240" w:before="240" w:lineRule="auto"/>
-        <w:rPr/>
-      </w:pPr>
-      <w:r>
-        <w:rPr>
-          <w:rtl w:val="0"/>
-        </w:rPr>
-        <w:t xml:space="preserve">El sistema no está diseñado inicialmente como un “algoritmo de trading”, sino como una </w:t>
-      </w:r>
-      <w:r>
-        <w:rPr>
-          <w:b w:val="1"/>
-          <w:bCs w:val="1"/>
-          <w:rtl w:val="0"/>
-        </w:rPr>
-        <w:t xml:space="preserve">plataforma de investigación y validación de estrategias financieras</w:t>
-      </w:r>
-      <w:r>
-        <w:rPr>
-          <w:rtl w:val="0"/>
-        </w:rPr>
-        <w:t xml:space="preserve">.</w:t>
+        <w:t xml:space="preserve">Gestión multi-cliente</w:t>
       </w:r>
     </w:p>
     <w:p>
@@ -253,8 +1296,8 @@
           <w:szCs w:val="46"/>
         </w:rPr>
       </w:pPr>
-      <w:bookmarkStart w:colFirst="0" w:colLast="0" w:name="_coydznm92zhh" w:id="4"/>
-      <w:bookmarkEnd w:id="4"/>
+      <w:bookmarkStart w:colFirst="0" w:colLast="0" w:name="_6mbuc31mnny0" w:id="14"/>
+      <w:bookmarkEnd w:id="14"/>
       <w:r>
         <w:rPr>
           <w:b w:val="1"/>
@@ -263,7 +1306,7 @@
           <w:szCs w:val="46"/>
           <w:rtl w:val="0"/>
         </w:rPr>
-        <w:t xml:space="preserve">2. Objetivo principal</w:t>
+        <w:t xml:space="preserve">5. Filosofía de inversión</w:t>
       </w:r>
     </w:p>
     <w:p>
@@ -275,20 +1318,99 @@
         <w:rPr>
           <w:rtl w:val="0"/>
         </w:rPr>
-        <w:t xml:space="preserve">El objetivo del sistema es:</w:t>
+        <w:t xml:space="preserve">El sistema no optimiza únicamente rentabilidad.</w:t>
       </w:r>
     </w:p>
     <w:p>
       <w:pPr>
         <w:spacing w:after="240" w:before="240" w:lineRule="auto"/>
-        <w:ind w:left="600" w:right="600" w:firstLine="0"/>
         <w:rPr/>
       </w:pPr>
       <w:r>
         <w:rPr>
           <w:rtl w:val="0"/>
         </w:rPr>
-        <w:t xml:space="preserve">Maximizar el crecimiento compuesto del patrimonio neto después de costos, impuestos y riesgo, mediante un proceso científico, reproducible y modular de investigación y ejecución de estrategias de inversión.</w:t>
+        <w:t xml:space="preserve">Optimiza:</w:t>
+      </w:r>
+    </w:p>
+    <w:p>
+      <w:pPr>
+        <w:numPr>
+          <w:ilvl w:val="0"/>
+          <w:numId w:val="21"/>
+        </w:numPr>
+        <w:spacing w:after="0" w:afterAutospacing="0" w:before="240" w:lineRule="auto"/>
+        <w:ind w:left="720" w:hanging="360"/>
+      </w:pPr>
+      <w:r>
+        <w:rPr>
+          <w:rtl w:val="0"/>
+        </w:rPr>
+        <w:t xml:space="preserve">Rentabilidad compuesta</w:t>
+      </w:r>
+    </w:p>
+    <w:p>
+      <w:pPr>
+        <w:numPr>
+          <w:ilvl w:val="0"/>
+          <w:numId w:val="21"/>
+        </w:numPr>
+        <w:spacing w:after="0" w:afterAutospacing="0" w:before="0" w:beforeAutospacing="0" w:lineRule="auto"/>
+        <w:ind w:left="720" w:hanging="360"/>
+      </w:pPr>
+      <w:r>
+        <w:rPr>
+          <w:rtl w:val="0"/>
+        </w:rPr>
+        <w:t xml:space="preserve">Riesgo (drawdown, volatilidad)</w:t>
+      </w:r>
+    </w:p>
+    <w:p>
+      <w:pPr>
+        <w:numPr>
+          <w:ilvl w:val="0"/>
+          <w:numId w:val="21"/>
+        </w:numPr>
+        <w:spacing w:after="0" w:afterAutospacing="0" w:before="0" w:beforeAutospacing="0" w:lineRule="auto"/>
+        <w:ind w:left="720" w:hanging="360"/>
+      </w:pPr>
+      <w:r>
+        <w:rPr>
+          <w:rtl w:val="0"/>
+        </w:rPr>
+        <w:t xml:space="preserve">Costos operativos</w:t>
+      </w:r>
+    </w:p>
+    <w:p>
+      <w:pPr>
+        <w:numPr>
+          <w:ilvl w:val="0"/>
+          <w:numId w:val="21"/>
+        </w:numPr>
+        <w:spacing w:after="0" w:afterAutospacing="0" w:before="0" w:beforeAutospacing="0" w:lineRule="auto"/>
+        <w:ind w:left="720" w:hanging="360"/>
+      </w:pPr>
+      <w:r>
+        <w:rPr>
+          <w:rtl w:val="0"/>
+        </w:rPr>
+        <w:t xml:space="preserve">Impuestos</w:t>
+      </w:r>
+    </w:p>
+    <w:p>
+      <w:pPr>
+        <w:numPr>
+          <w:ilvl w:val="0"/>
+          <w:numId w:val="21"/>
+        </w:numPr>
+        <w:spacing w:after="240" w:before="0" w:beforeAutospacing="0" w:lineRule="auto"/>
+        <w:ind w:left="720" w:hanging="360"/>
+      </w:pPr>
+      <w:r>
+        <w:rPr>
+          <w:rtl w:val="0"/>
+        </w:rPr>
+        <w:t xml:space="preserve">Consistencia temporal</w:t>
       </w:r>
     </w:p>
     <w:p>
@@ -319,8 +1441,8 @@
           <w:szCs w:val="46"/>
         </w:rPr>
       </w:pPr>
-      <w:bookmarkStart w:colFirst="0" w:colLast="0" w:name="_lag2arj9s986" w:id="5"/>
-      <w:bookmarkEnd w:id="5"/>
+      <w:bookmarkStart w:colFirst="0" w:colLast="0" w:name="_e9q28j47r66j" w:id="15"/>
+      <w:bookmarkEnd w:id="15"/>
       <w:r>
         <w:rPr>
           <w:b w:val="1"/>
@@ -329,7 +1451,285 @@
           <w:szCs w:val="46"/>
           <w:rtl w:val="0"/>
         </w:rPr>
-        <w:t xml:space="preserve">3. Principios fundamentales del sistema</w:t>
+        <w:t xml:space="preserve">6. Definición de “éxito”</w:t>
+      </w:r>
+    </w:p>
+    <w:p>
+      <w:pPr>
+        <w:spacing w:after="240" w:before="240" w:lineRule="auto"/>
+        <w:rPr/>
+      </w:pPr>
+      <w:r>
+        <w:rPr>
+          <w:rtl w:val="0"/>
+        </w:rPr>
+        <w:t xml:space="preserve">El sistema se considera exitoso si:</w:t>
+      </w:r>
+    </w:p>
+    <w:p>
+      <w:pPr>
+        <w:numPr>
+          <w:ilvl w:val="0"/>
+          <w:numId w:val="17"/>
+        </w:numPr>
+        <w:spacing w:after="0" w:afterAutospacing="0" w:before="240" w:lineRule="auto"/>
+        <w:ind w:left="720" w:hanging="360"/>
+      </w:pPr>
+      <w:r>
+        <w:rPr>
+          <w:rtl w:val="0"/>
+        </w:rPr>
+        <w:t xml:space="preserve">Genera crecimiento compuesto positivo consistente después de costos e impuestos.</w:t>
+      </w:r>
+    </w:p>
+    <w:p>
+      <w:pPr>
+        <w:numPr>
+          <w:ilvl w:val="0"/>
+          <w:numId w:val="17"/>
+        </w:numPr>
+        <w:spacing w:after="0" w:afterAutospacing="0" w:before="0" w:beforeAutospacing="0" w:lineRule="auto"/>
+        <w:ind w:left="720" w:hanging="360"/>
+      </w:pPr>
+      <w:r>
+        <w:rPr>
+          <w:rtl w:val="0"/>
+        </w:rPr>
+        <w:t xml:space="preserve">Mantiene drawdown controlado dentro de límites definidos.</w:t>
+      </w:r>
+    </w:p>
+    <w:p>
+      <w:pPr>
+        <w:numPr>
+          <w:ilvl w:val="0"/>
+          <w:numId w:val="17"/>
+        </w:numPr>
+        <w:spacing w:after="0" w:afterAutospacing="0" w:before="0" w:beforeAutospacing="0" w:lineRule="auto"/>
+        <w:ind w:left="720" w:hanging="360"/>
+      </w:pPr>
+      <w:r>
+        <w:rPr>
+          <w:rtl w:val="0"/>
+        </w:rPr>
+        <w:t xml:space="preserve">Permite escalado progresivo de capital sin degradación estadística.</w:t>
+      </w:r>
+    </w:p>
+    <w:p>
+      <w:pPr>
+        <w:numPr>
+          <w:ilvl w:val="0"/>
+          <w:numId w:val="17"/>
+        </w:numPr>
+        <w:spacing w:after="0" w:afterAutospacing="0" w:before="0" w:beforeAutospacing="0" w:lineRule="auto"/>
+        <w:ind w:left="720" w:hanging="360"/>
+      </w:pPr>
+      <w:r>
+        <w:rPr>
+          <w:rtl w:val="0"/>
+        </w:rPr>
+        <w:t xml:space="preserve">Mantiene reproducibilidad de resultados.</w:t>
+      </w:r>
+    </w:p>
+    <w:p>
+      <w:pPr>
+        <w:numPr>
+          <w:ilvl w:val="0"/>
+          <w:numId w:val="17"/>
+        </w:numPr>
+        <w:spacing w:after="240" w:before="0" w:beforeAutospacing="0" w:lineRule="auto"/>
+        <w:ind w:left="720" w:hanging="360"/>
+      </w:pPr>
+      <w:r>
+        <w:rPr>
+          <w:rtl w:val="0"/>
+        </w:rPr>
+        <w:t xml:space="preserve">Puede operar de forma estable en múltiples regímenes de mercado.</w:t>
+      </w:r>
+    </w:p>
+    <w:p>
+      <w:pPr>
+        <w:rPr/>
+      </w:pPr>
+      <w:r>
+        <w:pict>
+          <v:rect style="width:0.0pt;height:1.5pt" o:hr="t" o:hrstd="t" o:hralign="center" fillcolor="#A0A0A0" stroked="f"/>
+        </w:pict>
+      </w:r>
+      <w:r>
+        <w:rPr>
+          <w:rtl w:val="0"/>
+        </w:rPr>
+      </w:r>
+    </w:p>
+    <w:p>
+      <w:pPr>
+        <w:pStyle w:val="Heading1"/>
+        <w:keepNext w:val="0"/>
+        <w:keepLines w:val="0"/>
+        <w:spacing w:before="480" w:lineRule="auto"/>
+        <w:rPr>
+          <w:b w:val="1"/>
+          <w:bCs w:val="1"/>
+          <w:sz w:val="46"/>
+          <w:szCs w:val="46"/>
+        </w:rPr>
+      </w:pPr>
+      <w:bookmarkStart w:colFirst="0" w:colLast="0" w:name="_jjf3e262i5o9" w:id="16"/>
+      <w:bookmarkEnd w:id="16"/>
+      <w:r>
+        <w:rPr>
+          <w:b w:val="1"/>
+          <w:bCs w:val="1"/>
+          <w:sz w:val="46"/>
+          <w:szCs w:val="46"/>
+          <w:rtl w:val="0"/>
+        </w:rPr>
+        <w:t xml:space="preserve">7. Definición de “fallo”</w:t>
+      </w:r>
+    </w:p>
+    <w:p>
+      <w:pPr>
+        <w:spacing w:after="240" w:before="240" w:lineRule="auto"/>
+        <w:rPr/>
+      </w:pPr>
+      <w:r>
+        <w:rPr>
+          <w:rtl w:val="0"/>
+        </w:rPr>
+        <w:t xml:space="preserve">El sistema se considera fallido si:</w:t>
+      </w:r>
+    </w:p>
+    <w:p>
+      <w:pPr>
+        <w:numPr>
+          <w:ilvl w:val="0"/>
+          <w:numId w:val="14"/>
+        </w:numPr>
+        <w:spacing w:after="0" w:afterAutospacing="0" w:before="240" w:lineRule="auto"/>
+        <w:ind w:left="720" w:hanging="360"/>
+      </w:pPr>
+      <w:r>
+        <w:rPr>
+          <w:rtl w:val="0"/>
+        </w:rPr>
+        <w:t xml:space="preserve">Depende de sobreajuste a datos históricos.</w:t>
+      </w:r>
+    </w:p>
+    <w:p>
+      <w:pPr>
+        <w:numPr>
+          <w:ilvl w:val="0"/>
+          <w:numId w:val="14"/>
+        </w:numPr>
+        <w:spacing w:after="0" w:afterAutospacing="0" w:before="0" w:beforeAutospacing="0" w:lineRule="auto"/>
+        <w:ind w:left="720" w:hanging="360"/>
+      </w:pPr>
+      <w:r>
+        <w:rPr>
+          <w:rtl w:val="0"/>
+        </w:rPr>
+        <w:t xml:space="preserve">Presenta degradación significativa fuera de muestra.</w:t>
+      </w:r>
+    </w:p>
+    <w:p>
+      <w:pPr>
+        <w:numPr>
+          <w:ilvl w:val="0"/>
+          <w:numId w:val="14"/>
+        </w:numPr>
+        <w:spacing w:after="0" w:afterAutospacing="0" w:before="0" w:beforeAutospacing="0" w:lineRule="auto"/>
+        <w:ind w:left="720" w:hanging="360"/>
+      </w:pPr>
+      <w:r>
+        <w:rPr>
+          <w:rtl w:val="0"/>
+        </w:rPr>
+        <w:t xml:space="preserve">No puede ser reproducido con consistencia.</w:t>
+      </w:r>
+    </w:p>
+    <w:p>
+      <w:pPr>
+        <w:numPr>
+          <w:ilvl w:val="0"/>
+          <w:numId w:val="14"/>
+        </w:numPr>
+        <w:spacing w:after="0" w:afterAutospacing="0" w:before="0" w:beforeAutospacing="0" w:lineRule="auto"/>
+        <w:ind w:left="720" w:hanging="360"/>
+      </w:pPr>
+      <w:r>
+        <w:rPr>
+          <w:rtl w:val="0"/>
+        </w:rPr>
+        <w:t xml:space="preserve">No puede escalar capital sin deterioro del rendimiento.</w:t>
+      </w:r>
+    </w:p>
+    <w:p>
+      <w:pPr>
+        <w:numPr>
+          <w:ilvl w:val="0"/>
+          <w:numId w:val="14"/>
+        </w:numPr>
+        <w:spacing w:after="240" w:before="0" w:beforeAutospacing="0" w:lineRule="auto"/>
+        <w:ind w:left="720" w:hanging="360"/>
+      </w:pPr>
+      <w:r>
+        <w:rPr>
+          <w:rtl w:val="0"/>
+        </w:rPr>
+        <w:t xml:space="preserve">Genera pérdidas no explicables por el modelo de riesgo.</w:t>
+      </w:r>
+    </w:p>
+    <w:p>
+      <w:pPr>
+        <w:rPr/>
+      </w:pPr>
+      <w:r>
+        <w:pict>
+          <v:rect style="width:0.0pt;height:1.5pt" o:hr="t" o:hrstd="t" o:hralign="center" fillcolor="#A0A0A0" stroked="f"/>
+        </w:pict>
+      </w:r>
+      <w:r>
+        <w:rPr>
+          <w:rtl w:val="0"/>
+        </w:rPr>
+      </w:r>
+    </w:p>
+    <w:p>
+      <w:pPr>
+        <w:pStyle w:val="Heading1"/>
+        <w:keepNext w:val="0"/>
+        <w:keepLines w:val="0"/>
+        <w:spacing w:before="480" w:lineRule="auto"/>
+        <w:rPr>
+          <w:b w:val="1"/>
+          <w:bCs w:val="1"/>
+          <w:sz w:val="46"/>
+          <w:szCs w:val="46"/>
+        </w:rPr>
+      </w:pPr>
+      <w:bookmarkStart w:colFirst="0" w:colLast="0" w:name="_a806svjrdlde" w:id="17"/>
+      <w:bookmarkEnd w:id="17"/>
+      <w:r>
+        <w:rPr>
+          <w:b w:val="1"/>
+          <w:bCs w:val="1"/>
+          <w:sz w:val="46"/>
+          <w:szCs w:val="46"/>
+          <w:rtl w:val="0"/>
+        </w:rPr>
+        <w:t xml:space="preserve">8. Arquitectura conceptual del sistema</w:t>
+      </w:r>
+    </w:p>
+    <w:p>
+      <w:pPr>
+        <w:spacing w:after="240" w:before="240" w:lineRule="auto"/>
+        <w:rPr/>
+      </w:pPr>
+      <w:r>
+        <w:rPr>
+          <w:rtl w:val="0"/>
+        </w:rPr>
+        <w:t xml:space="preserve">El sistema se compone de los siguientes subsistemas:</w:t>
       </w:r>
     </w:p>
     <w:p>
@@ -345,8 +1745,8 @@
           <w:szCs w:val="34"/>
         </w:rPr>
       </w:pPr>
-      <w:bookmarkStart w:colFirst="0" w:colLast="0" w:name="_6znfn3gt2ei4" w:id="6"/>
-      <w:bookmarkEnd w:id="6"/>
+      <w:bookmarkStart w:colFirst="0" w:colLast="0" w:name="_jf2wveb6dz0c" w:id="18"/>
+      <w:bookmarkEnd w:id="18"/>
       <w:r>
         <w:rPr>
           <w:b w:val="1"/>
@@ -355,7 +1755,7 @@
           <w:szCs w:val="34"/>
           <w:rtl w:val="0"/>
         </w:rPr>
-        <w:t xml:space="preserve">3.1 Principio de evidencia</w:t>
+        <w:t xml:space="preserve">8.1 Data Layer</w:t>
       </w:r>
     </w:p>
     <w:p>
@@ -367,19 +1767,71 @@
         <w:rPr>
           <w:rtl w:val="0"/>
         </w:rPr>
-        <w:t xml:space="preserve">Toda decisión del sistema debe estar respaldada por evidencia cuantitativa verificable.</w:t>
-      </w:r>
-    </w:p>
-    <w:p>
-      <w:pPr>
-        <w:spacing w:after="240" w:before="240" w:lineRule="auto"/>
-        <w:rPr/>
-      </w:pPr>
-      <w:r>
-        <w:rPr>
-          <w:rtl w:val="0"/>
-        </w:rPr>
-        <w:t xml:space="preserve">No se aceptan decisiones basadas en intuición sin validación empírica.</w:t>
+        <w:t xml:space="preserve">Responsable de:</w:t>
+      </w:r>
+    </w:p>
+    <w:p>
+      <w:pPr>
+        <w:numPr>
+          <w:ilvl w:val="0"/>
+          <w:numId w:val="24"/>
+        </w:numPr>
+        <w:spacing w:after="0" w:afterAutospacing="0" w:before="240" w:lineRule="auto"/>
+        <w:ind w:left="720" w:hanging="360"/>
+      </w:pPr>
+      <w:r>
+        <w:rPr>
+          <w:rtl w:val="0"/>
+        </w:rPr>
+        <w:t xml:space="preserve">obtención de datos de mercado</w:t>
+      </w:r>
+    </w:p>
+    <w:p>
+      <w:pPr>
+        <w:numPr>
+          <w:ilvl w:val="0"/>
+          <w:numId w:val="24"/>
+        </w:numPr>
+        <w:spacing w:after="0" w:afterAutospacing="0" w:before="0" w:beforeAutospacing="0" w:lineRule="auto"/>
+        <w:ind w:left="720" w:hanging="360"/>
+      </w:pPr>
+      <w:r>
+        <w:rPr>
+          <w:rtl w:val="0"/>
+        </w:rPr>
+        <w:t xml:space="preserve">limpieza</w:t>
+      </w:r>
+    </w:p>
+    <w:p>
+      <w:pPr>
+        <w:numPr>
+          <w:ilvl w:val="0"/>
+          <w:numId w:val="24"/>
+        </w:numPr>
+        <w:spacing w:after="0" w:afterAutospacing="0" w:before="0" w:beforeAutospacing="0" w:lineRule="auto"/>
+        <w:ind w:left="720" w:hanging="360"/>
+      </w:pPr>
+      <w:r>
+        <w:rPr>
+          <w:rtl w:val="0"/>
+        </w:rPr>
+        <w:t xml:space="preserve">normalización</w:t>
+      </w:r>
+    </w:p>
+    <w:p>
+      <w:pPr>
+        <w:numPr>
+          <w:ilvl w:val="0"/>
+          <w:numId w:val="24"/>
+        </w:numPr>
+        <w:spacing w:after="240" w:before="0" w:beforeAutospacing="0" w:lineRule="auto"/>
+        <w:ind w:left="720" w:hanging="360"/>
+      </w:pPr>
+      <w:r>
+        <w:rPr>
+          <w:rtl w:val="0"/>
+        </w:rPr>
+        <w:t xml:space="preserve">almacenamiento</w:t>
       </w:r>
     </w:p>
     <w:p>
@@ -410,8 +1862,8 @@
           <w:szCs w:val="34"/>
         </w:rPr>
       </w:pPr>
-      <w:bookmarkStart w:colFirst="0" w:colLast="0" w:name="_sk0zhz4ddqdb" w:id="7"/>
-      <w:bookmarkEnd w:id="7"/>
+      <w:bookmarkStart w:colFirst="0" w:colLast="0" w:name="_h61h4grdz03p" w:id="19"/>
+      <w:bookmarkEnd w:id="19"/>
       <w:r>
         <w:rPr>
           <w:b w:val="1"/>
@@ -420,7 +1872,7 @@
           <w:szCs w:val="34"/>
           <w:rtl w:val="0"/>
         </w:rPr>
-        <w:t xml:space="preserve">3.2 Principio de modularidad</w:t>
+        <w:t xml:space="preserve">8.2 Research Layer</w:t>
       </w:r>
     </w:p>
     <w:p>
@@ -432,14 +1884,14 @@
         <w:rPr>
           <w:rtl w:val="0"/>
         </w:rPr>
-        <w:t xml:space="preserve">El sistema se compone de módulos independientes:</w:t>
-      </w:r>
-    </w:p>
-    <w:p>
-      <w:pPr>
-        <w:numPr>
-          <w:ilvl w:val="0"/>
-          <w:numId w:val="1"/>
+        <w:t xml:space="preserve">Responsable de:</w:t>
+      </w:r>
+    </w:p>
+    <w:p>
+      <w:pPr>
+        <w:numPr>
+          <w:ilvl w:val="0"/>
+          <w:numId w:val="20"/>
         </w:numPr>
         <w:spacing w:after="0" w:afterAutospacing="0" w:before="240" w:lineRule="auto"/>
         <w:ind w:left="720" w:hanging="360"/>
@@ -448,14 +1900,14 @@
         <w:rPr>
           <w:rtl w:val="0"/>
         </w:rPr>
-        <w:t xml:space="preserve">Datos</w:t>
-      </w:r>
-    </w:p>
-    <w:p>
-      <w:pPr>
-        <w:numPr>
-          <w:ilvl w:val="0"/>
-          <w:numId w:val="1"/>
+        <w:t xml:space="preserve">generación de hipótesis</w:t>
+      </w:r>
+    </w:p>
+    <w:p>
+      <w:pPr>
+        <w:numPr>
+          <w:ilvl w:val="0"/>
+          <w:numId w:val="20"/>
         </w:numPr>
         <w:spacing w:after="0" w:afterAutospacing="0" w:before="0" w:beforeAutospacing="0" w:lineRule="auto"/>
         <w:ind w:left="720" w:hanging="360"/>
@@ -464,78 +1916,14 @@
         <w:rPr>
           <w:rtl w:val="0"/>
         </w:rPr>
-        <w:t xml:space="preserve">Estrategias</w:t>
-      </w:r>
-    </w:p>
-    <w:p>
-      <w:pPr>
-        <w:numPr>
-          <w:ilvl w:val="0"/>
-          <w:numId w:val="1"/>
-        </w:numPr>
-        <w:spacing w:after="0" w:afterAutospacing="0" w:before="0" w:beforeAutospacing="0" w:lineRule="auto"/>
-        <w:ind w:left="720" w:hanging="360"/>
-      </w:pPr>
-      <w:r>
-        <w:rPr>
-          <w:rtl w:val="0"/>
-        </w:rPr>
-        <w:t xml:space="preserve">Riesgo</w:t>
-      </w:r>
-    </w:p>
-    <w:p>
-      <w:pPr>
-        <w:numPr>
-          <w:ilvl w:val="0"/>
-          <w:numId w:val="1"/>
-        </w:numPr>
-        <w:spacing w:after="0" w:afterAutospacing="0" w:before="0" w:beforeAutospacing="0" w:lineRule="auto"/>
-        <w:ind w:left="720" w:hanging="360"/>
-      </w:pPr>
-      <w:r>
-        <w:rPr>
-          <w:rtl w:val="0"/>
-        </w:rPr>
-        <w:t xml:space="preserve">Ejecución</w:t>
-      </w:r>
-    </w:p>
-    <w:p>
-      <w:pPr>
-        <w:numPr>
-          <w:ilvl w:val="0"/>
-          <w:numId w:val="1"/>
-        </w:numPr>
-        <w:spacing w:after="0" w:afterAutospacing="0" w:before="0" w:beforeAutospacing="0" w:lineRule="auto"/>
-        <w:ind w:left="720" w:hanging="360"/>
-      </w:pPr>
-      <w:r>
-        <w:rPr>
-          <w:rtl w:val="0"/>
-        </w:rPr>
-        <w:t xml:space="preserve">Evaluación</w:t>
-      </w:r>
-    </w:p>
-    <w:p>
-      <w:pPr>
-        <w:numPr>
-          <w:ilvl w:val="0"/>
-          <w:numId w:val="1"/>
-        </w:numPr>
-        <w:spacing w:after="0" w:afterAutospacing="0" w:before="0" w:beforeAutospacing="0" w:lineRule="auto"/>
-        <w:ind w:left="720" w:hanging="360"/>
-      </w:pPr>
-      <w:r>
-        <w:rPr>
-          <w:rtl w:val="0"/>
-        </w:rPr>
-        <w:t xml:space="preserve">Fiscalidad</w:t>
-      </w:r>
-    </w:p>
-    <w:p>
-      <w:pPr>
-        <w:numPr>
-          <w:ilvl w:val="0"/>
-          <w:numId w:val="1"/>
+        <w:t xml:space="preserve">construcción de estrategias</w:t>
+      </w:r>
+    </w:p>
+    <w:p>
+      <w:pPr>
+        <w:numPr>
+          <w:ilvl w:val="0"/>
+          <w:numId w:val="20"/>
         </w:numPr>
         <w:spacing w:after="240" w:before="0" w:beforeAutospacing="0" w:lineRule="auto"/>
         <w:ind w:left="720" w:hanging="360"/>
@@ -544,19 +1932,7 @@
         <w:rPr>
           <w:rtl w:val="0"/>
         </w:rPr>
-        <w:t xml:space="preserve">Investigación</w:t>
-      </w:r>
-    </w:p>
-    <w:p>
-      <w:pPr>
-        <w:spacing w:after="240" w:before="240" w:lineRule="auto"/>
-        <w:rPr/>
-      </w:pPr>
-      <w:r>
-        <w:rPr>
-          <w:rtl w:val="0"/>
-        </w:rPr>
-        <w:t xml:space="preserve">Cada módulo debe poder modificarse sin afectar el resto del sistema.</w:t>
+        <w:t xml:space="preserve">experimentación</w:t>
       </w:r>
     </w:p>
     <w:p>
@@ -587,8 +1963,8 @@
           <w:szCs w:val="34"/>
         </w:rPr>
       </w:pPr>
-      <w:bookmarkStart w:colFirst="0" w:colLast="0" w:name="_4oh5rauz12wm" w:id="8"/>
-      <w:bookmarkEnd w:id="8"/>
+      <w:bookmarkStart w:colFirst="0" w:colLast="0" w:name="_i8tl4lhx00rg" w:id="20"/>
+      <w:bookmarkEnd w:id="20"/>
       <w:r>
         <w:rPr>
           <w:b w:val="1"/>
@@ -597,7 +1973,7 @@
           <w:szCs w:val="34"/>
           <w:rtl w:val="0"/>
         </w:rPr>
-        <w:t xml:space="preserve">3.3 Principio de separación de responsabilidades</w:t>
+        <w:t xml:space="preserve">8.3 Backtesting Engine</w:t>
       </w:r>
     </w:p>
     <w:p>
@@ -609,14 +1985,14 @@
         <w:rPr>
           <w:rtl w:val="0"/>
         </w:rPr>
-        <w:t xml:space="preserve">Se prohíbe mezclar:</w:t>
-      </w:r>
-    </w:p>
-    <w:p>
-      <w:pPr>
-        <w:numPr>
-          <w:ilvl w:val="0"/>
-          <w:numId w:val="23"/>
+        <w:t xml:space="preserve">Responsable de:</w:t>
+      </w:r>
+    </w:p>
+    <w:p>
+      <w:pPr>
+        <w:numPr>
+          <w:ilvl w:val="0"/>
+          <w:numId w:val="27"/>
         </w:numPr>
         <w:spacing w:after="0" w:afterAutospacing="0" w:before="240" w:lineRule="auto"/>
         <w:ind w:left="720" w:hanging="360"/>
@@ -625,14 +2001,14 @@
         <w:rPr>
           <w:rtl w:val="0"/>
         </w:rPr>
-        <w:t xml:space="preserve">Estrategia con ejecución</w:t>
-      </w:r>
-    </w:p>
-    <w:p>
-      <w:pPr>
-        <w:numPr>
-          <w:ilvl w:val="0"/>
-          <w:numId w:val="23"/>
+        <w:t xml:space="preserve">simulación histórica</w:t>
+      </w:r>
+    </w:p>
+    <w:p>
+      <w:pPr>
+        <w:numPr>
+          <w:ilvl w:val="0"/>
+          <w:numId w:val="27"/>
         </w:numPr>
         <w:spacing w:after="0" w:afterAutospacing="0" w:before="0" w:beforeAutospacing="0" w:lineRule="auto"/>
         <w:ind w:left="720" w:hanging="360"/>
@@ -641,14 +2017,14 @@
         <w:rPr>
           <w:rtl w:val="0"/>
         </w:rPr>
-        <w:t xml:space="preserve">Datos con lógica de decisión</w:t>
-      </w:r>
-    </w:p>
-    <w:p>
-      <w:pPr>
-        <w:numPr>
-          <w:ilvl w:val="0"/>
-          <w:numId w:val="23"/>
+        <w:t xml:space="preserve">evaluación de estrategias</w:t>
+      </w:r>
+    </w:p>
+    <w:p>
+      <w:pPr>
+        <w:numPr>
+          <w:ilvl w:val="0"/>
+          <w:numId w:val="27"/>
         </w:numPr>
         <w:spacing w:after="240" w:before="0" w:beforeAutospacing="0" w:lineRule="auto"/>
         <w:ind w:left="720" w:hanging="360"/>
@@ -657,7 +2033,7 @@
         <w:rPr>
           <w:rtl w:val="0"/>
         </w:rPr>
-        <w:t xml:space="preserve">Evaluación con generación de señales</w:t>
+        <w:t xml:space="preserve">métricas de rendimiento</w:t>
       </w:r>
     </w:p>
     <w:p>
@@ -688,8 +2064,8 @@
           <w:szCs w:val="34"/>
         </w:rPr>
       </w:pPr>
-      <w:bookmarkStart w:colFirst="0" w:colLast="0" w:name="_rzq2rd6a1mvs" w:id="9"/>
-      <w:bookmarkEnd w:id="9"/>
+      <w:bookmarkStart w:colFirst="0" w:colLast="0" w:name="_oqun7f70koms" w:id="21"/>
+      <w:bookmarkEnd w:id="21"/>
       <w:r>
         <w:rPr>
           <w:b w:val="1"/>
@@ -698,7 +2074,7 @@
           <w:szCs w:val="34"/>
           <w:rtl w:val="0"/>
         </w:rPr>
-        <w:t xml:space="preserve">3.4 Principio de reproducibilidad</w:t>
+        <w:t xml:space="preserve">8.4 Risk Engine</w:t>
       </w:r>
     </w:p>
     <w:p>
@@ -710,14 +2086,14 @@
         <w:rPr>
           <w:rtl w:val="0"/>
         </w:rPr>
-        <w:t xml:space="preserve">Todo resultado debe poder ser reproducido con:</w:t>
-      </w:r>
-    </w:p>
-    <w:p>
-      <w:pPr>
-        <w:numPr>
-          <w:ilvl w:val="0"/>
-          <w:numId w:val="26"/>
+        <w:t xml:space="preserve">Responsable de:</w:t>
+      </w:r>
+    </w:p>
+    <w:p>
+      <w:pPr>
+        <w:numPr>
+          <w:ilvl w:val="0"/>
+          <w:numId w:val="12"/>
         </w:numPr>
         <w:spacing w:after="0" w:afterAutospacing="0" w:before="240" w:lineRule="auto"/>
         <w:ind w:left="720" w:hanging="360"/>
@@ -726,14 +2102,14 @@
         <w:rPr>
           <w:rtl w:val="0"/>
         </w:rPr>
-        <w:t xml:space="preserve">mismo código</w:t>
-      </w:r>
-    </w:p>
-    <w:p>
-      <w:pPr>
-        <w:numPr>
-          <w:ilvl w:val="0"/>
-          <w:numId w:val="26"/>
+        <w:t xml:space="preserve">sizing de posiciones</w:t>
+      </w:r>
+    </w:p>
+    <w:p>
+      <w:pPr>
+        <w:numPr>
+          <w:ilvl w:val="0"/>
+          <w:numId w:val="12"/>
         </w:numPr>
         <w:spacing w:after="0" w:afterAutospacing="0" w:before="0" w:beforeAutospacing="0" w:lineRule="auto"/>
         <w:ind w:left="720" w:hanging="360"/>
@@ -742,14 +2118,14 @@
         <w:rPr>
           <w:rtl w:val="0"/>
         </w:rPr>
-        <w:t xml:space="preserve">mismos datos</w:t>
-      </w:r>
-    </w:p>
-    <w:p>
-      <w:pPr>
-        <w:numPr>
-          <w:ilvl w:val="0"/>
-          <w:numId w:val="26"/>
+        <w:t xml:space="preserve">control de exposición</w:t>
+      </w:r>
+    </w:p>
+    <w:p>
+      <w:pPr>
+        <w:numPr>
+          <w:ilvl w:val="0"/>
+          <w:numId w:val="12"/>
         </w:numPr>
         <w:spacing w:after="0" w:afterAutospacing="0" w:before="0" w:beforeAutospacing="0" w:lineRule="auto"/>
         <w:ind w:left="720" w:hanging="360"/>
@@ -758,14 +2134,14 @@
         <w:rPr>
           <w:rtl w:val="0"/>
         </w:rPr>
-        <w:t xml:space="preserve">misma configuración</w:t>
-      </w:r>
-    </w:p>
-    <w:p>
-      <w:pPr>
-        <w:numPr>
-          <w:ilvl w:val="0"/>
-          <w:numId w:val="26"/>
+        <w:t xml:space="preserve">control de drawdown</w:t>
+      </w:r>
+    </w:p>
+    <w:p>
+      <w:pPr>
+        <w:numPr>
+          <w:ilvl w:val="0"/>
+          <w:numId w:val="12"/>
         </w:numPr>
         <w:spacing w:after="240" w:before="0" w:beforeAutospacing="0" w:lineRule="auto"/>
         <w:ind w:left="720" w:hanging="360"/>
@@ -774,7 +2150,7 @@
         <w:rPr>
           <w:rtl w:val="0"/>
         </w:rPr>
-        <w:t xml:space="preserve">misma versión del sistema</w:t>
+        <w:t xml:space="preserve">correlaciones</w:t>
       </w:r>
     </w:p>
     <w:p>
@@ -805,8 +2181,8 @@
           <w:szCs w:val="34"/>
         </w:rPr>
       </w:pPr>
-      <w:bookmarkStart w:colFirst="0" w:colLast="0" w:name="_jgoo0loe68iv" w:id="10"/>
-      <w:bookmarkEnd w:id="10"/>
+      <w:bookmarkStart w:colFirst="0" w:colLast="0" w:name="_js59ij87brle" w:id="22"/>
+      <w:bookmarkEnd w:id="22"/>
       <w:r>
         <w:rPr>
           <w:b w:val="1"/>
@@ -815,7 +2191,7 @@
           <w:szCs w:val="34"/>
           <w:rtl w:val="0"/>
         </w:rPr>
-        <w:t xml:space="preserve">3.5 Principio de escalabilidad progresiva</w:t>
+        <w:t xml:space="preserve">8.5 Execution Engine</w:t>
       </w:r>
     </w:p>
     <w:p>
@@ -827,7 +2203,55 @@
         <w:rPr>
           <w:rtl w:val="0"/>
         </w:rPr>
-        <w:t xml:space="preserve">El sistema debe permitir crecimiento de capital de forma gradual y controlada, basado en métricas objetivas de desempeño.</w:t>
+        <w:t xml:space="preserve">Responsable de:</w:t>
+      </w:r>
+    </w:p>
+    <w:p>
+      <w:pPr>
+        <w:numPr>
+          <w:ilvl w:val="0"/>
+          <w:numId w:val="8"/>
+        </w:numPr>
+        <w:spacing w:after="0" w:afterAutospacing="0" w:before="240" w:lineRule="auto"/>
+        <w:ind w:left="720" w:hanging="360"/>
+      </w:pPr>
+      <w:r>
+        <w:rPr>
+          <w:rtl w:val="0"/>
+        </w:rPr>
+        <w:t xml:space="preserve">envío de órdenes</w:t>
+      </w:r>
+    </w:p>
+    <w:p>
+      <w:pPr>
+        <w:numPr>
+          <w:ilvl w:val="0"/>
+          <w:numId w:val="8"/>
+        </w:numPr>
+        <w:spacing w:after="0" w:afterAutospacing="0" w:before="0" w:beforeAutospacing="0" w:lineRule="auto"/>
+        <w:ind w:left="720" w:hanging="360"/>
+      </w:pPr>
+      <w:r>
+        <w:rPr>
+          <w:rtl w:val="0"/>
+        </w:rPr>
+        <w:t xml:space="preserve">control de ejecución</w:t>
+      </w:r>
+    </w:p>
+    <w:p>
+      <w:pPr>
+        <w:numPr>
+          <w:ilvl w:val="0"/>
+          <w:numId w:val="8"/>
+        </w:numPr>
+        <w:spacing w:after="240" w:before="0" w:beforeAutospacing="0" w:lineRule="auto"/>
+        <w:ind w:left="720" w:hanging="360"/>
+      </w:pPr>
+      <w:r>
+        <w:rPr>
+          <w:rtl w:val="0"/>
+        </w:rPr>
+        <w:t xml:space="preserve">manejo de errores del broker</w:t>
       </w:r>
     </w:p>
     <w:p>
@@ -858,8 +2282,8 @@
           <w:szCs w:val="34"/>
         </w:rPr>
       </w:pPr>
-      <w:bookmarkStart w:colFirst="0" w:colLast="0" w:name="_7othiajnotjh" w:id="11"/>
-      <w:bookmarkEnd w:id="11"/>
+      <w:bookmarkStart w:colFirst="0" w:colLast="0" w:name="_wt5bume3box4" w:id="23"/>
+      <w:bookmarkEnd w:id="23"/>
       <w:r>
         <w:rPr>
           <w:b w:val="1"/>
@@ -868,7 +2292,7 @@
           <w:szCs w:val="34"/>
           <w:rtl w:val="0"/>
         </w:rPr>
-        <w:t xml:space="preserve">3.6 Principio de control de complejidad</w:t>
+        <w:t xml:space="preserve">8.6 Portfolio Engine</w:t>
       </w:r>
     </w:p>
     <w:p>
@@ -880,14 +2304,14 @@
         <w:rPr>
           <w:rtl w:val="0"/>
         </w:rPr>
-        <w:t xml:space="preserve">Ninguna funcionalidad será añadida sin demostrar:</w:t>
-      </w:r>
-    </w:p>
-    <w:p>
-      <w:pPr>
-        <w:numPr>
-          <w:ilvl w:val="0"/>
-          <w:numId w:val="13"/>
+        <w:t xml:space="preserve">Responsable de:</w:t>
+      </w:r>
+    </w:p>
+    <w:p>
+      <w:pPr>
+        <w:numPr>
+          <w:ilvl w:val="0"/>
+          <w:numId w:val="9"/>
         </w:numPr>
         <w:spacing w:after="0" w:afterAutospacing="0" w:before="240" w:lineRule="auto"/>
         <w:ind w:left="720" w:hanging="360"/>
@@ -896,14 +2320,14 @@
         <w:rPr>
           <w:rtl w:val="0"/>
         </w:rPr>
-        <w:t xml:space="preserve">valor medible</w:t>
-      </w:r>
-    </w:p>
-    <w:p>
-      <w:pPr>
-        <w:numPr>
-          <w:ilvl w:val="0"/>
-          <w:numId w:val="13"/>
+        <w:t xml:space="preserve">asignación de capital</w:t>
+      </w:r>
+    </w:p>
+    <w:p>
+      <w:pPr>
+        <w:numPr>
+          <w:ilvl w:val="0"/>
+          <w:numId w:val="9"/>
         </w:numPr>
         <w:spacing w:after="0" w:afterAutospacing="0" w:before="0" w:beforeAutospacing="0" w:lineRule="auto"/>
         <w:ind w:left="720" w:hanging="360"/>
@@ -912,14 +2336,14 @@
         <w:rPr>
           <w:rtl w:val="0"/>
         </w:rPr>
-        <w:t xml:space="preserve">impacto positivo en métricas del sistema</w:t>
-      </w:r>
-    </w:p>
-    <w:p>
-      <w:pPr>
-        <w:numPr>
-          <w:ilvl w:val="0"/>
-          <w:numId w:val="13"/>
+        <w:t xml:space="preserve">rebalanceo</w:t>
+      </w:r>
+    </w:p>
+    <w:p>
+      <w:pPr>
+        <w:numPr>
+          <w:ilvl w:val="0"/>
+          <w:numId w:val="9"/>
         </w:numPr>
         <w:spacing w:after="240" w:before="0" w:beforeAutospacing="0" w:lineRule="auto"/>
         <w:ind w:left="720" w:hanging="360"/>
@@ -928,7 +2352,7 @@
         <w:rPr>
           <w:rtl w:val="0"/>
         </w:rPr>
-        <w:t xml:space="preserve">coste computacional y operativo aceptable</w:t>
+        <w:t xml:space="preserve">optimización de cartera</w:t>
       </w:r>
     </w:p>
     <w:p>
@@ -948,32 +2372,88 @@
     </w:p>
     <w:p>
       <w:pPr>
+        <w:pStyle w:val="Heading2"/>
+        <w:keepNext w:val="0"/>
+        <w:keepLines w:val="0"/>
+        <w:spacing w:after="80" w:lineRule="auto"/>
+        <w:rPr>
+          <w:b w:val="1"/>
+          <w:bCs w:val="1"/>
+          <w:sz w:val="34"/>
+          <w:szCs w:val="34"/>
+        </w:rPr>
+      </w:pPr>
+      <w:bookmarkStart w:colFirst="0" w:colLast="0" w:name="_9az9royyurpp" w:id="24"/>
+      <w:bookmarkEnd w:id="24"/>
+      <w:r>
+        <w:rPr>
+          <w:b w:val="1"/>
+          <w:bCs w:val="1"/>
+          <w:sz w:val="34"/>
+          <w:szCs w:val="34"/>
+          <w:rtl w:val="0"/>
+        </w:rPr>
+        <w:t xml:space="preserve">8.7 Tax Engine</w:t>
+      </w:r>
+    </w:p>
+    <w:p>
+      <w:pPr>
+        <w:spacing w:after="240" w:before="240" w:lineRule="auto"/>
         <w:rPr/>
       </w:pPr>
       <w:r>
         <w:rPr>
           <w:rtl w:val="0"/>
         </w:rPr>
-      </w:r>
-    </w:p>
-    <w:p>
-      <w:pPr>
-        <w:rPr>
-          <w:b w:val="1"/>
-          <w:bCs w:val="1"/>
-          <w:sz w:val="46"/>
-          <w:szCs w:val="46"/>
-        </w:rPr>
-      </w:pPr>
-      <w:r>
-        <w:rPr>
-          <w:b w:val="1"/>
-          <w:bCs w:val="1"/>
-          <w:sz w:val="46"/>
-          <w:szCs w:val="46"/>
-          <w:rtl w:val="0"/>
-        </w:rPr>
-        <w:t xml:space="preserve">4. Principios Arquitectónicos</w:t>
+        <w:t xml:space="preserve">Responsable de:</w:t>
+      </w:r>
+    </w:p>
+    <w:p>
+      <w:pPr>
+        <w:numPr>
+          <w:ilvl w:val="0"/>
+          <w:numId w:val="19"/>
+        </w:numPr>
+        <w:spacing w:after="0" w:afterAutospacing="0" w:before="240" w:lineRule="auto"/>
+        <w:ind w:left="720" w:hanging="360"/>
+      </w:pPr>
+      <w:r>
+        <w:rPr>
+          <w:rtl w:val="0"/>
+        </w:rPr>
+        <w:t xml:space="preserve">cálculo de impuestos</w:t>
+      </w:r>
+    </w:p>
+    <w:p>
+      <w:pPr>
+        <w:numPr>
+          <w:ilvl w:val="0"/>
+          <w:numId w:val="19"/>
+        </w:numPr>
+        <w:spacing w:after="0" w:afterAutospacing="0" w:before="0" w:beforeAutospacing="0" w:lineRule="auto"/>
+        <w:ind w:left="720" w:hanging="360"/>
+      </w:pPr>
+      <w:r>
+        <w:rPr>
+          <w:rtl w:val="0"/>
+        </w:rPr>
+        <w:t xml:space="preserve">optimización fiscal (FIFO/LIFO/holding periods)</w:t>
+      </w:r>
+    </w:p>
+    <w:p>
+      <w:pPr>
+        <w:numPr>
+          <w:ilvl w:val="0"/>
+          <w:numId w:val="19"/>
+        </w:numPr>
+        <w:spacing w:after="240" w:before="0" w:beforeAutospacing="0" w:lineRule="auto"/>
+        <w:ind w:left="720" w:hanging="360"/>
+      </w:pPr>
+      <w:r>
+        <w:rPr>
+          <w:rtl w:val="0"/>
+        </w:rPr>
+        <w:t xml:space="preserve">tracking de ganancias realizadas/no realizadas</w:t>
       </w:r>
     </w:p>
     <w:p>
@@ -981,21 +2461,116 @@
         <w:rPr/>
       </w:pPr>
       <w:r>
-        <w:rPr>
-          <w:rtl w:val="0"/>
-        </w:rPr>
-        <w:t xml:space="preserve">4.1 Explicabilidad.</w:t>
-      </w:r>
-    </w:p>
-    <w:p>
-      <w:pPr>
+        <w:pict>
+          <v:rect style="width:0.0pt;height:1.5pt" o:hr="t" o:hrstd="t" o:hralign="center" fillcolor="#A0A0A0" stroked="f"/>
+        </w:pict>
+      </w:r>
+      <w:r>
+        <w:rPr>
+          <w:rtl w:val="0"/>
+        </w:rPr>
+      </w:r>
+    </w:p>
+    <w:p>
+      <w:pPr>
+        <w:pStyle w:val="Heading2"/>
+        <w:keepNext w:val="0"/>
+        <w:keepLines w:val="0"/>
+        <w:spacing w:after="80" w:lineRule="auto"/>
+        <w:rPr>
+          <w:b w:val="1"/>
+          <w:bCs w:val="1"/>
+          <w:sz w:val="34"/>
+          <w:szCs w:val="34"/>
+        </w:rPr>
+      </w:pPr>
+      <w:bookmarkStart w:colFirst="0" w:colLast="0" w:name="_wrcuim24k8no" w:id="25"/>
+      <w:bookmarkEnd w:id="25"/>
+      <w:r>
+        <w:rPr>
+          <w:b w:val="1"/>
+          <w:bCs w:val="1"/>
+          <w:sz w:val="34"/>
+          <w:szCs w:val="34"/>
+          <w:rtl w:val="0"/>
+        </w:rPr>
+        <w:t xml:space="preserve">8.8 Analytics Engine</w:t>
+      </w:r>
+    </w:p>
+    <w:p>
+      <w:pPr>
+        <w:spacing w:after="240" w:before="240" w:lineRule="auto"/>
         <w:rPr/>
       </w:pPr>
       <w:r>
         <w:rPr>
           <w:rtl w:val="0"/>
         </w:rPr>
-        <w:t xml:space="preserve">4.2 Auditabilidad.</w:t>
+        <w:t xml:space="preserve">Responsable de:</w:t>
+      </w:r>
+    </w:p>
+    <w:p>
+      <w:pPr>
+        <w:numPr>
+          <w:ilvl w:val="0"/>
+          <w:numId w:val="6"/>
+        </w:numPr>
+        <w:spacing w:after="0" w:afterAutospacing="0" w:before="240" w:lineRule="auto"/>
+        <w:ind w:left="720" w:hanging="360"/>
+      </w:pPr>
+      <w:r>
+        <w:rPr>
+          <w:rtl w:val="0"/>
+        </w:rPr>
+        <w:t xml:space="preserve">métricas de rendimiento</w:t>
+      </w:r>
+    </w:p>
+    <w:p>
+      <w:pPr>
+        <w:numPr>
+          <w:ilvl w:val="0"/>
+          <w:numId w:val="6"/>
+        </w:numPr>
+        <w:spacing w:after="0" w:afterAutospacing="0" w:before="0" w:beforeAutospacing="0" w:lineRule="auto"/>
+        <w:ind w:left="720" w:hanging="360"/>
+      </w:pPr>
+      <w:r>
+        <w:rPr>
+          <w:rtl w:val="0"/>
+        </w:rPr>
+        <w:t xml:space="preserve">reportes</w:t>
+      </w:r>
+    </w:p>
+    <w:p>
+      <w:pPr>
+        <w:numPr>
+          <w:ilvl w:val="0"/>
+          <w:numId w:val="6"/>
+        </w:numPr>
+        <w:spacing w:after="0" w:afterAutospacing="0" w:before="0" w:beforeAutospacing="0" w:lineRule="auto"/>
+        <w:ind w:left="720" w:hanging="360"/>
+      </w:pPr>
+      <w:r>
+        <w:rPr>
+          <w:rtl w:val="0"/>
+        </w:rPr>
+        <w:t xml:space="preserve">auditoría</w:t>
+      </w:r>
+    </w:p>
+    <w:p>
+      <w:pPr>
+        <w:numPr>
+          <w:ilvl w:val="0"/>
+          <w:numId w:val="6"/>
+        </w:numPr>
+        <w:spacing w:after="240" w:before="0" w:beforeAutospacing="0" w:lineRule="auto"/>
+        <w:ind w:left="720" w:hanging="360"/>
+      </w:pPr>
+      <w:r>
+        <w:rPr>
+          <w:rtl w:val="0"/>
+        </w:rPr>
+        <w:t xml:space="preserve">trazabilidad completa</w:t>
       </w:r>
     </w:p>
     <w:p>
@@ -1003,38 +2578,10 @@
         <w:rPr/>
       </w:pPr>
       <w:r>
-        <w:rPr>
-          <w:rtl w:val="0"/>
-        </w:rPr>
-        <w:t xml:space="preserve">4.3 Observabilidad.</w:t>
-      </w:r>
-    </w:p>
-    <w:p>
-      <w:pPr>
-        <w:rPr/>
-      </w:pPr>
-      <w:r>
-        <w:rPr>
-          <w:rtl w:val="0"/>
-        </w:rPr>
-        <w:t xml:space="preserve">4.4 Independencia tecnológica.</w:t>
-      </w:r>
-    </w:p>
-    <w:p>
-      <w:pPr>
-        <w:rPr/>
-      </w:pPr>
-      <w:r>
-        <w:rPr>
-          <w:rtl w:val="0"/>
-        </w:rPr>
-        <w:t xml:space="preserve">4.5 Evolución incremental.</w:t>
-      </w:r>
-    </w:p>
-    <w:p>
-      <w:pPr>
-        <w:rPr/>
-      </w:pPr>
+        <w:pict>
+          <v:rect style="width:0.0pt;height:1.5pt" o:hr="t" o:hrstd="t" o:hralign="center" fillcolor="#A0A0A0" stroked="f"/>
+        </w:pict>
+      </w:r>
       <w:r>
         <w:rPr>
           <w:rtl w:val="0"/>
@@ -1054,8 +2601,8 @@
           <w:szCs w:val="46"/>
         </w:rPr>
       </w:pPr>
-      <w:bookmarkStart w:colFirst="0" w:colLast="0" w:name="_cbgbrdtd6j1" w:id="12"/>
-      <w:bookmarkEnd w:id="12"/>
+      <w:bookmarkStart w:colFirst="0" w:colLast="0" w:name="_wrbuzevmmagn" w:id="26"/>
+      <w:bookmarkEnd w:id="26"/>
       <w:r>
         <w:rPr>
           <w:b w:val="1"/>
@@ -1064,7 +2611,7 @@
           <w:szCs w:val="46"/>
           <w:rtl w:val="0"/>
         </w:rPr>
-        <w:t xml:space="preserve">4. Alcance del sistema</w:t>
+        <w:t xml:space="preserve">9. Fases de evolución del sistema</w:t>
       </w:r>
     </w:p>
     <w:p>
@@ -1080,8 +2627,8 @@
           <w:szCs w:val="34"/>
         </w:rPr>
       </w:pPr>
-      <w:bookmarkStart w:colFirst="0" w:colLast="0" w:name="_sgqscw884qpu" w:id="13"/>
-      <w:bookmarkEnd w:id="13"/>
+      <w:bookmarkStart w:colFirst="0" w:colLast="0" w:name="_ae3hwkherbty" w:id="27"/>
+      <w:bookmarkEnd w:id="27"/>
       <w:r>
         <w:rPr>
           <w:b w:val="1"/>
@@ -1090,14 +2637,14 @@
           <w:szCs w:val="34"/>
           <w:rtl w:val="0"/>
         </w:rPr>
-        <w:t xml:space="preserve">4.1 Incluido en la Fase 1–2</w:t>
-      </w:r>
-    </w:p>
-    <w:p>
-      <w:pPr>
-        <w:numPr>
-          <w:ilvl w:val="0"/>
-          <w:numId w:val="7"/>
+        <w:t xml:space="preserve">Fase 0 — Investigación simulada</w:t>
+      </w:r>
+    </w:p>
+    <w:p>
+      <w:pPr>
+        <w:numPr>
+          <w:ilvl w:val="0"/>
+          <w:numId w:val="18"/>
         </w:numPr>
         <w:spacing w:after="0" w:afterAutospacing="0" w:before="240" w:lineRule="auto"/>
         <w:ind w:left="720" w:hanging="360"/>
@@ -1106,62 +2653,14 @@
         <w:rPr>
           <w:rtl w:val="0"/>
         </w:rPr>
-        <w:t xml:space="preserve">Simulación de estrategias (backtesting)</w:t>
-      </w:r>
-    </w:p>
-    <w:p>
-      <w:pPr>
-        <w:numPr>
-          <w:ilvl w:val="0"/>
-          <w:numId w:val="7"/>
-        </w:numPr>
-        <w:spacing w:after="0" w:afterAutospacing="0" w:before="0" w:beforeAutospacing="0" w:lineRule="auto"/>
-        <w:ind w:left="720" w:hanging="360"/>
-      </w:pPr>
-      <w:r>
-        <w:rPr>
-          <w:rtl w:val="0"/>
-        </w:rPr>
-        <w:t xml:space="preserve">Paper trading</w:t>
-      </w:r>
-    </w:p>
-    <w:p>
-      <w:pPr>
-        <w:numPr>
-          <w:ilvl w:val="0"/>
-          <w:numId w:val="7"/>
-        </w:numPr>
-        <w:spacing w:after="0" w:afterAutospacing="0" w:before="0" w:beforeAutospacing="0" w:lineRule="auto"/>
-        <w:ind w:left="720" w:hanging="360"/>
-      </w:pPr>
-      <w:r>
-        <w:rPr>
-          <w:rtl w:val="0"/>
-        </w:rPr>
-        <w:t xml:space="preserve">Ejecución con capital reducido</w:t>
-      </w:r>
-    </w:p>
-    <w:p>
-      <w:pPr>
-        <w:numPr>
-          <w:ilvl w:val="0"/>
-          <w:numId w:val="7"/>
-        </w:numPr>
-        <w:spacing w:after="0" w:afterAutospacing="0" w:before="0" w:beforeAutospacing="0" w:lineRule="auto"/>
-        <w:ind w:left="720" w:hanging="360"/>
-      </w:pPr>
-      <w:r>
-        <w:rPr>
-          <w:rtl w:val="0"/>
-        </w:rPr>
-        <w:t xml:space="preserve">Registro completo de operaciones</w:t>
-      </w:r>
-    </w:p>
-    <w:p>
-      <w:pPr>
-        <w:numPr>
-          <w:ilvl w:val="0"/>
-          <w:numId w:val="7"/>
+        <w:t xml:space="preserve">sin dinero real</w:t>
+      </w:r>
+    </w:p>
+    <w:p>
+      <w:pPr>
+        <w:numPr>
+          <w:ilvl w:val="0"/>
+          <w:numId w:val="18"/>
         </w:numPr>
         <w:spacing w:after="240" w:before="0" w:beforeAutospacing="0" w:lineRule="auto"/>
         <w:ind w:left="720" w:hanging="360"/>
@@ -1170,7 +2669,7 @@
         <w:rPr>
           <w:rtl w:val="0"/>
         </w:rPr>
-        <w:t xml:space="preserve">Evaluación de rendimiento</w:t>
+        <w:t xml:space="preserve">validación de lógica</w:t>
       </w:r>
     </w:p>
     <w:p>
@@ -1201,8 +2700,8 @@
           <w:szCs w:val="34"/>
         </w:rPr>
       </w:pPr>
-      <w:bookmarkStart w:colFirst="0" w:colLast="0" w:name="_qoqbtfvfxdup" w:id="14"/>
-      <w:bookmarkEnd w:id="14"/>
+      <w:bookmarkStart w:colFirst="0" w:colLast="0" w:name="_o6ml41vpgp9q" w:id="28"/>
+      <w:bookmarkEnd w:id="28"/>
       <w:r>
         <w:rPr>
           <w:b w:val="1"/>
@@ -1211,14 +2710,14 @@
           <w:szCs w:val="34"/>
           <w:rtl w:val="0"/>
         </w:rPr>
-        <w:t xml:space="preserve">4.2 Excluido en fases iniciales</w:t>
-      </w:r>
-    </w:p>
-    <w:p>
-      <w:pPr>
-        <w:numPr>
-          <w:ilvl w:val="0"/>
-          <w:numId w:val="3"/>
+        <w:t xml:space="preserve">Fase 1 — Microcapital controlado</w:t>
+      </w:r>
+    </w:p>
+    <w:p>
+      <w:pPr>
+        <w:numPr>
+          <w:ilvl w:val="0"/>
+          <w:numId w:val="2"/>
         </w:numPr>
         <w:spacing w:after="0" w:afterAutospacing="0" w:before="240" w:lineRule="auto"/>
         <w:ind w:left="720" w:hanging="360"/>
@@ -1227,14 +2726,160 @@
         <w:rPr>
           <w:rtl w:val="0"/>
         </w:rPr>
-        <w:t xml:space="preserve">Multi-activos complejos (derivados, opciones)</w:t>
-      </w:r>
-    </w:p>
-    <w:p>
-      <w:pPr>
-        <w:numPr>
-          <w:ilvl w:val="0"/>
-          <w:numId w:val="3"/>
+        <w:t xml:space="preserve">$200 – $1,000</w:t>
+      </w:r>
+    </w:p>
+    <w:p>
+      <w:pPr>
+        <w:numPr>
+          <w:ilvl w:val="0"/>
+          <w:numId w:val="2"/>
+        </w:numPr>
+        <w:spacing w:after="240" w:before="0" w:beforeAutospacing="0" w:lineRule="auto"/>
+        <w:ind w:left="720" w:hanging="360"/>
+      </w:pPr>
+      <w:r>
+        <w:rPr>
+          <w:rtl w:val="0"/>
+        </w:rPr>
+        <w:t xml:space="preserve">validación en mercado real</w:t>
+      </w:r>
+    </w:p>
+    <w:p>
+      <w:pPr>
+        <w:rPr/>
+      </w:pPr>
+      <w:r>
+        <w:pict>
+          <v:rect style="width:0.0pt;height:1.5pt" o:hr="t" o:hrstd="t" o:hralign="center" fillcolor="#A0A0A0" stroked="f"/>
+        </w:pict>
+      </w:r>
+      <w:r>
+        <w:rPr>
+          <w:rtl w:val="0"/>
+        </w:rPr>
+      </w:r>
+    </w:p>
+    <w:p>
+      <w:pPr>
+        <w:pStyle w:val="Heading2"/>
+        <w:keepNext w:val="0"/>
+        <w:keepLines w:val="0"/>
+        <w:spacing w:after="80" w:lineRule="auto"/>
+        <w:rPr>
+          <w:b w:val="1"/>
+          <w:bCs w:val="1"/>
+          <w:sz w:val="34"/>
+          <w:szCs w:val="34"/>
+        </w:rPr>
+      </w:pPr>
+      <w:bookmarkStart w:colFirst="0" w:colLast="0" w:name="_agbe175x5lrn" w:id="29"/>
+      <w:bookmarkEnd w:id="29"/>
+      <w:r>
+        <w:rPr>
+          <w:b w:val="1"/>
+          <w:bCs w:val="1"/>
+          <w:sz w:val="34"/>
+          <w:szCs w:val="34"/>
+          <w:rtl w:val="0"/>
+        </w:rPr>
+        <w:t xml:space="preserve">Fase 2 — Escalado progresivo</w:t>
+      </w:r>
+    </w:p>
+    <w:p>
+      <w:pPr>
+        <w:numPr>
+          <w:ilvl w:val="0"/>
+          <w:numId w:val="25"/>
+        </w:numPr>
+        <w:spacing w:after="0" w:afterAutospacing="0" w:before="240" w:lineRule="auto"/>
+        <w:ind w:left="720" w:hanging="360"/>
+      </w:pPr>
+      <w:r>
+        <w:rPr>
+          <w:rtl w:val="0"/>
+        </w:rPr>
+        <w:t xml:space="preserve">aportes periódicos desde ingresos laborales</w:t>
+      </w:r>
+    </w:p>
+    <w:p>
+      <w:pPr>
+        <w:numPr>
+          <w:ilvl w:val="0"/>
+          <w:numId w:val="25"/>
+        </w:numPr>
+        <w:spacing w:after="240" w:before="0" w:beforeAutospacing="0" w:lineRule="auto"/>
+        <w:ind w:left="720" w:hanging="360"/>
+      </w:pPr>
+      <w:r>
+        <w:rPr>
+          <w:rtl w:val="0"/>
+        </w:rPr>
+        <w:t xml:space="preserve">crecimiento controlado por métricas</w:t>
+      </w:r>
+    </w:p>
+    <w:p>
+      <w:pPr>
+        <w:rPr/>
+      </w:pPr>
+      <w:r>
+        <w:pict>
+          <v:rect style="width:0.0pt;height:1.5pt" o:hr="t" o:hrstd="t" o:hralign="center" fillcolor="#A0A0A0" stroked="f"/>
+        </w:pict>
+      </w:r>
+      <w:r>
+        <w:rPr>
+          <w:rtl w:val="0"/>
+        </w:rPr>
+      </w:r>
+    </w:p>
+    <w:p>
+      <w:pPr>
+        <w:pStyle w:val="Heading2"/>
+        <w:keepNext w:val="0"/>
+        <w:keepLines w:val="0"/>
+        <w:spacing w:after="80" w:lineRule="auto"/>
+        <w:rPr>
+          <w:b w:val="1"/>
+          <w:bCs w:val="1"/>
+          <w:sz w:val="34"/>
+          <w:szCs w:val="34"/>
+        </w:rPr>
+      </w:pPr>
+      <w:bookmarkStart w:colFirst="0" w:colLast="0" w:name="_xlhrgxsyv6xq" w:id="30"/>
+      <w:bookmarkEnd w:id="30"/>
+      <w:r>
+        <w:rPr>
+          <w:b w:val="1"/>
+          <w:bCs w:val="1"/>
+          <w:sz w:val="34"/>
+          <w:szCs w:val="34"/>
+          <w:rtl w:val="0"/>
+        </w:rPr>
+        <w:t xml:space="preserve">Fase 3 — Sistema de capital significativo</w:t>
+      </w:r>
+    </w:p>
+    <w:p>
+      <w:pPr>
+        <w:numPr>
+          <w:ilvl w:val="0"/>
+          <w:numId w:val="16"/>
+        </w:numPr>
+        <w:spacing w:after="0" w:afterAutospacing="0" w:before="240" w:lineRule="auto"/>
+        <w:ind w:left="720" w:hanging="360"/>
+      </w:pPr>
+      <w:r>
+        <w:rPr>
+          <w:rtl w:val="0"/>
+        </w:rPr>
+        <w:t xml:space="preserve">optimización fiscal</w:t>
+      </w:r>
+    </w:p>
+    <w:p>
+      <w:pPr>
+        <w:numPr>
+          <w:ilvl w:val="0"/>
+          <w:numId w:val="16"/>
         </w:numPr>
         <w:spacing w:after="0" w:afterAutospacing="0" w:before="0" w:beforeAutospacing="0" w:lineRule="auto"/>
         <w:ind w:left="720" w:hanging="360"/>
@@ -1243,14 +2888,87 @@
         <w:rPr>
           <w:rtl w:val="0"/>
         </w:rPr>
-        <w:t xml:space="preserve">IA avanzada / deep learning</w:t>
-      </w:r>
-    </w:p>
-    <w:p>
-      <w:pPr>
-        <w:numPr>
-          <w:ilvl w:val="0"/>
-          <w:numId w:val="3"/>
+        <w:t xml:space="preserve">múltiples estrategias</w:t>
+      </w:r>
+    </w:p>
+    <w:p>
+      <w:pPr>
+        <w:numPr>
+          <w:ilvl w:val="0"/>
+          <w:numId w:val="16"/>
+        </w:numPr>
+        <w:spacing w:after="240" w:before="0" w:beforeAutospacing="0" w:lineRule="auto"/>
+        <w:ind w:left="720" w:hanging="360"/>
+      </w:pPr>
+      <w:r>
+        <w:rPr>
+          <w:rtl w:val="0"/>
+        </w:rPr>
+        <w:t xml:space="preserve">control de riesgo avanzado</w:t>
+      </w:r>
+    </w:p>
+    <w:p>
+      <w:pPr>
+        <w:rPr/>
+      </w:pPr>
+      <w:r>
+        <w:pict>
+          <v:rect style="width:0.0pt;height:1.5pt" o:hr="t" o:hrstd="t" o:hralign="center" fillcolor="#A0A0A0" stroked="f"/>
+        </w:pict>
+      </w:r>
+      <w:r>
+        <w:rPr>
+          <w:rtl w:val="0"/>
+        </w:rPr>
+      </w:r>
+    </w:p>
+    <w:p>
+      <w:pPr>
+        <w:pStyle w:val="Heading2"/>
+        <w:keepNext w:val="0"/>
+        <w:keepLines w:val="0"/>
+        <w:spacing w:after="80" w:lineRule="auto"/>
+        <w:rPr>
+          <w:b w:val="1"/>
+          <w:bCs w:val="1"/>
+          <w:sz w:val="34"/>
+          <w:szCs w:val="34"/>
+        </w:rPr>
+      </w:pPr>
+      <w:bookmarkStart w:colFirst="0" w:colLast="0" w:name="_tjgj4s5tzja" w:id="31"/>
+      <w:bookmarkEnd w:id="31"/>
+      <w:r>
+        <w:rPr>
+          <w:b w:val="1"/>
+          <w:bCs w:val="1"/>
+          <w:sz w:val="34"/>
+          <w:szCs w:val="34"/>
+          <w:rtl w:val="0"/>
+        </w:rPr>
+        <w:t xml:space="preserve">Fase 4 — Plataforma profesional (TramitaGO Quant System)</w:t>
+      </w:r>
+    </w:p>
+    <w:p>
+      <w:pPr>
+        <w:numPr>
+          <w:ilvl w:val="0"/>
+          <w:numId w:val="22"/>
+        </w:numPr>
+        <w:spacing w:after="0" w:afterAutospacing="0" w:before="240" w:lineRule="auto"/>
+        <w:ind w:left="720" w:hanging="360"/>
+      </w:pPr>
+      <w:r>
+        <w:rPr>
+          <w:rtl w:val="0"/>
+        </w:rPr>
+        <w:t xml:space="preserve">gestión estructurada de capital</w:t>
+      </w:r>
+    </w:p>
+    <w:p>
+      <w:pPr>
+        <w:numPr>
+          <w:ilvl w:val="0"/>
+          <w:numId w:val="22"/>
         </w:numPr>
         <w:spacing w:after="0" w:afterAutospacing="0" w:before="0" w:beforeAutospacing="0" w:lineRule="auto"/>
         <w:ind w:left="720" w:hanging="360"/>
@@ -1259,30 +2977,14 @@
         <w:rPr>
           <w:rtl w:val="0"/>
         </w:rPr>
-        <w:t xml:space="preserve">Trading de alta frecuencia</w:t>
-      </w:r>
-    </w:p>
-    <w:p>
-      <w:pPr>
-        <w:numPr>
-          <w:ilvl w:val="0"/>
-          <w:numId w:val="3"/>
-        </w:numPr>
-        <w:spacing w:after="0" w:afterAutospacing="0" w:before="0" w:beforeAutospacing="0" w:lineRule="auto"/>
-        <w:ind w:left="720" w:hanging="360"/>
-      </w:pPr>
-      <w:r>
-        <w:rPr>
-          <w:rtl w:val="0"/>
-        </w:rPr>
-        <w:t xml:space="preserve">Estrategias de arbitraje complejas</w:t>
-      </w:r>
-    </w:p>
-    <w:p>
-      <w:pPr>
-        <w:numPr>
-          <w:ilvl w:val="0"/>
-          <w:numId w:val="3"/>
+        <w:t xml:space="preserve">posible multi-cuenta</w:t>
+      </w:r>
+    </w:p>
+    <w:p>
+      <w:pPr>
+        <w:numPr>
+          <w:ilvl w:val="0"/>
+          <w:numId w:val="22"/>
         </w:numPr>
         <w:spacing w:after="240" w:before="0" w:beforeAutospacing="0" w:lineRule="auto"/>
         <w:ind w:left="720" w:hanging="360"/>
@@ -1291,7 +2993,7 @@
         <w:rPr>
           <w:rtl w:val="0"/>
         </w:rPr>
-        <w:t xml:space="preserve">Gestión multi-cliente</w:t>
+        <w:t xml:space="preserve">preparación para auditoría y escalabilidad empresarial</w:t>
       </w:r>
     </w:p>
     <w:p>
@@ -1322,8 +3024,8 @@
           <w:szCs w:val="46"/>
         </w:rPr>
       </w:pPr>
-      <w:bookmarkStart w:colFirst="0" w:colLast="0" w:name="_6mbuc31mnny0" w:id="15"/>
-      <w:bookmarkEnd w:id="15"/>
+      <w:bookmarkStart w:colFirst="0" w:colLast="0" w:name="_enmusz9xq12l" w:id="32"/>
+      <w:bookmarkEnd w:id="32"/>
       <w:r>
         <w:rPr>
           <w:b w:val="1"/>
@@ -1332,7 +3034,7 @@
           <w:szCs w:val="46"/>
           <w:rtl w:val="0"/>
         </w:rPr>
-        <w:t xml:space="preserve">5. Filosofía de inversión</w:t>
+        <w:t xml:space="preserve">10. Reglas de escalado de capital</w:t>
       </w:r>
     </w:p>
     <w:p>
@@ -1344,7 +3046,7 @@
         <w:rPr>
           <w:rtl w:val="0"/>
         </w:rPr>
-        <w:t xml:space="preserve">El sistema no optimiza únicamente rentabilidad.</w:t>
+        <w:t xml:space="preserve">El aumento de capital no será discrecional.</w:t>
       </w:r>
     </w:p>
     <w:p>
@@ -1356,14 +3058,14 @@
         <w:rPr>
           <w:rtl w:val="0"/>
         </w:rPr>
-        <w:t xml:space="preserve">Optimiza:</w:t>
-      </w:r>
-    </w:p>
-    <w:p>
-      <w:pPr>
-        <w:numPr>
-          <w:ilvl w:val="0"/>
-          <w:numId w:val="21"/>
+        <w:t xml:space="preserve">Se basa en métricas como:</w:t>
+      </w:r>
+    </w:p>
+    <w:p>
+      <w:pPr>
+        <w:numPr>
+          <w:ilvl w:val="0"/>
+          <w:numId w:val="11"/>
         </w:numPr>
         <w:spacing w:after="0" w:afterAutospacing="0" w:before="240" w:lineRule="auto"/>
         <w:ind w:left="720" w:hanging="360"/>
@@ -1372,14 +3074,14 @@
         <w:rPr>
           <w:rtl w:val="0"/>
         </w:rPr>
-        <w:t xml:space="preserve">Rentabilidad compuesta</w:t>
-      </w:r>
-    </w:p>
-    <w:p>
-      <w:pPr>
-        <w:numPr>
-          <w:ilvl w:val="0"/>
-          <w:numId w:val="21"/>
+        <w:t xml:space="preserve">Sharpe ratio estable</w:t>
+      </w:r>
+    </w:p>
+    <w:p>
+      <w:pPr>
+        <w:numPr>
+          <w:ilvl w:val="0"/>
+          <w:numId w:val="11"/>
         </w:numPr>
         <w:spacing w:after="0" w:afterAutospacing="0" w:before="0" w:beforeAutospacing="0" w:lineRule="auto"/>
         <w:ind w:left="720" w:hanging="360"/>
@@ -1388,14 +3090,14 @@
         <w:rPr>
           <w:rtl w:val="0"/>
         </w:rPr>
-        <w:t xml:space="preserve">Riesgo (drawdown, volatilidad)</w:t>
-      </w:r>
-    </w:p>
-    <w:p>
-      <w:pPr>
-        <w:numPr>
-          <w:ilvl w:val="0"/>
-          <w:numId w:val="21"/>
+        <w:t xml:space="preserve">drawdown controlado</w:t>
+      </w:r>
+    </w:p>
+    <w:p>
+      <w:pPr>
+        <w:numPr>
+          <w:ilvl w:val="0"/>
+          <w:numId w:val="11"/>
         </w:numPr>
         <w:spacing w:after="0" w:afterAutospacing="0" w:before="0" w:beforeAutospacing="0" w:lineRule="auto"/>
         <w:ind w:left="720" w:hanging="360"/>
@@ -1404,14 +3106,14 @@
         <w:rPr>
           <w:rtl w:val="0"/>
         </w:rPr>
-        <w:t xml:space="preserve">Costos operativos</w:t>
-      </w:r>
-    </w:p>
-    <w:p>
-      <w:pPr>
-        <w:numPr>
-          <w:ilvl w:val="0"/>
-          <w:numId w:val="21"/>
+        <w:t xml:space="preserve">consistencia temporal</w:t>
+      </w:r>
+    </w:p>
+    <w:p>
+      <w:pPr>
+        <w:numPr>
+          <w:ilvl w:val="0"/>
+          <w:numId w:val="11"/>
         </w:numPr>
         <w:spacing w:after="0" w:afterAutospacing="0" w:before="0" w:beforeAutospacing="0" w:lineRule="auto"/>
         <w:ind w:left="720" w:hanging="360"/>
@@ -1420,14 +3122,14 @@
         <w:rPr>
           <w:rtl w:val="0"/>
         </w:rPr>
-        <w:t xml:space="preserve">Impuestos</w:t>
-      </w:r>
-    </w:p>
-    <w:p>
-      <w:pPr>
-        <w:numPr>
-          <w:ilvl w:val="0"/>
-          <w:numId w:val="21"/>
+        <w:t xml:space="preserve">validación fuera de muestra</w:t>
+      </w:r>
+    </w:p>
+    <w:p>
+      <w:pPr>
+        <w:numPr>
+          <w:ilvl w:val="0"/>
+          <w:numId w:val="11"/>
         </w:numPr>
         <w:spacing w:after="240" w:before="0" w:beforeAutospacing="0" w:lineRule="auto"/>
         <w:ind w:left="720" w:hanging="360"/>
@@ -1436,7 +3138,19 @@
         <w:rPr>
           <w:rtl w:val="0"/>
         </w:rPr>
-        <w:t xml:space="preserve">Consistencia temporal</w:t>
+        <w:t xml:space="preserve">estabilidad de estrategia</w:t>
+      </w:r>
+    </w:p>
+    <w:p>
+      <w:pPr>
+        <w:spacing w:after="240" w:before="240" w:lineRule="auto"/>
+        <w:rPr/>
+      </w:pPr>
+      <w:r>
+        <w:rPr>
+          <w:rtl w:val="0"/>
+        </w:rPr>
+        <w:t xml:space="preserve">Si estas condiciones no se cumplen, el capital no se incrementa.</w:t>
       </w:r>
     </w:p>
     <w:p>
@@ -1467,8 +3181,8 @@
           <w:szCs w:val="46"/>
         </w:rPr>
       </w:pPr>
-      <w:bookmarkStart w:colFirst="0" w:colLast="0" w:name="_e9q28j47r66j" w:id="16"/>
-      <w:bookmarkEnd w:id="16"/>
+      <w:bookmarkStart w:colFirst="0" w:colLast="0" w:name="_ead24bcdcqis" w:id="33"/>
+      <w:bookmarkEnd w:id="33"/>
       <w:r>
         <w:rPr>
           <w:b w:val="1"/>
@@ -1477,26 +3191,14 @@
           <w:szCs w:val="46"/>
           <w:rtl w:val="0"/>
         </w:rPr>
-        <w:t xml:space="preserve">6. Definición de “éxito”</w:t>
-      </w:r>
-    </w:p>
-    <w:p>
-      <w:pPr>
-        <w:spacing w:after="240" w:before="240" w:lineRule="auto"/>
-        <w:rPr/>
-      </w:pPr>
-      <w:r>
-        <w:rPr>
-          <w:rtl w:val="0"/>
-        </w:rPr>
-        <w:t xml:space="preserve">El sistema se considera exitoso si:</w:t>
-      </w:r>
-    </w:p>
-    <w:p>
-      <w:pPr>
-        <w:numPr>
-          <w:ilvl w:val="0"/>
-          <w:numId w:val="17"/>
+        <w:t xml:space="preserve">11. Reglas de datos</w:t>
+      </w:r>
+    </w:p>
+    <w:p>
+      <w:pPr>
+        <w:numPr>
+          <w:ilvl w:val="0"/>
+          <w:numId w:val="28"/>
         </w:numPr>
         <w:spacing w:after="0" w:afterAutospacing="0" w:before="240" w:lineRule="auto"/>
         <w:ind w:left="720" w:hanging="360"/>
@@ -1505,14 +3207,14 @@
         <w:rPr>
           <w:rtl w:val="0"/>
         </w:rPr>
-        <w:t xml:space="preserve">Genera crecimiento compuesto positivo consistente después de costos e impuestos.</w:t>
-      </w:r>
-    </w:p>
-    <w:p>
-      <w:pPr>
-        <w:numPr>
-          <w:ilvl w:val="0"/>
-          <w:numId w:val="17"/>
+        <w:t xml:space="preserve">Toda decisión debe ser trazable a datos históricos o simulados.</w:t>
+      </w:r>
+    </w:p>
+    <w:p>
+      <w:pPr>
+        <w:numPr>
+          <w:ilvl w:val="0"/>
+          <w:numId w:val="28"/>
         </w:numPr>
         <w:spacing w:after="0" w:afterAutospacing="0" w:before="0" w:beforeAutospacing="0" w:lineRule="auto"/>
         <w:ind w:left="720" w:hanging="360"/>
@@ -1521,46 +3223,14 @@
         <w:rPr>
           <w:rtl w:val="0"/>
         </w:rPr>
-        <w:t xml:space="preserve">Mantiene drawdown controlado dentro de límites definidos.</w:t>
-      </w:r>
-    </w:p>
-    <w:p>
-      <w:pPr>
-        <w:numPr>
-          <w:ilvl w:val="0"/>
-          <w:numId w:val="17"/>
-        </w:numPr>
-        <w:spacing w:after="0" w:afterAutospacing="0" w:before="0" w:beforeAutospacing="0" w:lineRule="auto"/>
-        <w:ind w:left="720" w:hanging="360"/>
-      </w:pPr>
-      <w:r>
-        <w:rPr>
-          <w:rtl w:val="0"/>
-        </w:rPr>
-        <w:t xml:space="preserve">Permite escalado progresivo de capital sin degradación estadística.</w:t>
-      </w:r>
-    </w:p>
-    <w:p>
-      <w:pPr>
-        <w:numPr>
-          <w:ilvl w:val="0"/>
-          <w:numId w:val="17"/>
-        </w:numPr>
-        <w:spacing w:after="0" w:afterAutospacing="0" w:before="0" w:beforeAutospacing="0" w:lineRule="auto"/>
-        <w:ind w:left="720" w:hanging="360"/>
-      </w:pPr>
-      <w:r>
-        <w:rPr>
-          <w:rtl w:val="0"/>
-        </w:rPr>
-        <w:t xml:space="preserve">Mantiene reproducibilidad de resultados.</w:t>
-      </w:r>
-    </w:p>
-    <w:p>
-      <w:pPr>
-        <w:numPr>
-          <w:ilvl w:val="0"/>
-          <w:numId w:val="17"/>
+        <w:t xml:space="preserve">Ninguna estrategia puede depender de datos no reproducibles.</w:t>
+      </w:r>
+    </w:p>
+    <w:p>
+      <w:pPr>
+        <w:numPr>
+          <w:ilvl w:val="0"/>
+          <w:numId w:val="28"/>
         </w:numPr>
         <w:spacing w:after="240" w:before="0" w:beforeAutospacing="0" w:lineRule="auto"/>
         <w:ind w:left="720" w:hanging="360"/>
@@ -1569,7 +3239,7 @@
         <w:rPr>
           <w:rtl w:val="0"/>
         </w:rPr>
-        <w:t xml:space="preserve">Puede operar de forma estable en múltiples regímenes de mercado.</w:t>
+        <w:t xml:space="preserve">Toda fuente de datos debe ser versionada o registrada.</w:t>
       </w:r>
     </w:p>
     <w:p>
@@ -1600,8 +3270,8 @@
           <w:szCs w:val="46"/>
         </w:rPr>
       </w:pPr>
-      <w:bookmarkStart w:colFirst="0" w:colLast="0" w:name="_jjf3e262i5o9" w:id="17"/>
-      <w:bookmarkEnd w:id="17"/>
+      <w:bookmarkStart w:colFirst="0" w:colLast="0" w:name="_mpuodqfpf4qt" w:id="34"/>
+      <w:bookmarkEnd w:id="34"/>
       <w:r>
         <w:rPr>
           <w:b w:val="1"/>
@@ -1610,26 +3280,14 @@
           <w:szCs w:val="46"/>
           <w:rtl w:val="0"/>
         </w:rPr>
-        <w:t xml:space="preserve">7. Definición de “fallo”</w:t>
-      </w:r>
-    </w:p>
-    <w:p>
-      <w:pPr>
-        <w:spacing w:after="240" w:before="240" w:lineRule="auto"/>
-        <w:rPr/>
-      </w:pPr>
-      <w:r>
-        <w:rPr>
-          <w:rtl w:val="0"/>
-        </w:rPr>
-        <w:t xml:space="preserve">El sistema se considera fallido si:</w:t>
-      </w:r>
-    </w:p>
-    <w:p>
-      <w:pPr>
-        <w:numPr>
-          <w:ilvl w:val="0"/>
-          <w:numId w:val="14"/>
+        <w:t xml:space="preserve">12. Reglas de diseño de software</w:t>
+      </w:r>
+    </w:p>
+    <w:p>
+      <w:pPr>
+        <w:numPr>
+          <w:ilvl w:val="0"/>
+          <w:numId w:val="10"/>
         </w:numPr>
         <w:spacing w:after="0" w:afterAutospacing="0" w:before="240" w:lineRule="auto"/>
         <w:ind w:left="720" w:hanging="360"/>
@@ -1638,14 +3296,14 @@
         <w:rPr>
           <w:rtl w:val="0"/>
         </w:rPr>
-        <w:t xml:space="preserve">Depende de sobreajuste a datos históricos.</w:t>
-      </w:r>
-    </w:p>
-    <w:p>
-      <w:pPr>
-        <w:numPr>
-          <w:ilvl w:val="0"/>
-          <w:numId w:val="14"/>
+        <w:t xml:space="preserve">Código modular obligatorio</w:t>
+      </w:r>
+    </w:p>
+    <w:p>
+      <w:pPr>
+        <w:numPr>
+          <w:ilvl w:val="0"/>
+          <w:numId w:val="10"/>
         </w:numPr>
         <w:spacing w:after="0" w:afterAutospacing="0" w:before="0" w:beforeAutospacing="0" w:lineRule="auto"/>
         <w:ind w:left="720" w:hanging="360"/>
@@ -1654,14 +3312,14 @@
         <w:rPr>
           <w:rtl w:val="0"/>
         </w:rPr>
-        <w:t xml:space="preserve">Presenta degradación significativa fuera de muestra.</w:t>
-      </w:r>
-    </w:p>
-    <w:p>
-      <w:pPr>
-        <w:numPr>
-          <w:ilvl w:val="0"/>
-          <w:numId w:val="14"/>
+        <w:t xml:space="preserve">Tipado fuerte recomendado (Python typing)</w:t>
+      </w:r>
+    </w:p>
+    <w:p>
+      <w:pPr>
+        <w:numPr>
+          <w:ilvl w:val="0"/>
+          <w:numId w:val="10"/>
         </w:numPr>
         <w:spacing w:after="0" w:afterAutospacing="0" w:before="0" w:beforeAutospacing="0" w:lineRule="auto"/>
         <w:ind w:left="720" w:hanging="360"/>
@@ -1670,14 +3328,14 @@
         <w:rPr>
           <w:rtl w:val="0"/>
         </w:rPr>
-        <w:t xml:space="preserve">No puede ser reproducido con consistencia.</w:t>
-      </w:r>
-    </w:p>
-    <w:p>
-      <w:pPr>
-        <w:numPr>
-          <w:ilvl w:val="0"/>
-          <w:numId w:val="14"/>
+        <w:t xml:space="preserve">Logging completo obligatorio</w:t>
+      </w:r>
+    </w:p>
+    <w:p>
+      <w:pPr>
+        <w:numPr>
+          <w:ilvl w:val="0"/>
+          <w:numId w:val="10"/>
         </w:numPr>
         <w:spacing w:after="0" w:afterAutospacing="0" w:before="0" w:beforeAutospacing="0" w:lineRule="auto"/>
         <w:ind w:left="720" w:hanging="360"/>
@@ -1686,14 +3344,14 @@
         <w:rPr>
           <w:rtl w:val="0"/>
         </w:rPr>
-        <w:t xml:space="preserve">No puede escalar capital sin deterioro del rendimiento.</w:t>
-      </w:r>
-    </w:p>
-    <w:p>
-      <w:pPr>
-        <w:numPr>
-          <w:ilvl w:val="0"/>
-          <w:numId w:val="14"/>
+        <w:t xml:space="preserve">Testing obligatorio en cada módulo crítico</w:t>
+      </w:r>
+    </w:p>
+    <w:p>
+      <w:pPr>
+        <w:numPr>
+          <w:ilvl w:val="0"/>
+          <w:numId w:val="10"/>
         </w:numPr>
         <w:spacing w:after="240" w:before="0" w:beforeAutospacing="0" w:lineRule="auto"/>
         <w:ind w:left="720" w:hanging="360"/>
@@ -1702,7 +3360,7 @@
         <w:rPr>
           <w:rtl w:val="0"/>
         </w:rPr>
-        <w:t xml:space="preserve">Genera pérdidas no explicables por el modelo de riesgo.</w:t>
+        <w:t xml:space="preserve">Prohibido acoplamiento entre módulos</w:t>
       </w:r>
     </w:p>
     <w:p>
@@ -1733,8 +3391,8 @@
           <w:szCs w:val="46"/>
         </w:rPr>
       </w:pPr>
-      <w:bookmarkStart w:colFirst="0" w:colLast="0" w:name="_a806svjrdlde" w:id="18"/>
-      <w:bookmarkEnd w:id="18"/>
+      <w:bookmarkStart w:colFirst="0" w:colLast="0" w:name="_dhnzyn2yssij" w:id="35"/>
+      <w:bookmarkEnd w:id="35"/>
       <w:r>
         <w:rPr>
           <w:b w:val="1"/>
@@ -1743,7 +3401,96 @@
           <w:szCs w:val="46"/>
           <w:rtl w:val="0"/>
         </w:rPr>
-        <w:t xml:space="preserve">8. Arquitectura conceptual del sistema</w:t>
+        <w:t xml:space="preserve">13. Gobernanza del sistema</w:t>
+      </w:r>
+    </w:p>
+    <w:p>
+      <w:pPr>
+        <w:numPr>
+          <w:ilvl w:val="0"/>
+          <w:numId w:val="4"/>
+        </w:numPr>
+        <w:spacing w:after="0" w:afterAutospacing="0" w:before="240" w:lineRule="auto"/>
+        <w:ind w:left="720" w:hanging="360"/>
+      </w:pPr>
+      <w:r>
+        <w:rPr>
+          <w:rtl w:val="0"/>
+        </w:rPr>
+        <w:t xml:space="preserve">Ningún módulo puede entrar en producción sin validación en Fase anterior.</w:t>
+      </w:r>
+    </w:p>
+    <w:p>
+      <w:pPr>
+        <w:numPr>
+          <w:ilvl w:val="0"/>
+          <w:numId w:val="4"/>
+        </w:numPr>
+        <w:spacing w:after="0" w:afterAutospacing="0" w:before="0" w:beforeAutospacing="0" w:lineRule="auto"/>
+        <w:ind w:left="720" w:hanging="360"/>
+      </w:pPr>
+      <w:r>
+        <w:rPr>
+          <w:rtl w:val="0"/>
+        </w:rPr>
+        <w:t xml:space="preserve">Toda estrategia debe ser evaluada comparativamente contra baseline.</w:t>
+      </w:r>
+    </w:p>
+    <w:p>
+      <w:pPr>
+        <w:numPr>
+          <w:ilvl w:val="0"/>
+          <w:numId w:val="4"/>
+        </w:numPr>
+        <w:spacing w:after="240" w:before="0" w:beforeAutospacing="0" w:lineRule="auto"/>
+        <w:ind w:left="720" w:hanging="360"/>
+      </w:pPr>
+      <w:r>
+        <w:rPr>
+          <w:rtl w:val="0"/>
+        </w:rPr>
+        <w:t xml:space="preserve">Todo cambio debe ser registrable y auditable.</w:t>
+      </w:r>
+    </w:p>
+    <w:p>
+      <w:pPr>
+        <w:rPr/>
+      </w:pPr>
+      <w:r>
+        <w:pict>
+          <v:rect style="width:0.0pt;height:1.5pt" o:hr="t" o:hrstd="t" o:hralign="center" fillcolor="#A0A0A0" stroked="f"/>
+        </w:pict>
+      </w:r>
+      <w:r>
+        <w:rPr>
+          <w:rtl w:val="0"/>
+        </w:rPr>
+      </w:r>
+    </w:p>
+    <w:p>
+      <w:pPr>
+        <w:pStyle w:val="Heading1"/>
+        <w:keepNext w:val="0"/>
+        <w:keepLines w:val="0"/>
+        <w:spacing w:before="480" w:lineRule="auto"/>
+        <w:rPr>
+          <w:b w:val="1"/>
+          <w:bCs w:val="1"/>
+          <w:sz w:val="46"/>
+          <w:szCs w:val="46"/>
+        </w:rPr>
+      </w:pPr>
+      <w:bookmarkStart w:colFirst="0" w:colLast="0" w:name="_xjcrqonox8ck" w:id="36"/>
+      <w:bookmarkEnd w:id="36"/>
+      <w:r>
+        <w:rPr>
+          <w:b w:val="1"/>
+          <w:bCs w:val="1"/>
+          <w:sz w:val="46"/>
+          <w:szCs w:val="46"/>
+          <w:rtl w:val="0"/>
+        </w:rPr>
+        <w:t xml:space="preserve">14. Naturaleza del sistema</w:t>
       </w:r>
     </w:p>
     <w:p>
@@ -1755,7 +3502,161 @@
         <w:rPr>
           <w:rtl w:val="0"/>
         </w:rPr>
-        <w:t xml:space="preserve">El sistema se compone de los siguientes subsistemas:</w:t>
+        <w:t xml:space="preserve">Este sistema no es:</w:t>
+      </w:r>
+    </w:p>
+    <w:p>
+      <w:pPr>
+        <w:numPr>
+          <w:ilvl w:val="0"/>
+          <w:numId w:val="15"/>
+        </w:numPr>
+        <w:spacing w:after="0" w:afterAutospacing="0" w:before="240" w:lineRule="auto"/>
+        <w:ind w:left="720" w:hanging="360"/>
+      </w:pPr>
+      <w:r>
+        <w:rPr>
+          <w:rtl w:val="0"/>
+        </w:rPr>
+        <w:t xml:space="preserve">un bot de trading</w:t>
+      </w:r>
+    </w:p>
+    <w:p>
+      <w:pPr>
+        <w:numPr>
+          <w:ilvl w:val="0"/>
+          <w:numId w:val="15"/>
+        </w:numPr>
+        <w:spacing w:after="0" w:afterAutospacing="0" w:before="0" w:beforeAutospacing="0" w:lineRule="auto"/>
+        <w:ind w:left="720" w:hanging="360"/>
+      </w:pPr>
+      <w:r>
+        <w:rPr>
+          <w:rtl w:val="0"/>
+        </w:rPr>
+        <w:t xml:space="preserve">un algoritmo único</w:t>
+      </w:r>
+    </w:p>
+    <w:p>
+      <w:pPr>
+        <w:numPr>
+          <w:ilvl w:val="0"/>
+          <w:numId w:val="15"/>
+        </w:numPr>
+        <w:spacing w:after="240" w:before="0" w:beforeAutospacing="0" w:lineRule="auto"/>
+        <w:ind w:left="720" w:hanging="360"/>
+      </w:pPr>
+      <w:r>
+        <w:rPr>
+          <w:rtl w:val="0"/>
+        </w:rPr>
+        <w:t xml:space="preserve">una estrategia fija</w:t>
+      </w:r>
+    </w:p>
+    <w:p>
+      <w:pPr>
+        <w:spacing w:after="240" w:before="240" w:lineRule="auto"/>
+        <w:rPr/>
+      </w:pPr>
+      <w:r>
+        <w:rPr>
+          <w:rtl w:val="0"/>
+        </w:rPr>
+        <w:t xml:space="preserve">Este sistema es:</w:t>
+      </w:r>
+    </w:p>
+    <w:p>
+      <w:pPr>
+        <w:spacing w:after="240" w:before="240" w:lineRule="auto"/>
+        <w:ind w:left="600" w:right="600" w:firstLine="0"/>
+        <w:rPr/>
+      </w:pPr>
+      <w:r>
+        <w:rPr>
+          <w:rtl w:val="0"/>
+        </w:rPr>
+        <w:t xml:space="preserve">Una plataforma evolutiva de investigación cuantitativa aplicada a inversión sistemática.</w:t>
+      </w:r>
+    </w:p>
+    <w:p>
+      <w:pPr>
+        <w:rPr/>
+      </w:pPr>
+      <w:r>
+        <w:pict>
+          <v:rect style="width:0.0pt;height:1.5pt" o:hr="t" o:hrstd="t" o:hralign="center" fillcolor="#A0A0A0" stroked="f"/>
+        </w:pict>
+      </w:r>
+      <w:r>
+        <w:rPr>
+          <w:rtl w:val="0"/>
+        </w:rPr>
+      </w:r>
+    </w:p>
+    <w:p>
+      <w:pPr>
+        <w:pStyle w:val="Heading1"/>
+        <w:keepNext w:val="0"/>
+        <w:keepLines w:val="0"/>
+        <w:spacing w:before="480" w:lineRule="auto"/>
+        <w:rPr>
+          <w:b w:val="1"/>
+          <w:bCs w:val="1"/>
+          <w:sz w:val="46"/>
+          <w:szCs w:val="46"/>
+        </w:rPr>
+      </w:pPr>
+      <w:bookmarkStart w:colFirst="0" w:colLast="0" w:name="_5bs0sr7r6dvz" w:id="37"/>
+      <w:bookmarkEnd w:id="37"/>
+      <w:r>
+        <w:rPr>
+          <w:b w:val="1"/>
+          <w:bCs w:val="1"/>
+          <w:sz w:val="46"/>
+          <w:szCs w:val="46"/>
+          <w:rtl w:val="0"/>
+        </w:rPr>
+        <w:t xml:space="preserve">15. Declaración final de diseño</w:t>
+      </w:r>
+    </w:p>
+    <w:p>
+      <w:pPr>
+        <w:spacing w:after="240" w:before="240" w:lineRule="auto"/>
+        <w:rPr/>
+      </w:pPr>
+      <w:r>
+        <w:rPr>
+          <w:rtl w:val="0"/>
+        </w:rPr>
+        <w:t xml:space="preserve">El sistema está diseñado bajo el siguiente principio:</w:t>
+      </w:r>
+    </w:p>
+    <w:p>
+      <w:pPr>
+        <w:spacing w:after="240" w:before="240" w:lineRule="auto"/>
+        <w:ind w:left="600" w:right="600" w:firstLine="0"/>
+        <w:rPr/>
+      </w:pPr>
+      <w:r>
+        <w:rPr>
+          <w:rtl w:val="0"/>
+        </w:rPr>
+        <w:t xml:space="preserve">La calidad del sistema se mide por su capacidad de generar, validar y reemplazar estrategias de inversión de forma científica, reproducible y escalable, no por el rendimiento de una estrategia individual en un período específico.</w:t>
+      </w:r>
+    </w:p>
+    <w:p>
+      <w:pPr>
+        <w:rPr/>
+      </w:pPr>
+      <w:r>
+        <w:pict>
+          <v:rect style="width:0.0pt;height:1.5pt" o:hr="t" o:hrstd="t" o:hralign="center" fillcolor="#A0A0A0" stroked="f"/>
+        </w:pict>
+      </w:r>
+      <w:r>
+        <w:rPr>
+          <w:rtl w:val="0"/>
+        </w:rPr>
       </w:r>
     </w:p>
     <w:p>
@@ -1771,8 +3672,8 @@
           <w:szCs w:val="34"/>
         </w:rPr>
       </w:pPr>
-      <w:bookmarkStart w:colFirst="0" w:colLast="0" w:name="_jf2wveb6dz0c" w:id="19"/>
-      <w:bookmarkEnd w:id="19"/>
+      <w:bookmarkStart w:colFirst="0" w:colLast="0" w:name="_9dsrmjz2bmi" w:id="38"/>
+      <w:bookmarkEnd w:id="38"/>
       <w:r>
         <w:rPr>
           <w:b w:val="1"/>
@@ -1781,1953 +3682,42 @@
           <w:szCs w:val="34"/>
           <w:rtl w:val="0"/>
         </w:rPr>
-        <w:t xml:space="preserve">8.1 Data Layer</w:t>
-      </w:r>
-    </w:p>
-    <w:p>
-      <w:pPr>
-        <w:spacing w:after="240" w:before="240" w:lineRule="auto"/>
+        <w:t xml:space="preserve">FIN DEL DOCUMENTO 001</w:t>
+      </w:r>
+    </w:p>
+    <w:p>
+      <w:pPr>
         <w:rPr/>
       </w:pPr>
       <w:r>
         <w:rPr>
           <w:rtl w:val="0"/>
         </w:rPr>
-        <w:t xml:space="preserve">Responsable de:</w:t>
-      </w:r>
-    </w:p>
-    <w:p>
-      <w:pPr>
-        <w:numPr>
-          <w:ilvl w:val="0"/>
-          <w:numId w:val="24"/>
-        </w:numPr>
-        <w:spacing w:after="0" w:afterAutospacing="0" w:before="240" w:lineRule="auto"/>
-        <w:ind w:left="720" w:hanging="360"/>
-      </w:pPr>
-      <w:r>
-        <w:rPr>
-          <w:rtl w:val="0"/>
-        </w:rPr>
-        <w:t xml:space="preserve">obtención de datos de mercado</w:t>
-      </w:r>
-    </w:p>
-    <w:p>
-      <w:pPr>
-        <w:numPr>
-          <w:ilvl w:val="0"/>
-          <w:numId w:val="24"/>
-        </w:numPr>
-        <w:spacing w:after="0" w:afterAutospacing="0" w:before="0" w:beforeAutospacing="0" w:lineRule="auto"/>
-        <w:ind w:left="720" w:hanging="360"/>
-      </w:pPr>
-      <w:r>
-        <w:rPr>
-          <w:rtl w:val="0"/>
-        </w:rPr>
-        <w:t xml:space="preserve">limpieza</w:t>
-      </w:r>
-    </w:p>
-    <w:p>
-      <w:pPr>
-        <w:numPr>
-          <w:ilvl w:val="0"/>
-          <w:numId w:val="24"/>
-        </w:numPr>
-        <w:spacing w:after="0" w:afterAutospacing="0" w:before="0" w:beforeAutospacing="0" w:lineRule="auto"/>
-        <w:ind w:left="720" w:hanging="360"/>
-      </w:pPr>
-      <w:r>
-        <w:rPr>
-          <w:rtl w:val="0"/>
-        </w:rPr>
-        <w:t xml:space="preserve">normalización</w:t>
-      </w:r>
-    </w:p>
-    <w:p>
-      <w:pPr>
-        <w:numPr>
-          <w:ilvl w:val="0"/>
-          <w:numId w:val="24"/>
-        </w:numPr>
-        <w:spacing w:after="240" w:before="0" w:beforeAutospacing="0" w:lineRule="auto"/>
-        <w:ind w:left="720" w:hanging="360"/>
-      </w:pPr>
-      <w:r>
-        <w:rPr>
-          <w:rtl w:val="0"/>
-        </w:rPr>
-        <w:t xml:space="preserve">almacenamiento</w:t>
-      </w:r>
-    </w:p>
-    <w:p>
-      <w:pPr>
-        <w:rPr/>
-      </w:pPr>
-      <w:r>
-        <w:pict>
-          <v:rect style="width:0.0pt;height:1.5pt" o:hr="t" o:hrstd="t" o:hralign="center" fillcolor="#A0A0A0" stroked="f"/>
-        </w:pict>
-      </w:r>
-      <w:r>
-        <w:rPr>
-          <w:rtl w:val="0"/>
-        </w:rPr>
-      </w:r>
-    </w:p>
-    <w:p>
-      <w:pPr>
-        <w:pStyle w:val="Heading2"/>
-        <w:keepNext w:val="0"/>
-        <w:keepLines w:val="0"/>
-        <w:spacing w:after="80" w:lineRule="auto"/>
-        <w:rPr>
-          <w:b w:val="1"/>
-          <w:bCs w:val="1"/>
-          <w:sz w:val="34"/>
-          <w:szCs w:val="34"/>
-        </w:rPr>
-      </w:pPr>
-      <w:bookmarkStart w:colFirst="0" w:colLast="0" w:name="_h61h4grdz03p" w:id="20"/>
-      <w:bookmarkEnd w:id="20"/>
-      <w:r>
-        <w:rPr>
-          <w:b w:val="1"/>
-          <w:bCs w:val="1"/>
-          <w:sz w:val="34"/>
-          <w:szCs w:val="34"/>
-          <w:rtl w:val="0"/>
-        </w:rPr>
-        <w:t xml:space="preserve">8.2 Research Layer</w:t>
-      </w:r>
-    </w:p>
-    <w:p>
-      <w:pPr>
-        <w:spacing w:after="240" w:before="240" w:lineRule="auto"/>
-        <w:rPr/>
-      </w:pPr>
-      <w:r>
-        <w:rPr>
-          <w:rtl w:val="0"/>
-        </w:rPr>
-        <w:t xml:space="preserve">Responsable de:</w:t>
-      </w:r>
-    </w:p>
-    <w:p>
-      <w:pPr>
-        <w:numPr>
-          <w:ilvl w:val="0"/>
-          <w:numId w:val="20"/>
-        </w:numPr>
-        <w:spacing w:after="0" w:afterAutospacing="0" w:before="240" w:lineRule="auto"/>
-        <w:ind w:left="720" w:hanging="360"/>
-      </w:pPr>
-      <w:r>
-        <w:rPr>
-          <w:rtl w:val="0"/>
-        </w:rPr>
-        <w:t xml:space="preserve">generación de hipótesis</w:t>
-      </w:r>
-    </w:p>
-    <w:p>
-      <w:pPr>
-        <w:numPr>
-          <w:ilvl w:val="0"/>
-          <w:numId w:val="20"/>
-        </w:numPr>
-        <w:spacing w:after="0" w:afterAutospacing="0" w:before="0" w:beforeAutospacing="0" w:lineRule="auto"/>
-        <w:ind w:left="720" w:hanging="360"/>
-      </w:pPr>
-      <w:r>
-        <w:rPr>
-          <w:rtl w:val="0"/>
-        </w:rPr>
-        <w:t xml:space="preserve">construcción de estrategias</w:t>
-      </w:r>
-    </w:p>
-    <w:p>
-      <w:pPr>
-        <w:numPr>
-          <w:ilvl w:val="0"/>
-          <w:numId w:val="20"/>
-        </w:numPr>
-        <w:spacing w:after="240" w:before="0" w:beforeAutospacing="0" w:lineRule="auto"/>
-        <w:ind w:left="720" w:hanging="360"/>
-      </w:pPr>
-      <w:r>
-        <w:rPr>
-          <w:rtl w:val="0"/>
-        </w:rPr>
-        <w:t xml:space="preserve">experimentación</w:t>
-      </w:r>
-    </w:p>
-    <w:p>
-      <w:pPr>
-        <w:rPr/>
-      </w:pPr>
-      <w:r>
-        <w:pict>
-          <v:rect style="width:0.0pt;height:1.5pt" o:hr="t" o:hrstd="t" o:hralign="center" fillcolor="#A0A0A0" stroked="f"/>
-        </w:pict>
-      </w:r>
-      <w:r>
-        <w:rPr>
-          <w:rtl w:val="0"/>
-        </w:rPr>
-      </w:r>
-    </w:p>
-    <w:p>
-      <w:pPr>
-        <w:pStyle w:val="Heading2"/>
-        <w:keepNext w:val="0"/>
-        <w:keepLines w:val="0"/>
-        <w:spacing w:after="80" w:lineRule="auto"/>
-        <w:rPr>
-          <w:b w:val="1"/>
-          <w:bCs w:val="1"/>
-          <w:sz w:val="34"/>
-          <w:szCs w:val="34"/>
-        </w:rPr>
-      </w:pPr>
-      <w:bookmarkStart w:colFirst="0" w:colLast="0" w:name="_i8tl4lhx00rg" w:id="21"/>
-      <w:bookmarkEnd w:id="21"/>
-      <w:r>
-        <w:rPr>
-          <w:b w:val="1"/>
-          <w:bCs w:val="1"/>
-          <w:sz w:val="34"/>
-          <w:szCs w:val="34"/>
-          <w:rtl w:val="0"/>
-        </w:rPr>
-        <w:t xml:space="preserve">8.3 Backtesting Engine</w:t>
-      </w:r>
-    </w:p>
-    <w:p>
-      <w:pPr>
-        <w:spacing w:after="240" w:before="240" w:lineRule="auto"/>
-        <w:rPr/>
-      </w:pPr>
-      <w:r>
-        <w:rPr>
-          <w:rtl w:val="0"/>
-        </w:rPr>
-        <w:t xml:space="preserve">Responsable de:</w:t>
-      </w:r>
-    </w:p>
-    <w:p>
-      <w:pPr>
-        <w:numPr>
-          <w:ilvl w:val="0"/>
-          <w:numId w:val="27"/>
-        </w:numPr>
-        <w:spacing w:after="0" w:afterAutospacing="0" w:before="240" w:lineRule="auto"/>
-        <w:ind w:left="720" w:hanging="360"/>
-      </w:pPr>
-      <w:r>
-        <w:rPr>
-          <w:rtl w:val="0"/>
-        </w:rPr>
-        <w:t xml:space="preserve">simulación histórica</w:t>
-      </w:r>
-    </w:p>
-    <w:p>
-      <w:pPr>
-        <w:numPr>
-          <w:ilvl w:val="0"/>
-          <w:numId w:val="27"/>
-        </w:numPr>
-        <w:spacing w:after="0" w:afterAutospacing="0" w:before="0" w:beforeAutospacing="0" w:lineRule="auto"/>
-        <w:ind w:left="720" w:hanging="360"/>
-      </w:pPr>
-      <w:r>
-        <w:rPr>
-          <w:rtl w:val="0"/>
-        </w:rPr>
-        <w:t xml:space="preserve">evaluación de estrategias</w:t>
-      </w:r>
-    </w:p>
-    <w:p>
-      <w:pPr>
-        <w:numPr>
-          <w:ilvl w:val="0"/>
-          <w:numId w:val="27"/>
-        </w:numPr>
-        <w:spacing w:after="240" w:before="0" w:beforeAutospacing="0" w:lineRule="auto"/>
-        <w:ind w:left="720" w:hanging="360"/>
-      </w:pPr>
-      <w:r>
-        <w:rPr>
-          <w:rtl w:val="0"/>
-        </w:rPr>
-        <w:t xml:space="preserve">métricas de rendimiento</w:t>
-      </w:r>
-    </w:p>
-    <w:p>
-      <w:pPr>
-        <w:rPr/>
-      </w:pPr>
-      <w:r>
-        <w:pict>
-          <v:rect style="width:0.0pt;height:1.5pt" o:hr="t" o:hrstd="t" o:hralign="center" fillcolor="#A0A0A0" stroked="f"/>
-        </w:pict>
-      </w:r>
-      <w:r>
-        <w:rPr>
-          <w:rtl w:val="0"/>
-        </w:rPr>
-      </w:r>
-    </w:p>
-    <w:p>
-      <w:pPr>
-        <w:pStyle w:val="Heading2"/>
-        <w:keepNext w:val="0"/>
-        <w:keepLines w:val="0"/>
-        <w:spacing w:after="80" w:lineRule="auto"/>
-        <w:rPr>
-          <w:b w:val="1"/>
-          <w:bCs w:val="1"/>
-          <w:sz w:val="34"/>
-          <w:szCs w:val="34"/>
-        </w:rPr>
-      </w:pPr>
-      <w:bookmarkStart w:colFirst="0" w:colLast="0" w:name="_oqun7f70koms" w:id="22"/>
-      <w:bookmarkEnd w:id="22"/>
-      <w:r>
-        <w:rPr>
-          <w:b w:val="1"/>
-          <w:bCs w:val="1"/>
-          <w:sz w:val="34"/>
-          <w:szCs w:val="34"/>
-          <w:rtl w:val="0"/>
-        </w:rPr>
-        <w:t xml:space="preserve">8.4 Risk Engine</w:t>
-      </w:r>
-    </w:p>
-    <w:p>
-      <w:pPr>
-        <w:spacing w:after="240" w:before="240" w:lineRule="auto"/>
-        <w:rPr/>
-      </w:pPr>
-      <w:r>
-        <w:rPr>
-          <w:rtl w:val="0"/>
-        </w:rPr>
-        <w:t xml:space="preserve">Responsable de:</w:t>
-      </w:r>
-    </w:p>
-    <w:p>
-      <w:pPr>
-        <w:numPr>
-          <w:ilvl w:val="0"/>
-          <w:numId w:val="12"/>
-        </w:numPr>
-        <w:spacing w:after="0" w:afterAutospacing="0" w:before="240" w:lineRule="auto"/>
-        <w:ind w:left="720" w:hanging="360"/>
-      </w:pPr>
-      <w:r>
-        <w:rPr>
-          <w:rtl w:val="0"/>
-        </w:rPr>
-        <w:t xml:space="preserve">sizing de posiciones</w:t>
-      </w:r>
-    </w:p>
-    <w:p>
-      <w:pPr>
-        <w:numPr>
-          <w:ilvl w:val="0"/>
-          <w:numId w:val="12"/>
-        </w:numPr>
-        <w:spacing w:after="0" w:afterAutospacing="0" w:before="0" w:beforeAutospacing="0" w:lineRule="auto"/>
-        <w:ind w:left="720" w:hanging="360"/>
-      </w:pPr>
-      <w:r>
-        <w:rPr>
-          <w:rtl w:val="0"/>
-        </w:rPr>
-        <w:t xml:space="preserve">control de exposición</w:t>
-      </w:r>
-    </w:p>
-    <w:p>
-      <w:pPr>
-        <w:numPr>
-          <w:ilvl w:val="0"/>
-          <w:numId w:val="12"/>
-        </w:numPr>
-        <w:spacing w:after="0" w:afterAutospacing="0" w:before="0" w:beforeAutospacing="0" w:lineRule="auto"/>
-        <w:ind w:left="720" w:hanging="360"/>
-      </w:pPr>
-      <w:r>
-        <w:rPr>
-          <w:rtl w:val="0"/>
-        </w:rPr>
-        <w:t xml:space="preserve">control de drawdown</w:t>
-      </w:r>
-    </w:p>
-    <w:p>
-      <w:pPr>
-        <w:numPr>
-          <w:ilvl w:val="0"/>
-          <w:numId w:val="12"/>
-        </w:numPr>
-        <w:spacing w:after="240" w:before="0" w:beforeAutospacing="0" w:lineRule="auto"/>
-        <w:ind w:left="720" w:hanging="360"/>
-      </w:pPr>
-      <w:r>
-        <w:rPr>
-          <w:rtl w:val="0"/>
-        </w:rPr>
-        <w:t xml:space="preserve">correlaciones</w:t>
-      </w:r>
-    </w:p>
-    <w:p>
-      <w:pPr>
-        <w:rPr/>
-      </w:pPr>
-      <w:r>
-        <w:pict>
-          <v:rect style="width:0.0pt;height:1.5pt" o:hr="t" o:hrstd="t" o:hralign="center" fillcolor="#A0A0A0" stroked="f"/>
-        </w:pict>
-      </w:r>
-      <w:r>
-        <w:rPr>
-          <w:rtl w:val="0"/>
-        </w:rPr>
-      </w:r>
-    </w:p>
-    <w:p>
-      <w:pPr>
-        <w:pStyle w:val="Heading2"/>
-        <w:keepNext w:val="0"/>
-        <w:keepLines w:val="0"/>
-        <w:spacing w:after="80" w:lineRule="auto"/>
-        <w:rPr>
-          <w:b w:val="1"/>
-          <w:bCs w:val="1"/>
-          <w:sz w:val="34"/>
-          <w:szCs w:val="34"/>
-        </w:rPr>
-      </w:pPr>
-      <w:bookmarkStart w:colFirst="0" w:colLast="0" w:name="_js59ij87brle" w:id="23"/>
-      <w:bookmarkEnd w:id="23"/>
-      <w:r>
-        <w:rPr>
-          <w:b w:val="1"/>
-          <w:bCs w:val="1"/>
-          <w:sz w:val="34"/>
-          <w:szCs w:val="34"/>
-          <w:rtl w:val="0"/>
-        </w:rPr>
-        <w:t xml:space="preserve">8.5 Execution Engine</w:t>
-      </w:r>
-    </w:p>
-    <w:p>
-      <w:pPr>
-        <w:spacing w:after="240" w:before="240" w:lineRule="auto"/>
-        <w:rPr/>
-      </w:pPr>
-      <w:r>
-        <w:rPr>
-          <w:rtl w:val="0"/>
-        </w:rPr>
-        <w:t xml:space="preserve">Responsable de:</w:t>
-      </w:r>
-    </w:p>
-    <w:p>
-      <w:pPr>
-        <w:numPr>
-          <w:ilvl w:val="0"/>
-          <w:numId w:val="8"/>
-        </w:numPr>
-        <w:spacing w:after="0" w:afterAutospacing="0" w:before="240" w:lineRule="auto"/>
-        <w:ind w:left="720" w:hanging="360"/>
-      </w:pPr>
-      <w:r>
-        <w:rPr>
-          <w:rtl w:val="0"/>
-        </w:rPr>
-        <w:t xml:space="preserve">envío de órdenes</w:t>
-      </w:r>
-    </w:p>
-    <w:p>
-      <w:pPr>
-        <w:numPr>
-          <w:ilvl w:val="0"/>
-          <w:numId w:val="8"/>
-        </w:numPr>
-        <w:spacing w:after="0" w:afterAutospacing="0" w:before="0" w:beforeAutospacing="0" w:lineRule="auto"/>
-        <w:ind w:left="720" w:hanging="360"/>
-      </w:pPr>
-      <w:r>
-        <w:rPr>
-          <w:rtl w:val="0"/>
-        </w:rPr>
-        <w:t xml:space="preserve">control de ejecución</w:t>
-      </w:r>
-    </w:p>
-    <w:p>
-      <w:pPr>
-        <w:numPr>
-          <w:ilvl w:val="0"/>
-          <w:numId w:val="8"/>
-        </w:numPr>
-        <w:spacing w:after="240" w:before="0" w:beforeAutospacing="0" w:lineRule="auto"/>
-        <w:ind w:left="720" w:hanging="360"/>
-      </w:pPr>
-      <w:r>
-        <w:rPr>
-          <w:rtl w:val="0"/>
-        </w:rPr>
-        <w:t xml:space="preserve">manejo de errores del broker</w:t>
-      </w:r>
-    </w:p>
-    <w:p>
-      <w:pPr>
-        <w:rPr/>
-      </w:pPr>
-      <w:r>
-        <w:pict>
-          <v:rect style="width:0.0pt;height:1.5pt" o:hr="t" o:hrstd="t" o:hralign="center" fillcolor="#A0A0A0" stroked="f"/>
-        </w:pict>
-      </w:r>
-      <w:r>
-        <w:rPr>
-          <w:rtl w:val="0"/>
-        </w:rPr>
-      </w:r>
-    </w:p>
-    <w:p>
-      <w:pPr>
-        <w:pStyle w:val="Heading2"/>
-        <w:keepNext w:val="0"/>
-        <w:keepLines w:val="0"/>
-        <w:spacing w:after="80" w:lineRule="auto"/>
-        <w:rPr>
-          <w:b w:val="1"/>
-          <w:bCs w:val="1"/>
-          <w:sz w:val="34"/>
-          <w:szCs w:val="34"/>
-        </w:rPr>
-      </w:pPr>
-      <w:bookmarkStart w:colFirst="0" w:colLast="0" w:name="_wt5bume3box4" w:id="24"/>
-      <w:bookmarkEnd w:id="24"/>
-      <w:r>
-        <w:rPr>
-          <w:b w:val="1"/>
-          <w:bCs w:val="1"/>
-          <w:sz w:val="34"/>
-          <w:szCs w:val="34"/>
-          <w:rtl w:val="0"/>
-        </w:rPr>
-        <w:t xml:space="preserve">8.6 Portfolio Engine</w:t>
-      </w:r>
-    </w:p>
-    <w:p>
-      <w:pPr>
-        <w:spacing w:after="240" w:before="240" w:lineRule="auto"/>
-        <w:rPr/>
-      </w:pPr>
-      <w:r>
-        <w:rPr>
-          <w:rtl w:val="0"/>
-        </w:rPr>
-        <w:t xml:space="preserve">Responsable de:</w:t>
-      </w:r>
-    </w:p>
-    <w:p>
-      <w:pPr>
-        <w:numPr>
-          <w:ilvl w:val="0"/>
-          <w:numId w:val="9"/>
-        </w:numPr>
-        <w:spacing w:after="0" w:afterAutospacing="0" w:before="240" w:lineRule="auto"/>
-        <w:ind w:left="720" w:hanging="360"/>
-      </w:pPr>
-      <w:r>
-        <w:rPr>
-          <w:rtl w:val="0"/>
-        </w:rPr>
-        <w:t xml:space="preserve">asignación de capital</w:t>
-      </w:r>
-    </w:p>
-    <w:p>
-      <w:pPr>
-        <w:numPr>
-          <w:ilvl w:val="0"/>
-          <w:numId w:val="9"/>
-        </w:numPr>
-        <w:spacing w:after="0" w:afterAutospacing="0" w:before="0" w:beforeAutospacing="0" w:lineRule="auto"/>
-        <w:ind w:left="720" w:hanging="360"/>
-      </w:pPr>
-      <w:r>
-        <w:rPr>
-          <w:rtl w:val="0"/>
-        </w:rPr>
-        <w:t xml:space="preserve">rebalanceo</w:t>
-      </w:r>
-    </w:p>
-    <w:p>
-      <w:pPr>
-        <w:numPr>
-          <w:ilvl w:val="0"/>
-          <w:numId w:val="9"/>
-        </w:numPr>
-        <w:spacing w:after="240" w:before="0" w:beforeAutospacing="0" w:lineRule="auto"/>
-        <w:ind w:left="720" w:hanging="360"/>
-      </w:pPr>
-      <w:r>
-        <w:rPr>
-          <w:rtl w:val="0"/>
-        </w:rPr>
-        <w:t xml:space="preserve">optimización de cartera</w:t>
-      </w:r>
-    </w:p>
-    <w:p>
-      <w:pPr>
-        <w:rPr/>
-      </w:pPr>
-      <w:r>
-        <w:pict>
-          <v:rect style="width:0.0pt;height:1.5pt" o:hr="t" o:hrstd="t" o:hralign="center" fillcolor="#A0A0A0" stroked="f"/>
-        </w:pict>
-      </w:r>
-      <w:r>
-        <w:rPr>
-          <w:rtl w:val="0"/>
-        </w:rPr>
-      </w:r>
-    </w:p>
-    <w:p>
-      <w:pPr>
-        <w:pStyle w:val="Heading2"/>
-        <w:keepNext w:val="0"/>
-        <w:keepLines w:val="0"/>
-        <w:spacing w:after="80" w:lineRule="auto"/>
-        <w:rPr>
-          <w:b w:val="1"/>
-          <w:bCs w:val="1"/>
-          <w:sz w:val="34"/>
-          <w:szCs w:val="34"/>
-        </w:rPr>
-      </w:pPr>
-      <w:bookmarkStart w:colFirst="0" w:colLast="0" w:name="_9az9royyurpp" w:id="25"/>
-      <w:bookmarkEnd w:id="25"/>
-      <w:r>
-        <w:rPr>
-          <w:b w:val="1"/>
-          <w:bCs w:val="1"/>
-          <w:sz w:val="34"/>
-          <w:szCs w:val="34"/>
-          <w:rtl w:val="0"/>
-        </w:rPr>
-        <w:t xml:space="preserve">8.7 Tax Engine</w:t>
-      </w:r>
-    </w:p>
-    <w:p>
-      <w:pPr>
-        <w:spacing w:after="240" w:before="240" w:lineRule="auto"/>
-        <w:rPr/>
-      </w:pPr>
-      <w:r>
-        <w:rPr>
-          <w:rtl w:val="0"/>
-        </w:rPr>
-        <w:t xml:space="preserve">Responsable de:</w:t>
-      </w:r>
-    </w:p>
-    <w:p>
-      <w:pPr>
-        <w:numPr>
-          <w:ilvl w:val="0"/>
-          <w:numId w:val="19"/>
-        </w:numPr>
-        <w:spacing w:after="0" w:afterAutospacing="0" w:before="240" w:lineRule="auto"/>
-        <w:ind w:left="720" w:hanging="360"/>
-      </w:pPr>
-      <w:r>
-        <w:rPr>
-          <w:rtl w:val="0"/>
-        </w:rPr>
-        <w:t xml:space="preserve">cálculo de impuestos</w:t>
-      </w:r>
-    </w:p>
-    <w:p>
-      <w:pPr>
-        <w:numPr>
-          <w:ilvl w:val="0"/>
-          <w:numId w:val="19"/>
-        </w:numPr>
-        <w:spacing w:after="0" w:afterAutospacing="0" w:before="0" w:beforeAutospacing="0" w:lineRule="auto"/>
-        <w:ind w:left="720" w:hanging="360"/>
-      </w:pPr>
-      <w:r>
-        <w:rPr>
-          <w:rtl w:val="0"/>
-        </w:rPr>
-        <w:t xml:space="preserve">optimización fiscal (FIFO/LIFO/holding periods)</w:t>
-      </w:r>
-    </w:p>
-    <w:p>
-      <w:pPr>
-        <w:numPr>
-          <w:ilvl w:val="0"/>
-          <w:numId w:val="19"/>
-        </w:numPr>
-        <w:spacing w:after="240" w:before="0" w:beforeAutospacing="0" w:lineRule="auto"/>
-        <w:ind w:left="720" w:hanging="360"/>
-      </w:pPr>
-      <w:r>
-        <w:rPr>
-          <w:rtl w:val="0"/>
-        </w:rPr>
-        <w:t xml:space="preserve">tracking de ganancias realizadas/no realizadas</w:t>
-      </w:r>
-    </w:p>
-    <w:p>
-      <w:pPr>
-        <w:rPr/>
-      </w:pPr>
-      <w:r>
-        <w:pict>
-          <v:rect style="width:0.0pt;height:1.5pt" o:hr="t" o:hrstd="t" o:hralign="center" fillcolor="#A0A0A0" stroked="f"/>
-        </w:pict>
-      </w:r>
-      <w:r>
-        <w:rPr>
-          <w:rtl w:val="0"/>
-        </w:rPr>
-      </w:r>
-    </w:p>
-    <w:p>
-      <w:pPr>
-        <w:pStyle w:val="Heading2"/>
-        <w:keepNext w:val="0"/>
-        <w:keepLines w:val="0"/>
-        <w:spacing w:after="80" w:lineRule="auto"/>
-        <w:rPr>
-          <w:b w:val="1"/>
-          <w:bCs w:val="1"/>
-          <w:sz w:val="34"/>
-          <w:szCs w:val="34"/>
-        </w:rPr>
-      </w:pPr>
-      <w:bookmarkStart w:colFirst="0" w:colLast="0" w:name="_wrcuim24k8no" w:id="26"/>
-      <w:bookmarkEnd w:id="26"/>
-      <w:r>
-        <w:rPr>
-          <w:b w:val="1"/>
-          <w:bCs w:val="1"/>
-          <w:sz w:val="34"/>
-          <w:szCs w:val="34"/>
-          <w:rtl w:val="0"/>
-        </w:rPr>
-        <w:t xml:space="preserve">8.8 Analytics Engine</w:t>
-      </w:r>
-    </w:p>
-    <w:p>
-      <w:pPr>
-        <w:spacing w:after="240" w:before="240" w:lineRule="auto"/>
-        <w:rPr/>
-      </w:pPr>
-      <w:r>
-        <w:rPr>
-          <w:rtl w:val="0"/>
-        </w:rPr>
-        <w:t xml:space="preserve">Responsable de:</w:t>
-      </w:r>
-    </w:p>
-    <w:p>
-      <w:pPr>
-        <w:numPr>
-          <w:ilvl w:val="0"/>
-          <w:numId w:val="6"/>
-        </w:numPr>
-        <w:spacing w:after="0" w:afterAutospacing="0" w:before="240" w:lineRule="auto"/>
-        <w:ind w:left="720" w:hanging="360"/>
-      </w:pPr>
-      <w:r>
-        <w:rPr>
-          <w:rtl w:val="0"/>
-        </w:rPr>
-        <w:t xml:space="preserve">métricas de rendimiento</w:t>
-      </w:r>
-    </w:p>
-    <w:p>
-      <w:pPr>
-        <w:numPr>
-          <w:ilvl w:val="0"/>
-          <w:numId w:val="6"/>
-        </w:numPr>
-        <w:spacing w:after="0" w:afterAutospacing="0" w:before="0" w:beforeAutospacing="0" w:lineRule="auto"/>
-        <w:ind w:left="720" w:hanging="360"/>
-      </w:pPr>
-      <w:r>
-        <w:rPr>
-          <w:rtl w:val="0"/>
-        </w:rPr>
-        <w:t xml:space="preserve">reportes</w:t>
-      </w:r>
-    </w:p>
-    <w:p>
-      <w:pPr>
-        <w:numPr>
-          <w:ilvl w:val="0"/>
-          <w:numId w:val="6"/>
-        </w:numPr>
-        <w:spacing w:after="0" w:afterAutospacing="0" w:before="0" w:beforeAutospacing="0" w:lineRule="auto"/>
-        <w:ind w:left="720" w:hanging="360"/>
-      </w:pPr>
-      <w:r>
-        <w:rPr>
-          <w:rtl w:val="0"/>
-        </w:rPr>
-        <w:t xml:space="preserve">auditoría</w:t>
-      </w:r>
-    </w:p>
-    <w:p>
-      <w:pPr>
-        <w:numPr>
-          <w:ilvl w:val="0"/>
-          <w:numId w:val="6"/>
-        </w:numPr>
-        <w:spacing w:after="240" w:before="0" w:beforeAutospacing="0" w:lineRule="auto"/>
-        <w:ind w:left="720" w:hanging="360"/>
-      </w:pPr>
-      <w:r>
-        <w:rPr>
-          <w:rtl w:val="0"/>
-        </w:rPr>
-        <w:t xml:space="preserve">trazabilidad completa</w:t>
-      </w:r>
-    </w:p>
-    <w:p>
-      <w:pPr>
-        <w:rPr/>
-      </w:pPr>
-      <w:r>
-        <w:pict>
-          <v:rect style="width:0.0pt;height:1.5pt" o:hr="t" o:hrstd="t" o:hralign="center" fillcolor="#A0A0A0" stroked="f"/>
-        </w:pict>
-      </w:r>
-      <w:r>
-        <w:rPr>
-          <w:rtl w:val="0"/>
-        </w:rPr>
-      </w:r>
-    </w:p>
-    <w:p>
-      <w:pPr>
-        <w:pStyle w:val="Heading1"/>
-        <w:keepNext w:val="0"/>
-        <w:keepLines w:val="0"/>
-        <w:spacing w:before="480" w:lineRule="auto"/>
-        <w:rPr>
-          <w:b w:val="1"/>
-          <w:bCs w:val="1"/>
-          <w:sz w:val="46"/>
-          <w:szCs w:val="46"/>
-        </w:rPr>
-      </w:pPr>
-      <w:bookmarkStart w:colFirst="0" w:colLast="0" w:name="_wrbuzevmmagn" w:id="27"/>
-      <w:bookmarkEnd w:id="27"/>
-      <w:r>
-        <w:rPr>
-          <w:b w:val="1"/>
-          <w:bCs w:val="1"/>
-          <w:sz w:val="46"/>
-          <w:szCs w:val="46"/>
-          <w:rtl w:val="0"/>
-        </w:rPr>
-        <w:t xml:space="preserve">9. Fases de evolución del sistema</w:t>
-      </w:r>
-    </w:p>
-    <w:p>
-      <w:pPr>
-        <w:pStyle w:val="Heading2"/>
-        <w:keepNext w:val="0"/>
-        <w:keepLines w:val="0"/>
-        <w:spacing w:after="80" w:lineRule="auto"/>
-        <w:rPr>
-          <w:b w:val="1"/>
-          <w:bCs w:val="1"/>
-          <w:sz w:val="34"/>
-          <w:szCs w:val="34"/>
-        </w:rPr>
-      </w:pPr>
-      <w:bookmarkStart w:colFirst="0" w:colLast="0" w:name="_ae3hwkherbty" w:id="28"/>
-      <w:bookmarkEnd w:id="28"/>
-      <w:r>
-        <w:rPr>
-          <w:b w:val="1"/>
-          <w:bCs w:val="1"/>
-          <w:sz w:val="34"/>
-          <w:szCs w:val="34"/>
-          <w:rtl w:val="0"/>
-        </w:rPr>
-        <w:t xml:space="preserve">Fase 0 — Investigación simulada</w:t>
-      </w:r>
-    </w:p>
-    <w:p>
-      <w:pPr>
-        <w:numPr>
-          <w:ilvl w:val="0"/>
-          <w:numId w:val="18"/>
-        </w:numPr>
-        <w:spacing w:after="0" w:afterAutospacing="0" w:before="240" w:lineRule="auto"/>
-        <w:ind w:left="720" w:hanging="360"/>
-      </w:pPr>
-      <w:r>
-        <w:rPr>
-          <w:rtl w:val="0"/>
-        </w:rPr>
-        <w:t xml:space="preserve">sin dinero real</w:t>
-      </w:r>
-    </w:p>
-    <w:p>
-      <w:pPr>
-        <w:numPr>
-          <w:ilvl w:val="0"/>
-          <w:numId w:val="18"/>
-        </w:numPr>
-        <w:spacing w:after="240" w:before="0" w:beforeAutospacing="0" w:lineRule="auto"/>
-        <w:ind w:left="720" w:hanging="360"/>
-      </w:pPr>
-      <w:r>
-        <w:rPr>
-          <w:rtl w:val="0"/>
-        </w:rPr>
-        <w:t xml:space="preserve">validación de lógica</w:t>
-      </w:r>
-    </w:p>
-    <w:p>
-      <w:pPr>
-        <w:rPr/>
-      </w:pPr>
-      <w:r>
-        <w:pict>
-          <v:rect style="width:0.0pt;height:1.5pt" o:hr="t" o:hrstd="t" o:hralign="center" fillcolor="#A0A0A0" stroked="f"/>
-        </w:pict>
-      </w:r>
-      <w:r>
-        <w:rPr>
-          <w:rtl w:val="0"/>
-        </w:rPr>
-      </w:r>
-    </w:p>
-    <w:p>
-      <w:pPr>
-        <w:pStyle w:val="Heading2"/>
-        <w:keepNext w:val="0"/>
-        <w:keepLines w:val="0"/>
-        <w:spacing w:after="80" w:lineRule="auto"/>
-        <w:rPr>
-          <w:b w:val="1"/>
-          <w:bCs w:val="1"/>
-          <w:sz w:val="34"/>
-          <w:szCs w:val="34"/>
-        </w:rPr>
-      </w:pPr>
-      <w:bookmarkStart w:colFirst="0" w:colLast="0" w:name="_o6ml41vpgp9q" w:id="29"/>
-      <w:bookmarkEnd w:id="29"/>
-      <w:r>
-        <w:rPr>
-          <w:b w:val="1"/>
-          <w:bCs w:val="1"/>
-          <w:sz w:val="34"/>
-          <w:szCs w:val="34"/>
-          <w:rtl w:val="0"/>
-        </w:rPr>
-        <w:t xml:space="preserve">Fase 1 — Microcapital controlado</w:t>
-      </w:r>
-    </w:p>
-    <w:p>
-      <w:pPr>
-        <w:numPr>
-          <w:ilvl w:val="0"/>
-          <w:numId w:val="2"/>
-        </w:numPr>
-        <w:spacing w:after="0" w:afterAutospacing="0" w:before="240" w:lineRule="auto"/>
-        <w:ind w:left="720" w:hanging="360"/>
-      </w:pPr>
-      <w:r>
-        <w:rPr>
-          <w:rtl w:val="0"/>
-        </w:rPr>
-        <w:t xml:space="preserve">$200 – $1,000</w:t>
-      </w:r>
-    </w:p>
-    <w:p>
-      <w:pPr>
-        <w:numPr>
-          <w:ilvl w:val="0"/>
-          <w:numId w:val="2"/>
-        </w:numPr>
-        <w:spacing w:after="240" w:before="0" w:beforeAutospacing="0" w:lineRule="auto"/>
-        <w:ind w:left="720" w:hanging="360"/>
-      </w:pPr>
-      <w:r>
-        <w:rPr>
-          <w:rtl w:val="0"/>
-        </w:rPr>
-        <w:t xml:space="preserve">validación en mercado real</w:t>
-      </w:r>
-    </w:p>
-    <w:p>
-      <w:pPr>
-        <w:rPr/>
-      </w:pPr>
-      <w:r>
-        <w:pict>
-          <v:rect style="width:0.0pt;height:1.5pt" o:hr="t" o:hrstd="t" o:hralign="center" fillcolor="#A0A0A0" stroked="f"/>
-        </w:pict>
-      </w:r>
-      <w:r>
-        <w:rPr>
-          <w:rtl w:val="0"/>
-        </w:rPr>
-      </w:r>
-    </w:p>
-    <w:p>
-      <w:pPr>
-        <w:pStyle w:val="Heading2"/>
-        <w:keepNext w:val="0"/>
-        <w:keepLines w:val="0"/>
-        <w:spacing w:after="80" w:lineRule="auto"/>
-        <w:rPr>
-          <w:b w:val="1"/>
-          <w:bCs w:val="1"/>
-          <w:sz w:val="34"/>
-          <w:szCs w:val="34"/>
-        </w:rPr>
-      </w:pPr>
-      <w:bookmarkStart w:colFirst="0" w:colLast="0" w:name="_agbe175x5lrn" w:id="30"/>
-      <w:bookmarkEnd w:id="30"/>
-      <w:r>
-        <w:rPr>
-          <w:b w:val="1"/>
-          <w:bCs w:val="1"/>
-          <w:sz w:val="34"/>
-          <w:szCs w:val="34"/>
-          <w:rtl w:val="0"/>
-        </w:rPr>
-        <w:t xml:space="preserve">Fase 2 — Escalado progresivo</w:t>
-      </w:r>
-    </w:p>
-    <w:p>
-      <w:pPr>
-        <w:numPr>
-          <w:ilvl w:val="0"/>
-          <w:numId w:val="25"/>
-        </w:numPr>
-        <w:spacing w:after="0" w:afterAutospacing="0" w:before="240" w:lineRule="auto"/>
-        <w:ind w:left="720" w:hanging="360"/>
-      </w:pPr>
-      <w:r>
-        <w:rPr>
-          <w:rtl w:val="0"/>
-        </w:rPr>
-        <w:t xml:space="preserve">aportes periódicos desde ingresos laborales</w:t>
-      </w:r>
-    </w:p>
-    <w:p>
-      <w:pPr>
-        <w:numPr>
-          <w:ilvl w:val="0"/>
-          <w:numId w:val="25"/>
-        </w:numPr>
-        <w:spacing w:after="240" w:before="0" w:beforeAutospacing="0" w:lineRule="auto"/>
-        <w:ind w:left="720" w:hanging="360"/>
-      </w:pPr>
-      <w:r>
-        <w:rPr>
-          <w:rtl w:val="0"/>
-        </w:rPr>
-        <w:t xml:space="preserve">crecimiento controlado por métricas</w:t>
-      </w:r>
-    </w:p>
-    <w:p>
-      <w:pPr>
-        <w:rPr/>
-      </w:pPr>
-      <w:r>
-        <w:pict>
-          <v:rect style="width:0.0pt;height:1.5pt" o:hr="t" o:hrstd="t" o:hralign="center" fillcolor="#A0A0A0" stroked="f"/>
-        </w:pict>
-      </w:r>
-      <w:r>
-        <w:rPr>
-          <w:rtl w:val="0"/>
-        </w:rPr>
-      </w:r>
-    </w:p>
-    <w:p>
-      <w:pPr>
-        <w:pStyle w:val="Heading2"/>
-        <w:keepNext w:val="0"/>
-        <w:keepLines w:val="0"/>
-        <w:spacing w:after="80" w:lineRule="auto"/>
-        <w:rPr>
-          <w:b w:val="1"/>
-          <w:bCs w:val="1"/>
-          <w:sz w:val="34"/>
-          <w:szCs w:val="34"/>
-        </w:rPr>
-      </w:pPr>
-      <w:bookmarkStart w:colFirst="0" w:colLast="0" w:name="_xlhrgxsyv6xq" w:id="31"/>
-      <w:bookmarkEnd w:id="31"/>
-      <w:r>
-        <w:rPr>
-          <w:b w:val="1"/>
-          <w:bCs w:val="1"/>
-          <w:sz w:val="34"/>
-          <w:szCs w:val="34"/>
-          <w:rtl w:val="0"/>
-        </w:rPr>
-        <w:t xml:space="preserve">Fase 3 — Sistema de capital significativo</w:t>
-      </w:r>
-    </w:p>
-    <w:p>
-      <w:pPr>
-        <w:numPr>
-          <w:ilvl w:val="0"/>
-          <w:numId w:val="16"/>
-        </w:numPr>
-        <w:spacing w:after="0" w:afterAutospacing="0" w:before="240" w:lineRule="auto"/>
-        <w:ind w:left="720" w:hanging="360"/>
-      </w:pPr>
-      <w:r>
-        <w:rPr>
-          <w:rtl w:val="0"/>
-        </w:rPr>
-        <w:t xml:space="preserve">optimización fiscal</w:t>
-      </w:r>
-    </w:p>
-    <w:p>
-      <w:pPr>
-        <w:numPr>
-          <w:ilvl w:val="0"/>
-          <w:numId w:val="16"/>
-        </w:numPr>
-        <w:spacing w:after="0" w:afterAutospacing="0" w:before="0" w:beforeAutospacing="0" w:lineRule="auto"/>
-        <w:ind w:left="720" w:hanging="360"/>
-      </w:pPr>
-      <w:r>
-        <w:rPr>
-          <w:rtl w:val="0"/>
-        </w:rPr>
-        <w:t xml:space="preserve">múltiples estrategias</w:t>
-      </w:r>
-    </w:p>
-    <w:p>
-      <w:pPr>
-        <w:numPr>
-          <w:ilvl w:val="0"/>
-          <w:numId w:val="16"/>
-        </w:numPr>
-        <w:spacing w:after="240" w:before="0" w:beforeAutospacing="0" w:lineRule="auto"/>
-        <w:ind w:left="720" w:hanging="360"/>
-      </w:pPr>
-      <w:r>
-        <w:rPr>
-          <w:rtl w:val="0"/>
-        </w:rPr>
-        <w:t xml:space="preserve">control de riesgo avanzado</w:t>
-      </w:r>
-    </w:p>
-    <w:p>
-      <w:pPr>
-        <w:rPr/>
-      </w:pPr>
-      <w:r>
-        <w:pict>
-          <v:rect style="width:0.0pt;height:1.5pt" o:hr="t" o:hrstd="t" o:hralign="center" fillcolor="#A0A0A0" stroked="f"/>
-        </w:pict>
-      </w:r>
-      <w:r>
-        <w:rPr>
-          <w:rtl w:val="0"/>
-        </w:rPr>
-      </w:r>
-    </w:p>
-    <w:p>
-      <w:pPr>
-        <w:pStyle w:val="Heading2"/>
-        <w:keepNext w:val="0"/>
-        <w:keepLines w:val="0"/>
-        <w:spacing w:after="80" w:lineRule="auto"/>
-        <w:rPr>
-          <w:b w:val="1"/>
-          <w:bCs w:val="1"/>
-          <w:sz w:val="34"/>
-          <w:szCs w:val="34"/>
-        </w:rPr>
-      </w:pPr>
-      <w:bookmarkStart w:colFirst="0" w:colLast="0" w:name="_tjgj4s5tzja" w:id="32"/>
-      <w:bookmarkEnd w:id="32"/>
-      <w:r>
-        <w:rPr>
-          <w:b w:val="1"/>
-          <w:bCs w:val="1"/>
-          <w:sz w:val="34"/>
-          <w:szCs w:val="34"/>
-          <w:rtl w:val="0"/>
-        </w:rPr>
-        <w:t xml:space="preserve">Fase 4 — Plataforma profesional (TramitaGO Quant System)</w:t>
-      </w:r>
-    </w:p>
-    <w:p>
-      <w:pPr>
-        <w:numPr>
-          <w:ilvl w:val="0"/>
-          <w:numId w:val="22"/>
-        </w:numPr>
-        <w:spacing w:after="0" w:afterAutospacing="0" w:before="240" w:lineRule="auto"/>
-        <w:ind w:left="720" w:hanging="360"/>
-      </w:pPr>
-      <w:r>
-        <w:rPr>
-          <w:rtl w:val="0"/>
-        </w:rPr>
-        <w:t xml:space="preserve">gestión estructurada de capital</w:t>
-      </w:r>
-    </w:p>
-    <w:p>
-      <w:pPr>
-        <w:numPr>
-          <w:ilvl w:val="0"/>
-          <w:numId w:val="22"/>
-        </w:numPr>
-        <w:spacing w:after="0" w:afterAutospacing="0" w:before="0" w:beforeAutospacing="0" w:lineRule="auto"/>
-        <w:ind w:left="720" w:hanging="360"/>
-      </w:pPr>
-      <w:r>
-        <w:rPr>
-          <w:rtl w:val="0"/>
-        </w:rPr>
-        <w:t xml:space="preserve">posible multi-cuenta</w:t>
-      </w:r>
-    </w:p>
-    <w:p>
-      <w:pPr>
-        <w:numPr>
-          <w:ilvl w:val="0"/>
-          <w:numId w:val="22"/>
-        </w:numPr>
-        <w:spacing w:after="240" w:before="0" w:beforeAutospacing="0" w:lineRule="auto"/>
-        <w:ind w:left="720" w:hanging="360"/>
-      </w:pPr>
-      <w:r>
-        <w:rPr>
-          <w:rtl w:val="0"/>
-        </w:rPr>
-        <w:t xml:space="preserve">preparación para auditoría y escalabilidad empresarial</w:t>
-      </w:r>
-    </w:p>
-    <w:p>
-      <w:pPr>
-        <w:rPr/>
-      </w:pPr>
-      <w:r>
-        <w:pict>
-          <v:rect style="width:0.0pt;height:1.5pt" o:hr="t" o:hrstd="t" o:hralign="center" fillcolor="#A0A0A0" stroked="f"/>
-        </w:pict>
-      </w:r>
-      <w:r>
-        <w:rPr>
-          <w:rtl w:val="0"/>
-        </w:rPr>
-      </w:r>
-    </w:p>
-    <w:p>
-      <w:pPr>
-        <w:pStyle w:val="Heading1"/>
-        <w:keepNext w:val="0"/>
-        <w:keepLines w:val="0"/>
-        <w:spacing w:before="480" w:lineRule="auto"/>
-        <w:rPr>
-          <w:b w:val="1"/>
-          <w:bCs w:val="1"/>
-          <w:sz w:val="46"/>
-          <w:szCs w:val="46"/>
-        </w:rPr>
-      </w:pPr>
-      <w:bookmarkStart w:colFirst="0" w:colLast="0" w:name="_enmusz9xq12l" w:id="33"/>
-      <w:bookmarkEnd w:id="33"/>
-      <w:r>
-        <w:rPr>
-          <w:b w:val="1"/>
-          <w:bCs w:val="1"/>
-          <w:sz w:val="46"/>
-          <w:szCs w:val="46"/>
-          <w:rtl w:val="0"/>
-        </w:rPr>
-        <w:t xml:space="preserve">10. Reglas de escalado de capital</w:t>
-      </w:r>
-    </w:p>
-    <w:p>
-      <w:pPr>
-        <w:spacing w:after="240" w:before="240" w:lineRule="auto"/>
-        <w:rPr/>
-      </w:pPr>
-      <w:r>
-        <w:rPr>
-          <w:rtl w:val="0"/>
-        </w:rPr>
-        <w:t xml:space="preserve">El aumento de capital no será discrecional.</w:t>
-      </w:r>
-    </w:p>
-    <w:p>
-      <w:pPr>
-        <w:spacing w:after="240" w:before="240" w:lineRule="auto"/>
-        <w:rPr/>
-      </w:pPr>
-      <w:r>
-        <w:rPr>
-          <w:rtl w:val="0"/>
-        </w:rPr>
-        <w:t xml:space="preserve">Se basa en métricas como:</w:t>
-      </w:r>
-    </w:p>
-    <w:p>
-      <w:pPr>
-        <w:numPr>
-          <w:ilvl w:val="0"/>
-          <w:numId w:val="11"/>
-        </w:numPr>
-        <w:spacing w:after="0" w:afterAutospacing="0" w:before="240" w:lineRule="auto"/>
-        <w:ind w:left="720" w:hanging="360"/>
-      </w:pPr>
-      <w:r>
-        <w:rPr>
-          <w:rtl w:val="0"/>
-        </w:rPr>
-        <w:t xml:space="preserve">Sharpe ratio estable</w:t>
-      </w:r>
-    </w:p>
-    <w:p>
-      <w:pPr>
-        <w:numPr>
-          <w:ilvl w:val="0"/>
-          <w:numId w:val="11"/>
-        </w:numPr>
-        <w:spacing w:after="0" w:afterAutospacing="0" w:before="0" w:beforeAutospacing="0" w:lineRule="auto"/>
-        <w:ind w:left="720" w:hanging="360"/>
-      </w:pPr>
-      <w:r>
-        <w:rPr>
-          <w:rtl w:val="0"/>
-        </w:rPr>
-        <w:t xml:space="preserve">drawdown controlado</w:t>
-      </w:r>
-    </w:p>
-    <w:p>
-      <w:pPr>
-        <w:numPr>
-          <w:ilvl w:val="0"/>
-          <w:numId w:val="11"/>
-        </w:numPr>
-        <w:spacing w:after="0" w:afterAutospacing="0" w:before="0" w:beforeAutospacing="0" w:lineRule="auto"/>
-        <w:ind w:left="720" w:hanging="360"/>
-      </w:pPr>
-      <w:r>
-        <w:rPr>
-          <w:rtl w:val="0"/>
-        </w:rPr>
-        <w:t xml:space="preserve">consistencia temporal</w:t>
-      </w:r>
-    </w:p>
-    <w:p>
-      <w:pPr>
-        <w:numPr>
-          <w:ilvl w:val="0"/>
-          <w:numId w:val="11"/>
-        </w:numPr>
-        <w:spacing w:after="0" w:afterAutospacing="0" w:before="0" w:beforeAutospacing="0" w:lineRule="auto"/>
-        <w:ind w:left="720" w:hanging="360"/>
-      </w:pPr>
-      <w:r>
-        <w:rPr>
-          <w:rtl w:val="0"/>
-        </w:rPr>
-        <w:t xml:space="preserve">validación fuera de muestra</w:t>
-      </w:r>
-    </w:p>
-    <w:p>
-      <w:pPr>
-        <w:numPr>
-          <w:ilvl w:val="0"/>
-          <w:numId w:val="11"/>
-        </w:numPr>
-        <w:spacing w:after="240" w:before="0" w:beforeAutospacing="0" w:lineRule="auto"/>
-        <w:ind w:left="720" w:hanging="360"/>
-      </w:pPr>
-      <w:r>
-        <w:rPr>
-          <w:rtl w:val="0"/>
-        </w:rPr>
-        <w:t xml:space="preserve">estabilidad de estrategia</w:t>
-      </w:r>
-    </w:p>
-    <w:p>
-      <w:pPr>
-        <w:spacing w:after="240" w:before="240" w:lineRule="auto"/>
-        <w:rPr/>
-      </w:pPr>
-      <w:r>
-        <w:rPr>
-          <w:rtl w:val="0"/>
-        </w:rPr>
-        <w:t xml:space="preserve">Si estas condiciones no se cumplen, el capital no se incrementa.</w:t>
-      </w:r>
-    </w:p>
-    <w:p>
-      <w:pPr>
-        <w:rPr/>
-      </w:pPr>
-      <w:r>
-        <w:pict>
-          <v:rect style="width:0.0pt;height:1.5pt" o:hr="t" o:hrstd="t" o:hralign="center" fillcolor="#A0A0A0" stroked="f"/>
-        </w:pict>
-      </w:r>
-      <w:r>
-        <w:rPr>
-          <w:rtl w:val="0"/>
-        </w:rPr>
-      </w:r>
-    </w:p>
-    <w:p>
-      <w:pPr>
-        <w:pStyle w:val="Heading1"/>
-        <w:keepNext w:val="0"/>
-        <w:keepLines w:val="0"/>
-        <w:spacing w:before="480" w:lineRule="auto"/>
-        <w:rPr>
-          <w:b w:val="1"/>
-          <w:bCs w:val="1"/>
-          <w:sz w:val="46"/>
-          <w:szCs w:val="46"/>
-        </w:rPr>
-      </w:pPr>
-      <w:bookmarkStart w:colFirst="0" w:colLast="0" w:name="_ead24bcdcqis" w:id="34"/>
-      <w:bookmarkEnd w:id="34"/>
-      <w:r>
-        <w:rPr>
-          <w:b w:val="1"/>
-          <w:bCs w:val="1"/>
-          <w:sz w:val="46"/>
-          <w:szCs w:val="46"/>
-          <w:rtl w:val="0"/>
-        </w:rPr>
-        <w:t xml:space="preserve">11. Reglas de datos</w:t>
-      </w:r>
-    </w:p>
-    <w:p>
-      <w:pPr>
-        <w:numPr>
-          <w:ilvl w:val="0"/>
-          <w:numId w:val="28"/>
-        </w:numPr>
-        <w:spacing w:after="0" w:afterAutospacing="0" w:before="240" w:lineRule="auto"/>
-        <w:ind w:left="720" w:hanging="360"/>
-      </w:pPr>
-      <w:r>
-        <w:rPr>
-          <w:rtl w:val="0"/>
-        </w:rPr>
-        <w:t xml:space="preserve">Toda decisión debe ser trazable a datos históricos o simulados.</w:t>
-      </w:r>
-    </w:p>
-    <w:p>
-      <w:pPr>
-        <w:numPr>
-          <w:ilvl w:val="0"/>
-          <w:numId w:val="28"/>
-        </w:numPr>
-        <w:spacing w:after="0" w:afterAutospacing="0" w:before="0" w:beforeAutospacing="0" w:lineRule="auto"/>
-        <w:ind w:left="720" w:hanging="360"/>
-      </w:pPr>
-      <w:r>
-        <w:rPr>
-          <w:rtl w:val="0"/>
-        </w:rPr>
-        <w:t xml:space="preserve">Ninguna estrategia puede depender de datos no reproducibles.</w:t>
-      </w:r>
-    </w:p>
-    <w:p>
-      <w:pPr>
-        <w:numPr>
-          <w:ilvl w:val="0"/>
-          <w:numId w:val="28"/>
-        </w:numPr>
-        <w:spacing w:after="240" w:before="0" w:beforeAutospacing="0" w:lineRule="auto"/>
-        <w:ind w:left="720" w:hanging="360"/>
-      </w:pPr>
-      <w:r>
-        <w:rPr>
-          <w:rtl w:val="0"/>
-        </w:rPr>
-        <w:t xml:space="preserve">Toda fuente de datos debe ser versionada o registrada.</w:t>
-      </w:r>
-    </w:p>
-    <w:p>
-      <w:pPr>
-        <w:rPr/>
-      </w:pPr>
-      <w:r>
-        <w:pict>
-          <v:rect style="width:0.0pt;height:1.5pt" o:hr="t" o:hrstd="t" o:hralign="center" fillcolor="#A0A0A0" stroked="f"/>
-        </w:pict>
-      </w:r>
-      <w:r>
-        <w:rPr>
-          <w:rtl w:val="0"/>
-        </w:rPr>
-      </w:r>
-    </w:p>
-    <w:p>
-      <w:pPr>
-        <w:pStyle w:val="Heading1"/>
-        <w:keepNext w:val="0"/>
-        <w:keepLines w:val="0"/>
-        <w:spacing w:before="480" w:lineRule="auto"/>
-        <w:rPr>
-          <w:b w:val="1"/>
-          <w:bCs w:val="1"/>
-          <w:sz w:val="46"/>
-          <w:szCs w:val="46"/>
-        </w:rPr>
-      </w:pPr>
-      <w:bookmarkStart w:colFirst="0" w:colLast="0" w:name="_mpuodqfpf4qt" w:id="35"/>
-      <w:bookmarkEnd w:id="35"/>
-      <w:r>
-        <w:rPr>
-          <w:b w:val="1"/>
-          <w:bCs w:val="1"/>
-          <w:sz w:val="46"/>
-          <w:szCs w:val="46"/>
-          <w:rtl w:val="0"/>
-        </w:rPr>
-        <w:t xml:space="preserve">12. Reglas de diseño de software</w:t>
-      </w:r>
-    </w:p>
-    <w:p>
-      <w:pPr>
-        <w:numPr>
-          <w:ilvl w:val="0"/>
-          <w:numId w:val="10"/>
-        </w:numPr>
-        <w:spacing w:after="0" w:afterAutospacing="0" w:before="240" w:lineRule="auto"/>
-        <w:ind w:left="720" w:hanging="360"/>
-      </w:pPr>
-      <w:r>
-        <w:rPr>
-          <w:rtl w:val="0"/>
-        </w:rPr>
-        <w:t xml:space="preserve">Código modular obligatorio</w:t>
-      </w:r>
-    </w:p>
-    <w:p>
-      <w:pPr>
-        <w:numPr>
-          <w:ilvl w:val="0"/>
-          <w:numId w:val="10"/>
-        </w:numPr>
-        <w:spacing w:after="0" w:afterAutospacing="0" w:before="0" w:beforeAutospacing="0" w:lineRule="auto"/>
-        <w:ind w:left="720" w:hanging="360"/>
-      </w:pPr>
-      <w:r>
-        <w:rPr>
-          <w:rtl w:val="0"/>
-        </w:rPr>
-        <w:t xml:space="preserve">Tipado fuerte recomendado (Python typing)</w:t>
-      </w:r>
-    </w:p>
-    <w:p>
-      <w:pPr>
-        <w:numPr>
-          <w:ilvl w:val="0"/>
-          <w:numId w:val="10"/>
-        </w:numPr>
-        <w:spacing w:after="0" w:afterAutospacing="0" w:before="0" w:beforeAutospacing="0" w:lineRule="auto"/>
-        <w:ind w:left="720" w:hanging="360"/>
-      </w:pPr>
-      <w:r>
-        <w:rPr>
-          <w:rtl w:val="0"/>
-        </w:rPr>
-        <w:t xml:space="preserve">Logging completo obligatorio</w:t>
-      </w:r>
-    </w:p>
-    <w:p>
-      <w:pPr>
-        <w:numPr>
-          <w:ilvl w:val="0"/>
-          <w:numId w:val="10"/>
-        </w:numPr>
-        <w:spacing w:after="0" w:afterAutospacing="0" w:before="0" w:beforeAutospacing="0" w:lineRule="auto"/>
-        <w:ind w:left="720" w:hanging="360"/>
-      </w:pPr>
-      <w:r>
-        <w:rPr>
-          <w:rtl w:val="0"/>
-        </w:rPr>
-        <w:t xml:space="preserve">Testing obligatorio en cada módulo crítico</w:t>
-      </w:r>
-    </w:p>
-    <w:p>
-      <w:pPr>
-        <w:numPr>
-          <w:ilvl w:val="0"/>
-          <w:numId w:val="10"/>
-        </w:numPr>
-        <w:spacing w:after="240" w:before="0" w:beforeAutospacing="0" w:lineRule="auto"/>
-        <w:ind w:left="720" w:hanging="360"/>
-      </w:pPr>
-      <w:r>
-        <w:rPr>
-          <w:rtl w:val="0"/>
-        </w:rPr>
-        <w:t xml:space="preserve">Prohibido acoplamiento entre módulos</w:t>
-      </w:r>
-    </w:p>
-    <w:p>
-      <w:pPr>
-        <w:rPr/>
-      </w:pPr>
-      <w:r>
-        <w:pict>
-          <v:rect style="width:0.0pt;height:1.5pt" o:hr="t" o:hrstd="t" o:hralign="center" fillcolor="#A0A0A0" stroked="f"/>
-        </w:pict>
-      </w:r>
-      <w:r>
-        <w:rPr>
-          <w:rtl w:val="0"/>
-        </w:rPr>
-      </w:r>
-    </w:p>
-    <w:p>
-      <w:pPr>
-        <w:pStyle w:val="Heading1"/>
-        <w:keepNext w:val="0"/>
-        <w:keepLines w:val="0"/>
-        <w:spacing w:before="480" w:lineRule="auto"/>
-        <w:rPr>
-          <w:b w:val="1"/>
-          <w:bCs w:val="1"/>
-          <w:sz w:val="46"/>
-          <w:szCs w:val="46"/>
-        </w:rPr>
-      </w:pPr>
-      <w:bookmarkStart w:colFirst="0" w:colLast="0" w:name="_dhnzyn2yssij" w:id="36"/>
-      <w:bookmarkEnd w:id="36"/>
-      <w:r>
-        <w:rPr>
-          <w:b w:val="1"/>
-          <w:bCs w:val="1"/>
-          <w:sz w:val="46"/>
-          <w:szCs w:val="46"/>
-          <w:rtl w:val="0"/>
-        </w:rPr>
-        <w:t xml:space="preserve">13. Gobernanza del sistema</w:t>
-      </w:r>
-    </w:p>
-    <w:p>
-      <w:pPr>
-        <w:numPr>
-          <w:ilvl w:val="0"/>
-          <w:numId w:val="4"/>
-        </w:numPr>
-        <w:spacing w:after="0" w:afterAutospacing="0" w:before="240" w:lineRule="auto"/>
-        <w:ind w:left="720" w:hanging="360"/>
-      </w:pPr>
-      <w:r>
-        <w:rPr>
-          <w:rtl w:val="0"/>
-        </w:rPr>
-        <w:t xml:space="preserve">Ningún módulo puede entrar en producción sin validación en Fase anterior.</w:t>
-      </w:r>
-    </w:p>
-    <w:p>
-      <w:pPr>
-        <w:numPr>
-          <w:ilvl w:val="0"/>
-          <w:numId w:val="4"/>
-        </w:numPr>
-        <w:spacing w:after="0" w:afterAutospacing="0" w:before="0" w:beforeAutospacing="0" w:lineRule="auto"/>
-        <w:ind w:left="720" w:hanging="360"/>
-      </w:pPr>
-      <w:r>
-        <w:rPr>
-          <w:rtl w:val="0"/>
-        </w:rPr>
-        <w:t xml:space="preserve">Toda estrategia debe ser evaluada comparativamente contra baseline.</w:t>
-      </w:r>
-    </w:p>
-    <w:p>
-      <w:pPr>
-        <w:numPr>
-          <w:ilvl w:val="0"/>
-          <w:numId w:val="4"/>
-        </w:numPr>
-        <w:spacing w:after="240" w:before="0" w:beforeAutospacing="0" w:lineRule="auto"/>
-        <w:ind w:left="720" w:hanging="360"/>
-      </w:pPr>
-      <w:r>
-        <w:rPr>
-          <w:rtl w:val="0"/>
-        </w:rPr>
-        <w:t xml:space="preserve">Todo cambio debe ser registrable y auditable.</w:t>
-      </w:r>
-    </w:p>
-    <w:p>
-      <w:pPr>
-        <w:rPr/>
-      </w:pPr>
-      <w:r>
-        <w:pict>
-          <v:rect style="width:0.0pt;height:1.5pt" o:hr="t" o:hrstd="t" o:hralign="center" fillcolor="#A0A0A0" stroked="f"/>
-        </w:pict>
-      </w:r>
-      <w:r>
-        <w:rPr>
-          <w:rtl w:val="0"/>
-        </w:rPr>
-      </w:r>
-    </w:p>
-    <w:p>
-      <w:pPr>
-        <w:pStyle w:val="Heading1"/>
-        <w:keepNext w:val="0"/>
-        <w:keepLines w:val="0"/>
-        <w:spacing w:before="480" w:lineRule="auto"/>
-        <w:rPr>
-          <w:b w:val="1"/>
-          <w:bCs w:val="1"/>
-          <w:sz w:val="46"/>
-          <w:szCs w:val="46"/>
-        </w:rPr>
-      </w:pPr>
-      <w:bookmarkStart w:colFirst="0" w:colLast="0" w:name="_xjcrqonox8ck" w:id="37"/>
-      <w:bookmarkEnd w:id="37"/>
-      <w:r>
-        <w:rPr>
-          <w:b w:val="1"/>
-          <w:bCs w:val="1"/>
-          <w:sz w:val="46"/>
-          <w:szCs w:val="46"/>
-          <w:rtl w:val="0"/>
-        </w:rPr>
-        <w:t xml:space="preserve">14. Naturaleza del sistema</w:t>
-      </w:r>
-    </w:p>
-    <w:p>
-      <w:pPr>
-        <w:spacing w:after="240" w:before="240" w:lineRule="auto"/>
-        <w:rPr/>
-      </w:pPr>
-      <w:r>
-        <w:rPr>
-          <w:rtl w:val="0"/>
-        </w:rPr>
-        <w:t xml:space="preserve">Este sistema no es:</w:t>
-      </w:r>
-    </w:p>
-    <w:p>
-      <w:pPr>
-        <w:numPr>
-          <w:ilvl w:val="0"/>
-          <w:numId w:val="15"/>
-        </w:numPr>
-        <w:spacing w:after="0" w:afterAutospacing="0" w:before="240" w:lineRule="auto"/>
-        <w:ind w:left="720" w:hanging="360"/>
-      </w:pPr>
-      <w:r>
-        <w:rPr>
-          <w:rtl w:val="0"/>
-        </w:rPr>
-        <w:t xml:space="preserve">un bot de trading</w:t>
-      </w:r>
-    </w:p>
-    <w:p>
-      <w:pPr>
-        <w:numPr>
-          <w:ilvl w:val="0"/>
-          <w:numId w:val="15"/>
-        </w:numPr>
-        <w:spacing w:after="0" w:afterAutospacing="0" w:before="0" w:beforeAutospacing="0" w:lineRule="auto"/>
-        <w:ind w:left="720" w:hanging="360"/>
-      </w:pPr>
-      <w:r>
-        <w:rPr>
-          <w:rtl w:val="0"/>
-        </w:rPr>
-        <w:t xml:space="preserve">un algoritmo único</w:t>
-      </w:r>
-    </w:p>
-    <w:p>
-      <w:pPr>
-        <w:numPr>
-          <w:ilvl w:val="0"/>
-          <w:numId w:val="15"/>
-        </w:numPr>
-        <w:spacing w:after="240" w:before="0" w:beforeAutospacing="0" w:lineRule="auto"/>
-        <w:ind w:left="720" w:hanging="360"/>
-      </w:pPr>
-      <w:r>
-        <w:rPr>
-          <w:rtl w:val="0"/>
-        </w:rPr>
-        <w:t xml:space="preserve">una estrategia fija</w:t>
-      </w:r>
-    </w:p>
-    <w:p>
-      <w:pPr>
-        <w:spacing w:after="240" w:before="240" w:lineRule="auto"/>
-        <w:rPr/>
-      </w:pPr>
-      <w:r>
-        <w:rPr>
-          <w:rtl w:val="0"/>
-        </w:rPr>
-        <w:t xml:space="preserve">Este sistema es:</w:t>
-      </w:r>
-    </w:p>
-    <w:p>
-      <w:pPr>
-        <w:spacing w:after="240" w:before="240" w:lineRule="auto"/>
-        <w:ind w:left="600" w:right="600" w:firstLine="0"/>
-        <w:rPr/>
-      </w:pPr>
-      <w:r>
-        <w:rPr>
-          <w:rtl w:val="0"/>
-        </w:rPr>
-        <w:t xml:space="preserve">Una plataforma evolutiva de investigación cuantitativa aplicada a inversión sistemática.</w:t>
-      </w:r>
-    </w:p>
-    <w:p>
-      <w:pPr>
-        <w:rPr/>
-      </w:pPr>
-      <w:r>
-        <w:pict>
-          <v:rect style="width:0.0pt;height:1.5pt" o:hr="t" o:hrstd="t" o:hralign="center" fillcolor="#A0A0A0" stroked="f"/>
-        </w:pict>
-      </w:r>
-      <w:r>
-        <w:rPr>
-          <w:rtl w:val="0"/>
-        </w:rPr>
-      </w:r>
-    </w:p>
-    <w:p>
-      <w:pPr>
-        <w:pStyle w:val="Heading1"/>
-        <w:keepNext w:val="0"/>
-        <w:keepLines w:val="0"/>
-        <w:spacing w:before="480" w:lineRule="auto"/>
-        <w:rPr>
-          <w:b w:val="1"/>
-          <w:bCs w:val="1"/>
-          <w:sz w:val="46"/>
-          <w:szCs w:val="46"/>
-        </w:rPr>
-      </w:pPr>
-      <w:bookmarkStart w:colFirst="0" w:colLast="0" w:name="_5bs0sr7r6dvz" w:id="38"/>
-      <w:bookmarkEnd w:id="38"/>
-      <w:r>
-        <w:rPr>
-          <w:b w:val="1"/>
-          <w:bCs w:val="1"/>
-          <w:sz w:val="46"/>
-          <w:szCs w:val="46"/>
-          <w:rtl w:val="0"/>
-        </w:rPr>
-        <w:t xml:space="preserve">15. Declaración final de diseño</w:t>
-      </w:r>
-    </w:p>
-    <w:p>
-      <w:pPr>
-        <w:spacing w:after="240" w:before="240" w:lineRule="auto"/>
-        <w:rPr/>
-      </w:pPr>
-      <w:r>
-        <w:rPr>
-          <w:rtl w:val="0"/>
-        </w:rPr>
-        <w:t xml:space="preserve">El sistema está diseñado bajo el siguiente principio:</w:t>
-      </w:r>
-    </w:p>
-    <w:p>
-      <w:pPr>
-        <w:spacing w:after="240" w:before="240" w:lineRule="auto"/>
-        <w:ind w:left="600" w:right="600" w:firstLine="0"/>
-        <w:rPr/>
-      </w:pPr>
-      <w:r>
-        <w:rPr>
-          <w:rtl w:val="0"/>
-        </w:rPr>
-        <w:t xml:space="preserve">La calidad del sistema se mide por su capacidad de generar, validar y reemplazar estrategias de inversión de forma científica, reproducible y escalable, no por el rendimiento de una estrategia individual en un período específico.</w:t>
-      </w:r>
-    </w:p>
-    <w:p>
-      <w:pPr>
-        <w:rPr/>
-      </w:pPr>
-      <w:r>
-        <w:pict>
-          <v:rect style="width:0.0pt;height:1.5pt" o:hr="t" o:hrstd="t" o:hralign="center" fillcolor="#A0A0A0" stroked="f"/>
-        </w:pict>
-      </w:r>
-      <w:r>
-        <w:rPr>
-          <w:rtl w:val="0"/>
-        </w:rPr>
-      </w:r>
-    </w:p>
-    <w:p>
-      <w:pPr>
-        <w:pStyle w:val="Heading2"/>
-        <w:keepNext w:val="0"/>
-        <w:keepLines w:val="0"/>
-        <w:spacing w:after="80" w:lineRule="auto"/>
-        <w:rPr>
-          <w:b w:val="1"/>
-          <w:bCs w:val="1"/>
-          <w:sz w:val="34"/>
-          <w:szCs w:val="34"/>
-        </w:rPr>
-      </w:pPr>
-      <w:bookmarkStart w:colFirst="0" w:colLast="0" w:name="_9dsrmjz2bmi" w:id="39"/>
-      <w:bookmarkEnd w:id="39"/>
-      <w:r>
-        <w:rPr>
-          <w:b w:val="1"/>
-          <w:bCs w:val="1"/>
-          <w:sz w:val="34"/>
-          <w:szCs w:val="34"/>
-          <w:rtl w:val="0"/>
-        </w:rPr>
-        <w:t xml:space="preserve">FIN DEL DOCUMENTO 001</w:t>
-      </w:r>
-    </w:p>
-    <w:p>
-      <w:pPr>
-        <w:rPr/>
-      </w:pPr>
-      <w:r>
-        <w:rPr>
-          <w:rtl w:val="0"/>
-        </w:rPr>
       </w:r>
     </w:p>
     <w:sectPr>
+      <w:headerReference r:id="rId6" w:type="default"/>
       <w:pgSz w:h="16834" w:w="11909" w:orient="portrait"/>
       <w:pgMar w:bottom="1440" w:top="1440" w:left="1440" w:right="1440" w:header="720" w:footer="720"/>
       <w:pgNumType w:start="1"/>
     </w:sectPr>
   </w:body>
 </w:document>
+</file>
+
+<file path=word/header1.xml><?xml version="1.0" encoding="utf-8"?>
+<w:hdr xmlns:mc="http://schemas.openxmlformats.org/markup-compatibility/2006" xmlns:o="urn:schemas-microsoft-com:office:office" xmlns:r="http://schemas.openxmlformats.org/officeDocument/2006/relationships" xmlns:m="http://schemas.openxmlformats.org/officeDocument/2006/math" xmlns:v="urn:schemas-microsoft-com:vml" xmlns:wp="http://schemas.openxmlformats.org/drawingml/2006/wordprocessingDrawing" xmlns:w10="urn:schemas-microsoft-com:office:word" xmlns:w="http://schemas.openxmlformats.org/wordprocessingml/2006/main" xmlns:wne="http://schemas.microsoft.com/office/word/2006/wordml" xmlns:sl="http://schemas.openxmlformats.org/schemaLibrary/2006/main" xmlns:a="http://schemas.openxmlformats.org/drawingml/2006/main" xmlns:pic="http://schemas.openxmlformats.org/drawingml/2006/picture" xmlns:c="http://schemas.openxmlformats.org/drawingml/2006/chart" xmlns:lc="http://schemas.openxmlformats.org/drawingml/2006/lockedCanvas" xmlns:dgm="http://schemas.openxmlformats.org/drawingml/2006/diagram" xmlns:wps="http://schemas.microsoft.com/office/word/2010/wordprocessingShape" xmlns:wpg="http://schemas.microsoft.com/office/word/2010/wordprocessingGroup" xmlns:w14="http://schemas.microsoft.com/office/word/2010/wordml" xmlns:w15="http://schemas.microsoft.com/office/word/2012/wordml" xmlns:w16="http://schemas.microsoft.com/office/word/2018/wordml" xmlns:w16cex="http://schemas.microsoft.com/office/word/2018/wordml/cex" xmlns:w16cid="http://schemas.microsoft.com/office/word/2016/wordml/cid" xmlns="http://schemas.microsoft.com/office/tasks/2019/documenttasks" xmlns:cr="http://schemas.microsoft.com/office/comments/2020/reactions">
+  <w:p>
+    <w:pPr>
+      <w:rPr/>
+    </w:pPr>
+    <w:r>
+      <w:rPr>
+        <w:rtl w:val="0"/>
+      </w:rPr>
+    </w:r>
+  </w:p>
+</w:hdr>
 </file>
 
 <file path=word/numbering.xml><?xml version="1.0" encoding="utf-8"?>
